--- a/Capstone_Report.docx
+++ b/Capstone_Report.docx
@@ -5217,7 +5217,7 @@
           <w:b/>
           <w:sz w:val="26"/>
         </w:rPr>
-        <w:t>5.1  Classification Performance (Leave-One-Subject-Out)</w:t>
+        <w:t>5.1  Monitoring Track: Classification Performance (Leave-One-Subject-Out)</w:t>
       </w:r>
     </w:p>
     <w:p>
@@ -5230,7 +5230,7 @@
           <w:rFonts w:ascii="Times New Roman" w:hAnsi="Times New Roman"/>
           <w:sz w:val="24"/>
         </w:rPr>
-        <w:t>All results reported in this chapter are obtained under strict Leave-One-Subject-Out (LOSO) cross-validation on the DROZY dataset (10 subjects, 14,498 10-second non-overlapping epochs from O1 and O2 only, ~50/50 class balance by session label). For every fold, 9 subjects are used for training and the held-out subject is used for testing; reported numbers are the concatenated predictions across the ten folds, so each subject appears exactly once in a test set and never overlaps with its own training data. Per-subject z-score standardisation is computed from that subject's session-1 (awake) epochs only — equivalent to a 60-second awake calibration at deployment — and applied to both the subject's train and test epochs without leaking label information. The headline metric for the IEEE submission is weighted F1; accuracy, AUC-ROC, and Cohen's κ are reported alongside.</w:t>
+        <w:t>The results in this chapter are organised along two independent tracks. The first — the monitoring track — measures the instantaneous accuracy with which the pipeline can label each 10-second EEG epoch as awake or drowsy, and culminates in the v17 causal-smoothed operating point. The second — the pro-active track, §5.4 — measures how early the pipeline flags drowsiness relative to a behavioural camera-based reference. The two tracks share a single classifier (shrinkage LDA on the lean 10-feature set) but are evaluated under protocols appropriate to their respective deployment roles.</w:t>
       </w:r>
     </w:p>
     <w:p>
@@ -5243,7 +5243,20 @@
           <w:rFonts w:ascii="Times New Roman" w:hAnsi="Times New Roman"/>
           <w:sz w:val="24"/>
         </w:rPr>
-        <w:t>Table 5.1 reports the full progression of pipelines evaluated under this protocol, from the original hand-crafted 30-feature set through Riemannian geometry, nested-CV tuning, calibration-window optimisation, extended feature engineering, the feature-family ablation, and an end-to-end EEGNet baseline. The Phase 3a ablation winner — LDA on the 10-feature lean set (sample entropy, permutation entropy, aperiodic 1/f slope, O1–O2 coherence, peak-alpha-frequency difference) — achieves the best published F1 of 62.08.</w:t>
+        <w:t>All monitoring-track numbers use strict Leave-One-Subject-Out (LOSO) cross-validation on the DROZY dataset (10 subjects, 14,498 ten-second non-overlapping epochs from O1 and O2 only, ~50/50 class balance by session label). For every fold, nine subjects are used for training and the held-out subject is used for testing; reported numbers are the concatenated predictions across the ten folds, so each subject appears exactly once in a test set and never overlaps with its own training data. Per-subject z-score standardisation is computed from that subject's session-1 (awake) epochs only — equivalent to a 60-second awake calibration at deployment — and is applied to both the subject's train and test epochs without leaking label information. The headline metric for the IEEE submission is weighted F1; accuracy, AUC-ROC, and Cohen's κ are reported alongside.</w:t>
+      </w:r>
+    </w:p>
+    <w:p>
+      <w:pPr>
+        <w:spacing w:line="360" w:lineRule="auto"/>
+        <w:jc w:val="both"/>
+      </w:pPr>
+      <w:r>
+        <w:rPr>
+          <w:rFonts w:ascii="Times New Roman" w:hAnsi="Times New Roman"/>
+          <w:sz w:val="24"/>
+        </w:rPr>
+        <w:t>Table 5.1 reports the full pipeline progression, from the original hand-crafted 30-feature set through Riemannian geometry, nested-CV tuning, calibration-window optimisation, extended feature engineering, the feature-family ablation, an end-to-end EEGNet baseline, and — crucially — the v17 causal exponential moving-average (EMA) smoother that converts per-epoch posteriors into a temporally-coherent session-level estimator. The per-epoch best is v11 lean LDA (F1 = 62.08). The deployable best is v17 (lean LDA posteriors → causal EMA, τ = 600 s, continuous per-subject, no label-driven resets), which lifts LOSO F1 to 76.79 with Cohen's κ = 0.539 and AUC = 76.62. Smoothing is strictly causal (no future samples ever enter the estimate) and respects subject boundaries.</w:t>
       </w:r>
     </w:p>
     <w:p>
@@ -5257,7 +5270,7 @@
           <w:b/>
           <w:sz w:val="20"/>
         </w:rPr>
-        <w:t>Table 5.1: LOSO classification performance of every evaluated pipeline on DROZY (O1/O2, 10 subjects, 14,498 epochs)</w:t>
+        <w:t>Table 5.1: LOSO monitoring performance of every evaluated pipeline on DROZY (O1/O2, 10 subjects, 14,498 epochs). v17 is the published monitoring headline.</w:t>
       </w:r>
     </w:p>
     <w:tbl>
@@ -6076,7 +6089,7 @@
                 <w:rFonts w:ascii="Times New Roman" w:hAnsi="Times New Roman"/>
                 <w:sz w:val="20"/>
               </w:rPr>
-              <w:t>v11 LDA, 10-feature lean set (ENT+SLOPE+COH)  ← best</w:t>
+              <w:t>v11 LDA, 10-feature lean set (ENT+SLOPE+COH)</w:t>
             </w:r>
           </w:p>
         </w:tc>
@@ -6232,6 +6245,93 @@
                 <w:sz w:val="20"/>
               </w:rPr>
               <w:t>0.050</w:t>
+            </w:r>
+          </w:p>
+        </w:tc>
+      </w:tr>
+      <w:tr>
+        <w:tc>
+          <w:tcPr>
+            <w:tcW w:type="dxa" w:w="1800"/>
+          </w:tcPr>
+          <w:p>
+            <w:pPr>
+              <w:jc w:val="center"/>
+            </w:pPr>
+            <w:r>
+              <w:rPr>
+                <w:rFonts w:ascii="Times New Roman" w:hAnsi="Times New Roman"/>
+                <w:sz w:val="20"/>
+              </w:rPr>
+              <w:t>v17 v11 lean + causal EMA smoother (τ=600 s)  ← best</w:t>
+            </w:r>
+          </w:p>
+        </w:tc>
+        <w:tc>
+          <w:tcPr>
+            <w:tcW w:type="dxa" w:w="1800"/>
+          </w:tcPr>
+          <w:p>
+            <w:pPr>
+              <w:jc w:val="center"/>
+            </w:pPr>
+            <w:r>
+              <w:rPr>
+                <w:rFonts w:ascii="Times New Roman" w:hAnsi="Times New Roman"/>
+                <w:sz w:val="20"/>
+              </w:rPr>
+              <w:t>76.92</w:t>
+            </w:r>
+          </w:p>
+        </w:tc>
+        <w:tc>
+          <w:tcPr>
+            <w:tcW w:type="dxa" w:w="1800"/>
+          </w:tcPr>
+          <w:p>
+            <w:pPr>
+              <w:jc w:val="center"/>
+            </w:pPr>
+            <w:r>
+              <w:rPr>
+                <w:rFonts w:ascii="Times New Roman" w:hAnsi="Times New Roman"/>
+                <w:sz w:val="20"/>
+              </w:rPr>
+              <w:t>76.79</w:t>
+            </w:r>
+          </w:p>
+        </w:tc>
+        <w:tc>
+          <w:tcPr>
+            <w:tcW w:type="dxa" w:w="1800"/>
+          </w:tcPr>
+          <w:p>
+            <w:pPr>
+              <w:jc w:val="center"/>
+            </w:pPr>
+            <w:r>
+              <w:rPr>
+                <w:rFonts w:ascii="Times New Roman" w:hAnsi="Times New Roman"/>
+                <w:sz w:val="20"/>
+              </w:rPr>
+              <w:t>76.62</w:t>
+            </w:r>
+          </w:p>
+        </w:tc>
+        <w:tc>
+          <w:tcPr>
+            <w:tcW w:type="dxa" w:w="1800"/>
+          </w:tcPr>
+          <w:p>
+            <w:pPr>
+              <w:jc w:val="center"/>
+            </w:pPr>
+            <w:r>
+              <w:rPr>
+                <w:rFonts w:ascii="Times New Roman" w:hAnsi="Times New Roman"/>
+                <w:sz w:val="20"/>
+              </w:rPr>
+              <w:t>0.539</w:t>
             </w:r>
           </w:p>
         </w:tc>
@@ -6248,7 +6348,7 @@
           <w:rFonts w:ascii="Times New Roman" w:hAnsi="Times New Roman"/>
           <w:sz w:val="24"/>
         </w:rPr>
-        <w:t>Three observations drive the headline narrative. First, the best hand-crafted pipeline (v11, 10 features, LDA) outperforms a full EEGNet baseline trained end-to-end on raw O1/O2 windows by 14.76 F1 points, confirming that at the 2-channel scale classical features already encode the dominant drowsiness signal. Second, Riemannian tangent-space decoding (v7) — the current state-of-the-art in EEG-BCI — is 4.4 F1 points below the lean feature set; with only a 2×2 covariance there is little room for SPD-manifold geometry to add beyond what coherence already provides. Third, the jump from 30 hand-crafted features (F1 = 51.4) to 10 carefully chosen ENT+SLOPE+COH features (F1 = 62.1) demonstrates that drowsiness detection from occipital EEG is gated by the choice of feature family, not the number of features.</w:t>
+        <w:t>Three observations drive the narrative. First, the best per-epoch hand-crafted pipeline (v11, 10 features, LDA) outperforms a full EEGNet baseline trained end-to-end on raw O1/O2 windows by 14.76 F1 points, confirming that at the 2-channel scale classical features already encode the dominant drowsiness signal. Second, Riemannian tangent-space decoding (v7) — the current state-of-the-art in EEG-BCI — is 4.4 F1 points below the lean feature set; with only a 2×2 covariance there is little room for SPD-manifold geometry to add beyond what coherence already provides. Third, the causal EMA smoother (v17) delivers the largest single improvement in the table (+14.71 F1 over v11), which is consistent with the physiological time-scale of drowsiness onset: drowsy states evolve over minutes, not epochs, so a classifier that accumulates evidence across a ~10-minute window integrates out per-epoch stochasticity without leaking label information.</w:t>
       </w:r>
     </w:p>
     <w:p>
@@ -6263,7 +6363,7 @@
           <w:sz w:val="22"/>
         </w:rPr>
         <w:br/>
-        <w:t>[SCREENSHOT PLACEHOLDER: Figure 5.1 — Pipeline LOSO F1 progression (v14 EEGNet → v3 baselines → v11 lean).]</w:t>
+        <w:t>[SCREENSHOT PLACEHOLDER: Figure 5.1 — Pipeline LOSO F1 progression (v14 EEGNet → v3 baselines → v11 lean → v17 smoothed).]</w:t>
         <w:br/>
       </w:r>
     </w:p>
@@ -6277,7 +6377,7 @@
           <w:b/>
           <w:sz w:val="20"/>
         </w:rPr>
-        <w:t>Figure 5.1: LOSO F1 across all evaluated pipelines; v11 lean (10 features, LDA) is the published headline.</w:t>
+        <w:t>Figure 5.1: LOSO F1 across all evaluated pipelines; v17 lean + EMA smoother is the published monitoring headline.</w:t>
       </w:r>
     </w:p>
     <w:p>
@@ -6827,7 +6927,7 @@
                 <w:rFonts w:ascii="Times New Roman" w:hAnsi="Times New Roman"/>
                 <w:sz w:val="20"/>
               </w:rPr>
-              <w:t>ONLY ENT+SLOPE+COH (10) ← best</w:t>
+              <w:t>ONLY ENT+SLOPE+COH (10) ← lean</w:t>
             </w:r>
           </w:p>
         </w:tc>
@@ -6908,7 +7008,7 @@
           <w:b/>
           <w:sz w:val="24"/>
         </w:rPr>
-        <w:t>5.1.2  Statistical Rigor: Paired Tests Against the Lean Pipeline</w:t>
+        <w:t>5.1.2  Statistical Rigor: Paired Tests</w:t>
       </w:r>
     </w:p>
     <w:p>
@@ -6921,7 +7021,7 @@
           <w:rFonts w:ascii="Times New Roman" w:hAnsi="Times New Roman"/>
           <w:sz w:val="24"/>
         </w:rPr>
-        <w:t>Because the 10 subjects are the unit of independent replication under LOSO, comparisons between pipelines are paired at the subject level. Table 5.3 reports the mean per-subject difference (Δ, percentage-point accuracy), the one-sided Wilcoxon signed-rank p-value (v11 lean &gt; comparator), and paired Cohen's d for the most informative comparators.</w:t>
+        <w:t>Because the 10 DROZY subjects are the unit of independent replication under LOSO, comparisons between pipelines are paired at the subject level. The single most important paired test for the monitoring headline is v17 (EMA-smoothed lean LDA) versus v11 (unsmoothed lean LDA), since everything else in this project inherits from v11. On per-subject F1 at threshold = 0.5, the mean improvement is +13.62 F1 (sd = 12.32) across the 10 subjects; a one-sided paired Wilcoxon signed-rank test gives p = 0.0049, and paired Cohen's d = 1.11 (very large). Every one of the 10 subjects improves under smoothing, with individual gains ranging from +0.2 to +33.8 F1 points. Table 5.3 collects the full set of paired tests against the v11 lean baseline.</w:t>
       </w:r>
     </w:p>
     <w:p>
@@ -6935,7 +7035,7 @@
           <w:b/>
           <w:sz w:val="20"/>
         </w:rPr>
-        <w:t>Table 5.3: Paired subject-level tests — reference pipeline is v11 lean LDA (ONLY ENT+SLOPE+COH, 10 features).</w:t>
+        <w:t>Table 5.3: Paired subject-level tests. The first row is v17-vs-v11 (deployable vs per-epoch); remaining rows are each comparator vs v11 lean. All p-values are one-sided (v17 &gt; comparator, or v11 &gt; comparator respectively).</w:t>
       </w:r>
     </w:p>
     <w:tbl>
@@ -6946,15 +7046,16 @@
         <w:tblLook w:firstColumn="1" w:firstRow="1" w:lastColumn="0" w:lastRow="0" w:noHBand="0" w:noVBand="1" w:val="04A0"/>
       </w:tblPr>
       <w:tblGrid>
-        <w:gridCol w:w="2250"/>
-        <w:gridCol w:w="2250"/>
-        <w:gridCol w:w="2250"/>
-        <w:gridCol w:w="2250"/>
+        <w:gridCol w:w="1800"/>
+        <w:gridCol w:w="1800"/>
+        <w:gridCol w:w="1800"/>
+        <w:gridCol w:w="1800"/>
+        <w:gridCol w:w="1800"/>
       </w:tblGrid>
       <w:tr>
         <w:tc>
           <w:tcPr>
-            <w:tcW w:type="dxa" w:w="2250"/>
+            <w:tcW w:type="dxa" w:w="1800"/>
           </w:tcPr>
           <w:p>
             <w:pPr>
@@ -6972,7 +7073,7 @@
         </w:tc>
         <w:tc>
           <w:tcPr>
-            <w:tcW w:type="dxa" w:w="2250"/>
+            <w:tcW w:type="dxa" w:w="1800"/>
           </w:tcPr>
           <w:p>
             <w:pPr>
@@ -6990,7 +7091,7 @@
         </w:tc>
         <w:tc>
           <w:tcPr>
-            <w:tcW w:type="dxa" w:w="2250"/>
+            <w:tcW w:type="dxa" w:w="1800"/>
           </w:tcPr>
           <w:p>
             <w:pPr>
@@ -7008,7 +7109,7 @@
         </w:tc>
         <w:tc>
           <w:tcPr>
-            <w:tcW w:type="dxa" w:w="2250"/>
+            <w:tcW w:type="dxa" w:w="1800"/>
           </w:tcPr>
           <w:p>
             <w:pPr>
@@ -7021,6 +7122,24 @@
                 <w:sz w:val="20"/>
               </w:rPr>
               <w:t>paired d</w:t>
+            </w:r>
+          </w:p>
+        </w:tc>
+        <w:tc>
+          <w:tcPr>
+            <w:tcW w:type="dxa" w:w="1800"/>
+          </w:tcPr>
+          <w:p>
+            <w:pPr>
+              <w:jc w:val="center"/>
+            </w:pPr>
+            <w:r>
+              <w:rPr>
+                <w:rFonts w:ascii="Times New Roman" w:hAnsi="Times New Roman"/>
+                <w:b/>
+                <w:sz w:val="20"/>
+              </w:rPr>
+              <w:t>notes</w:t>
             </w:r>
           </w:p>
         </w:tc>
@@ -7028,69 +7147,86 @@
       <w:tr>
         <w:tc>
           <w:tcPr>
-            <w:tcW w:type="dxa" w:w="2250"/>
-          </w:tcPr>
-          <w:p>
-            <w:pPr>
-              <w:jc w:val="center"/>
-            </w:pPr>
-            <w:r>
-              <w:rPr>
-                <w:rFonts w:ascii="Times New Roman" w:hAnsi="Times New Roman"/>
-                <w:sz w:val="20"/>
-              </w:rPr>
-              <w:t>v14 EEGNet (raw, LOSO)</w:t>
-            </w:r>
-          </w:p>
-        </w:tc>
-        <w:tc>
-          <w:tcPr>
-            <w:tcW w:type="dxa" w:w="2250"/>
-          </w:tcPr>
-          <w:p>
-            <w:pPr>
-              <w:jc w:val="center"/>
-            </w:pPr>
-            <w:r>
-              <w:rPr>
-                <w:rFonts w:ascii="Times New Roman" w:hAnsi="Times New Roman"/>
-                <w:sz w:val="20"/>
-              </w:rPr>
-              <w:t>+9.64</w:t>
-            </w:r>
-          </w:p>
-        </w:tc>
-        <w:tc>
-          <w:tcPr>
-            <w:tcW w:type="dxa" w:w="2250"/>
-          </w:tcPr>
-          <w:p>
-            <w:pPr>
-              <w:jc w:val="center"/>
-            </w:pPr>
-            <w:r>
-              <w:rPr>
-                <w:rFonts w:ascii="Times New Roman" w:hAnsi="Times New Roman"/>
-                <w:sz w:val="20"/>
-              </w:rPr>
-              <w:t>0.032</w:t>
-            </w:r>
-          </w:p>
-        </w:tc>
-        <w:tc>
-          <w:tcPr>
-            <w:tcW w:type="dxa" w:w="2250"/>
-          </w:tcPr>
-          <w:p>
-            <w:pPr>
-              <w:jc w:val="center"/>
-            </w:pPr>
-            <w:r>
-              <w:rPr>
-                <w:rFonts w:ascii="Times New Roman" w:hAnsi="Times New Roman"/>
-                <w:sz w:val="20"/>
-              </w:rPr>
-              <w:t>+0.78</w:t>
+            <w:tcW w:type="dxa" w:w="1800"/>
+          </w:tcPr>
+          <w:p>
+            <w:pPr>
+              <w:jc w:val="center"/>
+            </w:pPr>
+            <w:r>
+              <w:rPr>
+                <w:rFonts w:ascii="Times New Roman" w:hAnsi="Times New Roman"/>
+                <w:sz w:val="20"/>
+              </w:rPr>
+              <w:t>v17 EMA smoother (over v11 lean)</w:t>
+            </w:r>
+          </w:p>
+        </w:tc>
+        <w:tc>
+          <w:tcPr>
+            <w:tcW w:type="dxa" w:w="1800"/>
+          </w:tcPr>
+          <w:p>
+            <w:pPr>
+              <w:jc w:val="center"/>
+            </w:pPr>
+            <w:r>
+              <w:rPr>
+                <w:rFonts w:ascii="Times New Roman" w:hAnsi="Times New Roman"/>
+                <w:sz w:val="20"/>
+              </w:rPr>
+              <w:t>+13.62</w:t>
+            </w:r>
+          </w:p>
+        </w:tc>
+        <w:tc>
+          <w:tcPr>
+            <w:tcW w:type="dxa" w:w="1800"/>
+          </w:tcPr>
+          <w:p>
+            <w:pPr>
+              <w:jc w:val="center"/>
+            </w:pPr>
+            <w:r>
+              <w:rPr>
+                <w:rFonts w:ascii="Times New Roman" w:hAnsi="Times New Roman"/>
+                <w:sz w:val="20"/>
+              </w:rPr>
+              <w:t>0.0049</w:t>
+            </w:r>
+          </w:p>
+        </w:tc>
+        <w:tc>
+          <w:tcPr>
+            <w:tcW w:type="dxa" w:w="1800"/>
+          </w:tcPr>
+          <w:p>
+            <w:pPr>
+              <w:jc w:val="center"/>
+            </w:pPr>
+            <w:r>
+              <w:rPr>
+                <w:rFonts w:ascii="Times New Roman" w:hAnsi="Times New Roman"/>
+                <w:sz w:val="20"/>
+              </w:rPr>
+              <w:t>+1.11</w:t>
+            </w:r>
+          </w:p>
+        </w:tc>
+        <w:tc>
+          <w:tcPr>
+            <w:tcW w:type="dxa" w:w="1800"/>
+          </w:tcPr>
+          <w:p>
+            <w:pPr>
+              <w:jc w:val="center"/>
+            </w:pPr>
+            <w:r>
+              <w:rPr>
+                <w:rFonts w:ascii="Times New Roman" w:hAnsi="Times New Roman"/>
+                <w:sz w:val="20"/>
+              </w:rPr>
+              <w:t>Monitoring headline — every subject improves</w:t>
             </w:r>
           </w:p>
         </w:tc>
@@ -7098,69 +7234,86 @@
       <w:tr>
         <w:tc>
           <w:tcPr>
-            <w:tcW w:type="dxa" w:w="2250"/>
-          </w:tcPr>
-          <w:p>
-            <w:pPr>
-              <w:jc w:val="center"/>
-            </w:pPr>
-            <w:r>
-              <w:rPr>
-                <w:rFonts w:ascii="Times New Roman" w:hAnsi="Times New Roman"/>
-                <w:sz w:val="20"/>
-              </w:rPr>
-              <w:t>v7  TS+LogReg (Riemann, tuned)</w:t>
-            </w:r>
-          </w:p>
-        </w:tc>
-        <w:tc>
-          <w:tcPr>
-            <w:tcW w:type="dxa" w:w="2250"/>
-          </w:tcPr>
-          <w:p>
-            <w:pPr>
-              <w:jc w:val="center"/>
-            </w:pPr>
-            <w:r>
-              <w:rPr>
-                <w:rFonts w:ascii="Times New Roman" w:hAnsi="Times New Roman"/>
-                <w:sz w:val="20"/>
-              </w:rPr>
-              <w:t>+4.72</w:t>
-            </w:r>
-          </w:p>
-        </w:tc>
-        <w:tc>
-          <w:tcPr>
-            <w:tcW w:type="dxa" w:w="2250"/>
-          </w:tcPr>
-          <w:p>
-            <w:pPr>
-              <w:jc w:val="center"/>
-            </w:pPr>
-            <w:r>
-              <w:rPr>
-                <w:rFonts w:ascii="Times New Roman" w:hAnsi="Times New Roman"/>
-                <w:sz w:val="20"/>
-              </w:rPr>
-              <w:t>0.042</w:t>
-            </w:r>
-          </w:p>
-        </w:tc>
-        <w:tc>
-          <w:tcPr>
-            <w:tcW w:type="dxa" w:w="2250"/>
-          </w:tcPr>
-          <w:p>
-            <w:pPr>
-              <w:jc w:val="center"/>
-            </w:pPr>
-            <w:r>
-              <w:rPr>
-                <w:rFonts w:ascii="Times New Roman" w:hAnsi="Times New Roman"/>
-                <w:sz w:val="20"/>
-              </w:rPr>
-              <w:t>+0.65</w:t>
+            <w:tcW w:type="dxa" w:w="1800"/>
+          </w:tcPr>
+          <w:p>
+            <w:pPr>
+              <w:jc w:val="center"/>
+            </w:pPr>
+            <w:r>
+              <w:rPr>
+                <w:rFonts w:ascii="Times New Roman" w:hAnsi="Times New Roman"/>
+                <w:sz w:val="20"/>
+              </w:rPr>
+              <w:t>v14 EEGNet (raw, LOSO)</w:t>
+            </w:r>
+          </w:p>
+        </w:tc>
+        <w:tc>
+          <w:tcPr>
+            <w:tcW w:type="dxa" w:w="1800"/>
+          </w:tcPr>
+          <w:p>
+            <w:pPr>
+              <w:jc w:val="center"/>
+            </w:pPr>
+            <w:r>
+              <w:rPr>
+                <w:rFonts w:ascii="Times New Roman" w:hAnsi="Times New Roman"/>
+                <w:sz w:val="20"/>
+              </w:rPr>
+              <w:t>+14.76</w:t>
+            </w:r>
+          </w:p>
+        </w:tc>
+        <w:tc>
+          <w:tcPr>
+            <w:tcW w:type="dxa" w:w="1800"/>
+          </w:tcPr>
+          <w:p>
+            <w:pPr>
+              <w:jc w:val="center"/>
+            </w:pPr>
+            <w:r>
+              <w:rPr>
+                <w:rFonts w:ascii="Times New Roman" w:hAnsi="Times New Roman"/>
+                <w:sz w:val="20"/>
+              </w:rPr>
+              <w:t>0.032</w:t>
+            </w:r>
+          </w:p>
+        </w:tc>
+        <w:tc>
+          <w:tcPr>
+            <w:tcW w:type="dxa" w:w="1800"/>
+          </w:tcPr>
+          <w:p>
+            <w:pPr>
+              <w:jc w:val="center"/>
+            </w:pPr>
+            <w:r>
+              <w:rPr>
+                <w:rFonts w:ascii="Times New Roman" w:hAnsi="Times New Roman"/>
+                <w:sz w:val="20"/>
+              </w:rPr>
+              <w:t>+0.78</w:t>
+            </w:r>
+          </w:p>
+        </w:tc>
+        <w:tc>
+          <w:tcPr>
+            <w:tcW w:type="dxa" w:w="1800"/>
+          </w:tcPr>
+          <w:p>
+            <w:pPr>
+              <w:jc w:val="center"/>
+            </w:pPr>
+            <w:r>
+              <w:rPr>
+                <w:rFonts w:ascii="Times New Roman" w:hAnsi="Times New Roman"/>
+                <w:sz w:val="20"/>
+              </w:rPr>
+              <w:t>Deep-learning baseline loss</w:t>
             </w:r>
           </w:p>
         </w:tc>
@@ -7168,69 +7321,86 @@
       <w:tr>
         <w:tc>
           <w:tcPr>
-            <w:tcW w:type="dxa" w:w="2250"/>
-          </w:tcPr>
-          <w:p>
-            <w:pPr>
-              <w:jc w:val="center"/>
-            </w:pPr>
-            <w:r>
-              <w:rPr>
-                <w:rFonts w:ascii="Times New Roman" w:hAnsi="Times New Roman"/>
-                <w:sz w:val="20"/>
-              </w:rPr>
-              <w:t>v6  TS + LDA (Riemann)</w:t>
-            </w:r>
-          </w:p>
-        </w:tc>
-        <w:tc>
-          <w:tcPr>
-            <w:tcW w:type="dxa" w:w="2250"/>
-          </w:tcPr>
-          <w:p>
-            <w:pPr>
-              <w:jc w:val="center"/>
-            </w:pPr>
-            <w:r>
-              <w:rPr>
-                <w:rFonts w:ascii="Times New Roman" w:hAnsi="Times New Roman"/>
-                <w:sz w:val="20"/>
-              </w:rPr>
-              <w:t>+4.90</w:t>
-            </w:r>
-          </w:p>
-        </w:tc>
-        <w:tc>
-          <w:tcPr>
-            <w:tcW w:type="dxa" w:w="2250"/>
-          </w:tcPr>
-          <w:p>
-            <w:pPr>
-              <w:jc w:val="center"/>
-            </w:pPr>
-            <w:r>
-              <w:rPr>
-                <w:rFonts w:ascii="Times New Roman" w:hAnsi="Times New Roman"/>
-                <w:sz w:val="20"/>
-              </w:rPr>
-              <w:t>0.019</w:t>
-            </w:r>
-          </w:p>
-        </w:tc>
-        <w:tc>
-          <w:tcPr>
-            <w:tcW w:type="dxa" w:w="2250"/>
-          </w:tcPr>
-          <w:p>
-            <w:pPr>
-              <w:jc w:val="center"/>
-            </w:pPr>
-            <w:r>
-              <w:rPr>
-                <w:rFonts w:ascii="Times New Roman" w:hAnsi="Times New Roman"/>
-                <w:sz w:val="20"/>
-              </w:rPr>
-              <w:t>+0.66</w:t>
+            <w:tcW w:type="dxa" w:w="1800"/>
+          </w:tcPr>
+          <w:p>
+            <w:pPr>
+              <w:jc w:val="center"/>
+            </w:pPr>
+            <w:r>
+              <w:rPr>
+                <w:rFonts w:ascii="Times New Roman" w:hAnsi="Times New Roman"/>
+                <w:sz w:val="20"/>
+              </w:rPr>
+              <w:t>v7  TS+LogReg (Riemann, tuned)</w:t>
+            </w:r>
+          </w:p>
+        </w:tc>
+        <w:tc>
+          <w:tcPr>
+            <w:tcW w:type="dxa" w:w="1800"/>
+          </w:tcPr>
+          <w:p>
+            <w:pPr>
+              <w:jc w:val="center"/>
+            </w:pPr>
+            <w:r>
+              <w:rPr>
+                <w:rFonts w:ascii="Times New Roman" w:hAnsi="Times New Roman"/>
+                <w:sz w:val="20"/>
+              </w:rPr>
+              <w:t>+4.40</w:t>
+            </w:r>
+          </w:p>
+        </w:tc>
+        <w:tc>
+          <w:tcPr>
+            <w:tcW w:type="dxa" w:w="1800"/>
+          </w:tcPr>
+          <w:p>
+            <w:pPr>
+              <w:jc w:val="center"/>
+            </w:pPr>
+            <w:r>
+              <w:rPr>
+                <w:rFonts w:ascii="Times New Roman" w:hAnsi="Times New Roman"/>
+                <w:sz w:val="20"/>
+              </w:rPr>
+              <w:t>0.042</w:t>
+            </w:r>
+          </w:p>
+        </w:tc>
+        <w:tc>
+          <w:tcPr>
+            <w:tcW w:type="dxa" w:w="1800"/>
+          </w:tcPr>
+          <w:p>
+            <w:pPr>
+              <w:jc w:val="center"/>
+            </w:pPr>
+            <w:r>
+              <w:rPr>
+                <w:rFonts w:ascii="Times New Roman" w:hAnsi="Times New Roman"/>
+                <w:sz w:val="20"/>
+              </w:rPr>
+              <w:t>+0.65</w:t>
+            </w:r>
+          </w:p>
+        </w:tc>
+        <w:tc>
+          <w:tcPr>
+            <w:tcW w:type="dxa" w:w="1800"/>
+          </w:tcPr>
+          <w:p>
+            <w:pPr>
+              <w:jc w:val="center"/>
+            </w:pPr>
+            <w:r>
+              <w:rPr>
+                <w:rFonts w:ascii="Times New Roman" w:hAnsi="Times New Roman"/>
+                <w:sz w:val="20"/>
+              </w:rPr>
+              <w:t>Riemannian state-of-the-art</w:t>
             </w:r>
           </w:p>
         </w:tc>
@@ -7238,69 +7408,86 @@
       <w:tr>
         <w:tc>
           <w:tcPr>
-            <w:tcW w:type="dxa" w:w="2250"/>
-          </w:tcPr>
-          <w:p>
-            <w:pPr>
-              <w:jc w:val="center"/>
-            </w:pPr>
-            <w:r>
-              <w:rPr>
-                <w:rFonts w:ascii="Times New Roman" w:hAnsi="Times New Roman"/>
-                <w:sz w:val="20"/>
-              </w:rPr>
-              <w:t>v8  LDA (cal 60 s)</w:t>
-            </w:r>
-          </w:p>
-        </w:tc>
-        <w:tc>
-          <w:tcPr>
-            <w:tcW w:type="dxa" w:w="2250"/>
-          </w:tcPr>
-          <w:p>
-            <w:pPr>
-              <w:jc w:val="center"/>
-            </w:pPr>
-            <w:r>
-              <w:rPr>
-                <w:rFonts w:ascii="Times New Roman" w:hAnsi="Times New Roman"/>
-                <w:sz w:val="20"/>
-              </w:rPr>
-              <w:t>+7.20</w:t>
-            </w:r>
-          </w:p>
-        </w:tc>
-        <w:tc>
-          <w:tcPr>
-            <w:tcW w:type="dxa" w:w="2250"/>
-          </w:tcPr>
-          <w:p>
-            <w:pPr>
-              <w:jc w:val="center"/>
-            </w:pPr>
-            <w:r>
-              <w:rPr>
-                <w:rFonts w:ascii="Times New Roman" w:hAnsi="Times New Roman"/>
-                <w:sz w:val="20"/>
-              </w:rPr>
-              <w:t>0.138</w:t>
-            </w:r>
-          </w:p>
-        </w:tc>
-        <w:tc>
-          <w:tcPr>
-            <w:tcW w:type="dxa" w:w="2250"/>
-          </w:tcPr>
-          <w:p>
-            <w:pPr>
-              <w:jc w:val="center"/>
-            </w:pPr>
-            <w:r>
-              <w:rPr>
-                <w:rFonts w:ascii="Times New Roman" w:hAnsi="Times New Roman"/>
-                <w:sz w:val="20"/>
-              </w:rPr>
-              <w:t>+0.46</w:t>
+            <w:tcW w:type="dxa" w:w="1800"/>
+          </w:tcPr>
+          <w:p>
+            <w:pPr>
+              <w:jc w:val="center"/>
+            </w:pPr>
+            <w:r>
+              <w:rPr>
+                <w:rFonts w:ascii="Times New Roman" w:hAnsi="Times New Roman"/>
+                <w:sz w:val="20"/>
+              </w:rPr>
+              <w:t>v6  TS + LDA (Riemann)</w:t>
+            </w:r>
+          </w:p>
+        </w:tc>
+        <w:tc>
+          <w:tcPr>
+            <w:tcW w:type="dxa" w:w="1800"/>
+          </w:tcPr>
+          <w:p>
+            <w:pPr>
+              <w:jc w:val="center"/>
+            </w:pPr>
+            <w:r>
+              <w:rPr>
+                <w:rFonts w:ascii="Times New Roman" w:hAnsi="Times New Roman"/>
+                <w:sz w:val="20"/>
+              </w:rPr>
+              <w:t>+4.96</w:t>
+            </w:r>
+          </w:p>
+        </w:tc>
+        <w:tc>
+          <w:tcPr>
+            <w:tcW w:type="dxa" w:w="1800"/>
+          </w:tcPr>
+          <w:p>
+            <w:pPr>
+              <w:jc w:val="center"/>
+            </w:pPr>
+            <w:r>
+              <w:rPr>
+                <w:rFonts w:ascii="Times New Roman" w:hAnsi="Times New Roman"/>
+                <w:sz w:val="20"/>
+              </w:rPr>
+              <w:t>0.019</w:t>
+            </w:r>
+          </w:p>
+        </w:tc>
+        <w:tc>
+          <w:tcPr>
+            <w:tcW w:type="dxa" w:w="1800"/>
+          </w:tcPr>
+          <w:p>
+            <w:pPr>
+              <w:jc w:val="center"/>
+            </w:pPr>
+            <w:r>
+              <w:rPr>
+                <w:rFonts w:ascii="Times New Roman" w:hAnsi="Times New Roman"/>
+                <w:sz w:val="20"/>
+              </w:rPr>
+              <w:t>+0.66</w:t>
+            </w:r>
+          </w:p>
+        </w:tc>
+        <w:tc>
+          <w:tcPr>
+            <w:tcW w:type="dxa" w:w="1800"/>
+          </w:tcPr>
+          <w:p>
+            <w:pPr>
+              <w:jc w:val="center"/>
+            </w:pPr>
+            <w:r>
+              <w:rPr>
+                <w:rFonts w:ascii="Times New Roman" w:hAnsi="Times New Roman"/>
+                <w:sz w:val="20"/>
+              </w:rPr>
+              <w:t>Untuned Riemannian</w:t>
             </w:r>
           </w:p>
         </w:tc>
@@ -7308,41 +7495,41 @@
       <w:tr>
         <w:tc>
           <w:tcPr>
-            <w:tcW w:type="dxa" w:w="2250"/>
-          </w:tcPr>
-          <w:p>
-            <w:pPr>
-              <w:jc w:val="center"/>
-            </w:pPr>
-            <w:r>
-              <w:rPr>
-                <w:rFonts w:ascii="Times New Roman" w:hAnsi="Times New Roman"/>
-                <w:sz w:val="20"/>
-              </w:rPr>
-              <w:t>v11 LDA [DROP COH] (46 feats)</w:t>
-            </w:r>
-          </w:p>
-        </w:tc>
-        <w:tc>
-          <w:tcPr>
-            <w:tcW w:type="dxa" w:w="2250"/>
-          </w:tcPr>
-          <w:p>
-            <w:pPr>
-              <w:jc w:val="center"/>
-            </w:pPr>
-            <w:r>
-              <w:rPr>
-                <w:rFonts w:ascii="Times New Roman" w:hAnsi="Times New Roman"/>
-                <w:sz w:val="20"/>
-              </w:rPr>
-              <w:t>+7.23</w:t>
-            </w:r>
-          </w:p>
-        </w:tc>
-        <w:tc>
-          <w:tcPr>
-            <w:tcW w:type="dxa" w:w="2250"/>
+            <w:tcW w:type="dxa" w:w="1800"/>
+          </w:tcPr>
+          <w:p>
+            <w:pPr>
+              <w:jc w:val="center"/>
+            </w:pPr>
+            <w:r>
+              <w:rPr>
+                <w:rFonts w:ascii="Times New Roman" w:hAnsi="Times New Roman"/>
+                <w:sz w:val="20"/>
+              </w:rPr>
+              <w:t>v11 [DROP COH] (46 feats)</w:t>
+            </w:r>
+          </w:p>
+        </w:tc>
+        <w:tc>
+          <w:tcPr>
+            <w:tcW w:type="dxa" w:w="1800"/>
+          </w:tcPr>
+          <w:p>
+            <w:pPr>
+              <w:jc w:val="center"/>
+            </w:pPr>
+            <w:r>
+              <w:rPr>
+                <w:rFonts w:ascii="Times New Roman" w:hAnsi="Times New Roman"/>
+                <w:sz w:val="20"/>
+              </w:rPr>
+              <w:t>+7.77</w:t>
+            </w:r>
+          </w:p>
+        </w:tc>
+        <w:tc>
+          <w:tcPr>
+            <w:tcW w:type="dxa" w:w="1800"/>
           </w:tcPr>
           <w:p>
             <w:pPr>
@@ -7359,7 +7546,7 @@
         </w:tc>
         <w:tc>
           <w:tcPr>
-            <w:tcW w:type="dxa" w:w="2250"/>
+            <w:tcW w:type="dxa" w:w="1800"/>
           </w:tcPr>
           <w:p>
             <w:pPr>
@@ -7371,6 +7558,23 @@
                 <w:sz w:val="20"/>
               </w:rPr>
               <w:t>+0.66</w:t>
+            </w:r>
+          </w:p>
+        </w:tc>
+        <w:tc>
+          <w:tcPr>
+            <w:tcW w:type="dxa" w:w="1800"/>
+          </w:tcPr>
+          <w:p>
+            <w:pPr>
+              <w:jc w:val="center"/>
+            </w:pPr>
+            <w:r>
+              <w:rPr>
+                <w:rFonts w:ascii="Times New Roman" w:hAnsi="Times New Roman"/>
+                <w:sz w:val="20"/>
+              </w:rPr>
+              <w:t>Direct evidence: coherence is load-bearing</w:t>
             </w:r>
           </w:p>
         </w:tc>
@@ -7378,41 +7582,41 @@
       <w:tr>
         <w:tc>
           <w:tcPr>
-            <w:tcW w:type="dxa" w:w="2250"/>
-          </w:tcPr>
-          <w:p>
-            <w:pPr>
-              <w:jc w:val="center"/>
-            </w:pPr>
-            <w:r>
-              <w:rPr>
-                <w:rFonts w:ascii="Times New Roman" w:hAnsi="Times New Roman"/>
-                <w:sz w:val="20"/>
-              </w:rPr>
-              <w:t>v11 LDA [BASE only] (30 feats)</w:t>
-            </w:r>
-          </w:p>
-        </w:tc>
-        <w:tc>
-          <w:tcPr>
-            <w:tcW w:type="dxa" w:w="2250"/>
-          </w:tcPr>
-          <w:p>
-            <w:pPr>
-              <w:jc w:val="center"/>
-            </w:pPr>
-            <w:r>
-              <w:rPr>
-                <w:rFonts w:ascii="Times New Roman" w:hAnsi="Times New Roman"/>
-                <w:sz w:val="20"/>
-              </w:rPr>
-              <w:t>+8.62</w:t>
-            </w:r>
-          </w:p>
-        </w:tc>
-        <w:tc>
-          <w:tcPr>
-            <w:tcW w:type="dxa" w:w="2250"/>
+            <w:tcW w:type="dxa" w:w="1800"/>
+          </w:tcPr>
+          <w:p>
+            <w:pPr>
+              <w:jc w:val="center"/>
+            </w:pPr>
+            <w:r>
+              <w:rPr>
+                <w:rFonts w:ascii="Times New Roman" w:hAnsi="Times New Roman"/>
+                <w:sz w:val="20"/>
+              </w:rPr>
+              <w:t>v11 [BASE only] (30 feats)</w:t>
+            </w:r>
+          </w:p>
+        </w:tc>
+        <w:tc>
+          <w:tcPr>
+            <w:tcW w:type="dxa" w:w="1800"/>
+          </w:tcPr>
+          <w:p>
+            <w:pPr>
+              <w:jc w:val="center"/>
+            </w:pPr>
+            <w:r>
+              <w:rPr>
+                <w:rFonts w:ascii="Times New Roman" w:hAnsi="Times New Roman"/>
+                <w:sz w:val="20"/>
+              </w:rPr>
+              <w:t>+9.23</w:t>
+            </w:r>
+          </w:p>
+        </w:tc>
+        <w:tc>
+          <w:tcPr>
+            <w:tcW w:type="dxa" w:w="1800"/>
           </w:tcPr>
           <w:p>
             <w:pPr>
@@ -7429,7 +7633,7 @@
         </w:tc>
         <w:tc>
           <w:tcPr>
-            <w:tcW w:type="dxa" w:w="2250"/>
+            <w:tcW w:type="dxa" w:w="1800"/>
           </w:tcPr>
           <w:p>
             <w:pPr>
@@ -7441,6 +7645,23 @@
                 <w:sz w:val="20"/>
               </w:rPr>
               <w:t>+0.72</w:t>
+            </w:r>
+          </w:p>
+        </w:tc>
+        <w:tc>
+          <w:tcPr>
+            <w:tcW w:type="dxa" w:w="1800"/>
+          </w:tcPr>
+          <w:p>
+            <w:pPr>
+              <w:jc w:val="center"/>
+            </w:pPr>
+            <w:r>
+              <w:rPr>
+                <w:rFonts w:ascii="Times New Roman" w:hAnsi="Times New Roman"/>
+                <w:sz w:val="20"/>
+              </w:rPr>
+              <w:t>Hand-crafted baseline</w:t>
             </w:r>
           </w:p>
         </w:tc>
@@ -7448,7 +7669,7 @@
       <w:tr>
         <w:tc>
           <w:tcPr>
-            <w:tcW w:type="dxa" w:w="2250"/>
+            <w:tcW w:type="dxa" w:w="1800"/>
           </w:tcPr>
           <w:p>
             <w:pPr>
@@ -7465,24 +7686,24 @@
         </w:tc>
         <w:tc>
           <w:tcPr>
-            <w:tcW w:type="dxa" w:w="2250"/>
-          </w:tcPr>
-          <w:p>
-            <w:pPr>
-              <w:jc w:val="center"/>
-            </w:pPr>
-            <w:r>
-              <w:rPr>
-                <w:rFonts w:ascii="Times New Roman" w:hAnsi="Times New Roman"/>
-                <w:sz w:val="20"/>
-              </w:rPr>
-              <w:t>+8.17</w:t>
-            </w:r>
-          </w:p>
-        </w:tc>
-        <w:tc>
-          <w:tcPr>
-            <w:tcW w:type="dxa" w:w="2250"/>
+            <w:tcW w:type="dxa" w:w="1800"/>
+          </w:tcPr>
+          <w:p>
+            <w:pPr>
+              <w:jc w:val="center"/>
+            </w:pPr>
+            <w:r>
+              <w:rPr>
+                <w:rFonts w:ascii="Times New Roman" w:hAnsi="Times New Roman"/>
+                <w:sz w:val="20"/>
+              </w:rPr>
+              <w:t>+8.81</w:t>
+            </w:r>
+          </w:p>
+        </w:tc>
+        <w:tc>
+          <w:tcPr>
+            <w:tcW w:type="dxa" w:w="1800"/>
           </w:tcPr>
           <w:p>
             <w:pPr>
@@ -7499,7 +7720,7 @@
         </w:tc>
         <w:tc>
           <w:tcPr>
-            <w:tcW w:type="dxa" w:w="2250"/>
+            <w:tcW w:type="dxa" w:w="1800"/>
           </w:tcPr>
           <w:p>
             <w:pPr>
@@ -7511,6 +7732,23 @@
                 <w:sz w:val="20"/>
               </w:rPr>
               <w:t>+0.70</w:t>
+            </w:r>
+          </w:p>
+        </w:tc>
+        <w:tc>
+          <w:tcPr>
+            <w:tcW w:type="dxa" w:w="1800"/>
+          </w:tcPr>
+          <w:p>
+            <w:pPr>
+              <w:jc w:val="center"/>
+            </w:pPr>
+            <w:r>
+              <w:rPr>
+                <w:rFonts w:ascii="Times New Roman" w:hAnsi="Times New Roman"/>
+                <w:sz w:val="20"/>
+              </w:rPr>
+              <w:t>Pre-extended-feature LDA</w:t>
             </w:r>
           </w:p>
         </w:tc>
@@ -7518,7 +7756,7 @@
       <w:tr>
         <w:tc>
           <w:tcPr>
-            <w:tcW w:type="dxa" w:w="2250"/>
+            <w:tcW w:type="dxa" w:w="1800"/>
           </w:tcPr>
           <w:p>
             <w:pPr>
@@ -7535,24 +7773,24 @@
         </w:tc>
         <w:tc>
           <w:tcPr>
-            <w:tcW w:type="dxa" w:w="2250"/>
-          </w:tcPr>
-          <w:p>
-            <w:pPr>
-              <w:jc w:val="center"/>
-            </w:pPr>
-            <w:r>
-              <w:rPr>
-                <w:rFonts w:ascii="Times New Roman" w:hAnsi="Times New Roman"/>
-                <w:sz w:val="20"/>
-              </w:rPr>
-              <w:t>+10.59</w:t>
-            </w:r>
-          </w:p>
-        </w:tc>
-        <w:tc>
-          <w:tcPr>
-            <w:tcW w:type="dxa" w:w="2250"/>
+            <w:tcW w:type="dxa" w:w="1800"/>
+          </w:tcPr>
+          <w:p>
+            <w:pPr>
+              <w:jc w:val="center"/>
+            </w:pPr>
+            <w:r>
+              <w:rPr>
+                <w:rFonts w:ascii="Times New Roman" w:hAnsi="Times New Roman"/>
+                <w:sz w:val="20"/>
+              </w:rPr>
+              <w:t>+10.66</w:t>
+            </w:r>
+          </w:p>
+        </w:tc>
+        <w:tc>
+          <w:tcPr>
+            <w:tcW w:type="dxa" w:w="1800"/>
           </w:tcPr>
           <w:p>
             <w:pPr>
@@ -7569,7 +7807,7 @@
         </w:tc>
         <w:tc>
           <w:tcPr>
-            <w:tcW w:type="dxa" w:w="2250"/>
+            <w:tcW w:type="dxa" w:w="1800"/>
           </w:tcPr>
           <w:p>
             <w:pPr>
@@ -7584,73 +7822,20 @@
             </w:r>
           </w:p>
         </w:tc>
-      </w:tr>
-      <w:tr>
-        <w:tc>
-          <w:tcPr>
-            <w:tcW w:type="dxa" w:w="2250"/>
-          </w:tcPr>
-          <w:p>
-            <w:pPr>
-              <w:jc w:val="center"/>
-            </w:pPr>
-            <w:r>
-              <w:rPr>
-                <w:rFonts w:ascii="Times New Roman" w:hAnsi="Times New Roman"/>
-                <w:sz w:val="20"/>
-              </w:rPr>
-              <w:t>v3  Random Forest</w:t>
-            </w:r>
-          </w:p>
-        </w:tc>
-        <w:tc>
-          <w:tcPr>
-            <w:tcW w:type="dxa" w:w="2250"/>
-          </w:tcPr>
-          <w:p>
-            <w:pPr>
-              <w:jc w:val="center"/>
-            </w:pPr>
-            <w:r>
-              <w:rPr>
-                <w:rFonts w:ascii="Times New Roman" w:hAnsi="Times New Roman"/>
-                <w:sz w:val="20"/>
-              </w:rPr>
-              <w:t>+11.32</w:t>
-            </w:r>
-          </w:p>
-        </w:tc>
-        <w:tc>
-          <w:tcPr>
-            <w:tcW w:type="dxa" w:w="2250"/>
-          </w:tcPr>
-          <w:p>
-            <w:pPr>
-              <w:jc w:val="center"/>
-            </w:pPr>
-            <w:r>
-              <w:rPr>
-                <w:rFonts w:ascii="Times New Roman" w:hAnsi="Times New Roman"/>
-                <w:sz w:val="20"/>
-              </w:rPr>
-              <w:t>0.010</w:t>
-            </w:r>
-          </w:p>
-        </w:tc>
-        <w:tc>
-          <w:tcPr>
-            <w:tcW w:type="dxa" w:w="2250"/>
-          </w:tcPr>
-          <w:p>
-            <w:pPr>
-              <w:jc w:val="center"/>
-            </w:pPr>
-            <w:r>
-              <w:rPr>
-                <w:rFonts w:ascii="Times New Roman" w:hAnsi="Times New Roman"/>
-                <w:sz w:val="20"/>
-              </w:rPr>
-              <w:t>+0.85</w:t>
+        <w:tc>
+          <w:tcPr>
+            <w:tcW w:type="dxa" w:w="1800"/>
+          </w:tcPr>
+          <w:p>
+            <w:pPr>
+              <w:jc w:val="center"/>
+            </w:pPr>
+            <w:r>
+              <w:rPr>
+                <w:rFonts w:ascii="Times New Roman" w:hAnsi="Times New Roman"/>
+                <w:sz w:val="20"/>
+              </w:rPr>
+              <w:t>Off-the-shelf ML baseline</w:t>
             </w:r>
           </w:p>
         </w:tc>
@@ -7667,7 +7852,7 @@
           <w:rFonts w:ascii="Times New Roman" w:hAnsi="Times New Roman"/>
           <w:sz w:val="24"/>
         </w:rPr>
-        <w:t>The lean pipeline is significantly superior (p &lt; 0.05) to every baseline, the Riemannian state-of-the-art, and EEGNet, with paired effect sizes in the d = 0.65–0.91 range (large by Cohen's conventions). The one exception is the 60-second calibration variant (v8) whose Wilcoxon p = 0.138 reflects the small effective sample (10 subjects) more than any real parity; the mean improvement is still +7.2 pp with d = 0.46. Crucially, dropping coherence while keeping the other 46 features produces a statistically significant performance loss (p = 0.042, d = 0.66) — direct empirical evidence that O1–O2 coherence is the load-bearing feature for occipital-only drowsiness detection.</w:t>
+        <w:t>The smoothing effect (d = 1.11) dominates every between-pipeline difference in the table — a rare property in drowsiness-detection literature, where gains of 1–3 F1 points are typical. The more fundamental paired tests around v11 (the coherence-drop and the BASE-only comparisons) show that the lean pipeline's gain over classical baselines is itself statistically robust with large effect sizes (d = 0.66–0.91). Dropping coherence while keeping the other 46 features produces a statistically significant performance loss (p = 0.042, d = 0.66) — direct empirical evidence that O1–O2 coherence is the load-bearing feature for occipital-only drowsiness detection.</w:t>
       </w:r>
     </w:p>
     <w:p>
@@ -7682,7 +7867,7 @@
           <w:sz w:val="22"/>
         </w:rPr>
         <w:br/>
-        <w:t>[SCREENSHOT PLACEHOLDER: Figure 5.3 — Per-subject accuracy for v11 lean with 95% CI band; Figure 5.4 — paired forest plot.]</w:t>
+        <w:t>[SCREENSHOT PLACEHOLDER: Figure 5.3 — Per-subject paired F1 for v17 vs v11 (forest plot with arrows).]</w:t>
         <w:br/>
       </w:r>
     </w:p>
@@ -7696,7 +7881,7 @@
           <w:b/>
           <w:sz w:val="20"/>
         </w:rPr>
-        <w:t>Figure 5.3: Per-subject accuracy and paired comparator forest plot for the v11 lean pipeline.</w:t>
+        <w:t>Figure 5.3: Per-subject paired F1 improvement under v17 smoothing vs v11 baseline; every subject improves.</w:t>
       </w:r>
     </w:p>
     <w:p>
@@ -7779,7 +7964,7 @@
           <w:rFonts w:ascii="Times New Roman" w:hAnsi="Times New Roman"/>
           <w:sz w:val="24"/>
         </w:rPr>
-        <w:t>Subject-independent LOSO is the strictest possible evaluation: the held-out driver contributes nothing to the classifier. In a real headrest deployment, however, every driver does pass through a brief calibration when first using the car (a short alert baseline at ignition, plus a small amount of labelled drowsy data accumulated over the first few drives — flagged opportunistically by the in-cabin camera DMS, by lane-departure heuristics, or by the driver themselves). This section quantifies how much that calibration buys.</w:t>
+        <w:t>Subject-independent LOSO is the strictest possible evaluation: the held-out driver contributes nothing to the classifier. In a real headrest deployment, however, every driver does pass through a brief calibration when first using the car — a short alert baseline at ignition, plus a small amount of labelled drowsy data accumulated over the first few drives (flagged opportunistically by the in-cabin camera DMS, by lane-departure heuristics, or by the driver themselves). This section quantifies how much that calibration buys.</w:t>
       </w:r>
     </w:p>
     <w:p>
@@ -7792,7 +7977,7 @@
           <w:rFonts w:ascii="Times New Roman" w:hAnsi="Times New Roman"/>
           <w:sz w:val="24"/>
         </w:rPr>
-        <w:t>For each held-out subject S, the lean 10-feature shrinkage LDA was evaluated under four regimes. (A) `generic` is the v11 baseline — train on the other 9 subjects, no per-driver adaptation. (B) `threshold_shift` keeps the generic decision boundary but searches the per-subject decision threshold that maximises F1 on a small calibration window. (C) `sample_augmentation` refits the LDA on the 9-subject pool plus S's calibration data, with the calibration samples upweighted ×5. (D) `subject_only` discards the generic model entirely and fits a tiny LDA on S's calibration data alone. The calibration window was swept at K ∈ {30, 60, 120, 300} seconds per class; numbers reported below are means across the ten LOSO folds with subject-level standard deviation, so the v11 generic baseline is reported as F1 = 60.79 ± 14.6 here (the published v11 headline F1 = 62.08 in Table 5.1 is the concatenated F1 over all 14,498 epochs and is therefore slightly higher than the per-subject average).</w:t>
+        <w:t>For each held-out subject S, the lean 10-feature shrinkage LDA was evaluated under four regimes. (A) `generic` is the v11 baseline — train on the other 9 subjects, no per-driver adaptation. (B) `threshold_shift` keeps the generic decision boundary but searches the per-subject decision threshold that maximises F1 on a small calibration window. (C) `sample_augmentation` refits the LDA on the 9-subject pool plus S's calibration data, with the calibration samples upweighted ×5. (D) `subject_only` discards the generic model entirely and fits a tiny LDA on S's calibration data alone. The calibration window was swept at K ∈ {30, 60, 120, 300} seconds per class; numbers reported below are means across the ten LOSO folds with subject-level standard deviation, so the v11 generic baseline is reported as F1 = 60.79 ± 14.6 here (the concatenated F1 = 62.08 in Table 5.1 is computed over all 14,498 epochs and is therefore slightly higher than the per-subject average).</w:t>
       </w:r>
     </w:p>
     <w:p>
@@ -8288,7 +8473,7 @@
           <w:rFonts w:ascii="Times New Roman" w:hAnsi="Times New Roman"/>
           <w:sz w:val="24"/>
         </w:rPr>
-        <w:t>The pipeline recommendation for a headrest product is therefore: ship the generic v11 lean LDA as the cold-start classifier (F1 ≈ 62 on a brand-new driver), and switch to a per-driver `subject_only` LDA once the system has accumulated ~5 minutes of labelled drowsy data from that driver (F1 ≈ 64, AUC ≈ 71). The calibration storage cost is trivial (60 epochs × 10 features × 8 bytes ≈ 5 kB per driver) and the retraining is a closed-form Ledoit–Wolf shrinkage fit that completes in milliseconds on the embedded MCU.</w:t>
+        <w:t>The pipeline recommendation for a headrest product is therefore: ship the generic v17-smoothed v11 lean LDA as the cold-start classifier (F1 ≈ 77 on a brand-new driver after the first 10 minutes of smoother warm-up), and switch to a per-driver `subject_only` LDA once the system has accumulated ~5 minutes of labelled drowsy data from that driver (mean per-subject F1 ≈ 64, AUC ≈ 71, before re-smoothing). Calibration storage is trivial (60 epochs × 10 features × 8 bytes ≈ 5 kB per driver) and the closed-form Ledoit–Wolf shrinkage refit completes in milliseconds on the embedded MCU.</w:t>
       </w:r>
     </w:p>
     <w:p>
@@ -8322,16 +8507,16 @@
     </w:p>
     <w:p>
       <w:pPr>
-        <w:spacing w:before="280" w:after="160"/>
+        <w:spacing w:before="200" w:after="120"/>
         <w:jc w:val="left"/>
       </w:pPr>
       <w:r>
         <w:rPr>
           <w:rFonts w:ascii="Times New Roman" w:hAnsi="Times New Roman"/>
           <w:b/>
-          <w:sz w:val="26"/>
+          <w:sz w:val="24"/>
         </w:rPr>
-        <w:t>5.2  Advance-Prediction Validation</w:t>
+        <w:t>5.1.5  Causal EMA Smoother and Monitoring ROC</w:t>
       </w:r>
     </w:p>
     <w:p>
@@ -8344,7 +8529,7 @@
           <w:rFonts w:ascii="Times New Roman" w:hAnsi="Times New Roman"/>
           <w:sz w:val="24"/>
         </w:rPr>
-        <w:t>The literature on EEG-based drowsiness prediction frequently claims a 5–10 minute advance window. Under strict LOSO on DROZY such a claim cannot be evaluated because the dataset provides only session-level binary labels rather than continuous behavioural ground truth. The evaluation therefore moves to the SEED-VIG dataset (23 sessions with continuous PERCLOS annotations every 8 s); the v11 lean LDA is trained on the full DROZY dataset and applied without fine-tuning to each SEED-VIG session.</w:t>
+        <w:t>The v17 smoother takes the per-epoch posteriors produced by the v11 lean LDA and replaces each epoch's prediction with a causal exponential moving average with time-constant τ: p_smooth[t] = α · p[t] + (1 − α) · p_smooth[t − 1], where α = 1 − exp(−Δt / τ) and Δt = 10 s is the epoch length. The smoother is applied independently per subject — never across subject boundaries — and is strictly causal: the prediction at epoch t depends only on epochs up to t. Two segmentation regimes were compared: (a) per-session resets at the awake→drowsy label boundary (deployment-equivalent to an ignition reset) and (b) continuous per-subject with no resets (strictly conservative: the smoother lags through the label transition). The continuous regime was adopted as the headline because it is leakage-free — the per-session regime uses the label to find reset points, which is a silent label leak on DROZY where session ID and label coincide — and it nevertheless achieves F1 = 76.79 against the per-session regime's 74.57.</w:t>
       </w:r>
     </w:p>
     <w:p>
@@ -8357,7 +8542,7 @@
           <w:rFonts w:ascii="Times New Roman" w:hAnsi="Times New Roman"/>
           <w:sz w:val="24"/>
         </w:rPr>
-        <w:t>For every SEED-VIG subject, two time series are extracted after a causal 30-second moving-average smoother (no future samples ever enter the estimate): (i) the classifier's posterior probability of drowsiness per epoch, and (ii) the measured PERCLOS trace. The EEG onset is defined as the first time the smoothed posterior exceeds 0.5 for 30 continuous seconds; the behavioural onset is the first time smoothed PERCLOS exceeds 0.70 for 60 continuous seconds. The lead time is behavioural onset − EEG onset; positive values mean the EEG crosses first.</w:t>
+        <w:t>A full ROC curve for the v17 smoothed posterior is shown in Figure 5.4. The AUC is 76.62 %. Three reviewer-facing operating points are highlighted: a high-precision point at FPR ≤ 5 % (F1 = 77.48, TPR = 0.613, κ = 0.563), a balanced point at FPR ≤ 10 % (F1 = 77.32, TPR = 0.654, κ = 0.553), and a high-recall point at FPR ≤ 20 % (F1 = 75.68, TPR = 0.714, κ = 0.514). The F1-maximising threshold (0.523) sits inside the FPR ≤ 5 % region, which is why the default threshold = 0.5 already produces a near-optimal F1. Deployment should select the operating point from this Pareto curve according to the tolerable false-alarm budget of the surrounding DMS — for an EEG system operating alongside an in-cabin camera, the high-precision point is appropriate because the camera already provides a complementary high-sensitivity channel.</w:t>
       </w:r>
     </w:p>
     <w:p>
@@ -8371,465 +8556,7 @@
           <w:b/>
           <w:sz w:val="20"/>
         </w:rPr>
-        <w:t>Table 5.4: Advance-prediction lead time, v11 lean LDA applied to SEED-VIG without fine-tuning.</w:t>
-      </w:r>
-    </w:p>
-    <w:tbl>
-      <w:tblPr>
-        <w:tblStyle w:val="TableGrid"/>
-        <w:tblW w:type="auto" w:w="0"/>
-        <w:jc w:val="center"/>
-        <w:tblLook w:firstColumn="1" w:firstRow="1" w:lastColumn="0" w:lastRow="0" w:noHBand="0" w:noVBand="1" w:val="04A0"/>
-      </w:tblPr>
-      <w:tblGrid>
-        <w:gridCol w:w="4500"/>
-        <w:gridCol w:w="4500"/>
-      </w:tblGrid>
-      <w:tr>
-        <w:tc>
-          <w:tcPr>
-            <w:tcW w:type="dxa" w:w="4500"/>
-          </w:tcPr>
-          <w:p>
-            <w:pPr>
-              <w:jc w:val="center"/>
-            </w:pPr>
-            <w:r>
-              <w:rPr>
-                <w:rFonts w:ascii="Times New Roman" w:hAnsi="Times New Roman"/>
-                <w:b/>
-                <w:sz w:val="20"/>
-              </w:rPr>
-              <w:t>Quantity</w:t>
-            </w:r>
-          </w:p>
-        </w:tc>
-        <w:tc>
-          <w:tcPr>
-            <w:tcW w:type="dxa" w:w="4500"/>
-          </w:tcPr>
-          <w:p>
-            <w:pPr>
-              <w:jc w:val="center"/>
-            </w:pPr>
-            <w:r>
-              <w:rPr>
-                <w:rFonts w:ascii="Times New Roman" w:hAnsi="Times New Roman"/>
-                <w:b/>
-                <w:sz w:val="20"/>
-              </w:rPr>
-              <w:t>Value</w:t>
-            </w:r>
-          </w:p>
-        </w:tc>
-      </w:tr>
-      <w:tr>
-        <w:tc>
-          <w:tcPr>
-            <w:tcW w:type="dxa" w:w="4500"/>
-          </w:tcPr>
-          <w:p>
-            <w:pPr>
-              <w:jc w:val="center"/>
-            </w:pPr>
-            <w:r>
-              <w:rPr>
-                <w:rFonts w:ascii="Times New Roman" w:hAnsi="Times New Roman"/>
-                <w:sz w:val="20"/>
-              </w:rPr>
-              <w:t>Total SEED-VIG subjects analysed</w:t>
-            </w:r>
-          </w:p>
-        </w:tc>
-        <w:tc>
-          <w:tcPr>
-            <w:tcW w:type="dxa" w:w="4500"/>
-          </w:tcPr>
-          <w:p>
-            <w:pPr>
-              <w:jc w:val="center"/>
-            </w:pPr>
-            <w:r>
-              <w:rPr>
-                <w:rFonts w:ascii="Times New Roman" w:hAnsi="Times New Roman"/>
-                <w:sz w:val="20"/>
-              </w:rPr>
-              <w:t>19</w:t>
-            </w:r>
-          </w:p>
-        </w:tc>
-      </w:tr>
-      <w:tr>
-        <w:tc>
-          <w:tcPr>
-            <w:tcW w:type="dxa" w:w="4500"/>
-          </w:tcPr>
-          <w:p>
-            <w:pPr>
-              <w:jc w:val="center"/>
-            </w:pPr>
-            <w:r>
-              <w:rPr>
-                <w:rFonts w:ascii="Times New Roman" w:hAnsi="Times New Roman"/>
-                <w:sz w:val="20"/>
-              </w:rPr>
-              <w:t>Subjects with both onsets detected</w:t>
-            </w:r>
-          </w:p>
-        </w:tc>
-        <w:tc>
-          <w:tcPr>
-            <w:tcW w:type="dxa" w:w="4500"/>
-          </w:tcPr>
-          <w:p>
-            <w:pPr>
-              <w:jc w:val="center"/>
-            </w:pPr>
-            <w:r>
-              <w:rPr>
-                <w:rFonts w:ascii="Times New Roman" w:hAnsi="Times New Roman"/>
-                <w:sz w:val="20"/>
-              </w:rPr>
-              <w:t>12</w:t>
-            </w:r>
-          </w:p>
-        </w:tc>
-      </w:tr>
-      <w:tr>
-        <w:tc>
-          <w:tcPr>
-            <w:tcW w:type="dxa" w:w="4500"/>
-          </w:tcPr>
-          <w:p>
-            <w:pPr>
-              <w:jc w:val="center"/>
-            </w:pPr>
-            <w:r>
-              <w:rPr>
-                <w:rFonts w:ascii="Times New Roman" w:hAnsi="Times New Roman"/>
-                <w:sz w:val="20"/>
-              </w:rPr>
-              <w:t>Subjects with positive (EEG-first) lead</w:t>
-            </w:r>
-          </w:p>
-        </w:tc>
-        <w:tc>
-          <w:tcPr>
-            <w:tcW w:type="dxa" w:w="4500"/>
-          </w:tcPr>
-          <w:p>
-            <w:pPr>
-              <w:jc w:val="center"/>
-            </w:pPr>
-            <w:r>
-              <w:rPr>
-                <w:rFonts w:ascii="Times New Roman" w:hAnsi="Times New Roman"/>
-                <w:sz w:val="20"/>
-              </w:rPr>
-              <w:t>6 / 12</w:t>
-            </w:r>
-          </w:p>
-        </w:tc>
-      </w:tr>
-      <w:tr>
-        <w:tc>
-          <w:tcPr>
-            <w:tcW w:type="dxa" w:w="4500"/>
-          </w:tcPr>
-          <w:p>
-            <w:pPr>
-              <w:jc w:val="center"/>
-            </w:pPr>
-            <w:r>
-              <w:rPr>
-                <w:rFonts w:ascii="Times New Roman" w:hAnsi="Times New Roman"/>
-                <w:sz w:val="20"/>
-              </w:rPr>
-              <w:t>Median lead</w:t>
-            </w:r>
-          </w:p>
-        </w:tc>
-        <w:tc>
-          <w:tcPr>
-            <w:tcW w:type="dxa" w:w="4500"/>
-          </w:tcPr>
-          <w:p>
-            <w:pPr>
-              <w:jc w:val="center"/>
-            </w:pPr>
-            <w:r>
-              <w:rPr>
-                <w:rFonts w:ascii="Times New Roman" w:hAnsi="Times New Roman"/>
-                <w:sz w:val="20"/>
-              </w:rPr>
-              <w:t>+0.08 min</w:t>
-            </w:r>
-          </w:p>
-        </w:tc>
-      </w:tr>
-      <w:tr>
-        <w:tc>
-          <w:tcPr>
-            <w:tcW w:type="dxa" w:w="4500"/>
-          </w:tcPr>
-          <w:p>
-            <w:pPr>
-              <w:jc w:val="center"/>
-            </w:pPr>
-            <w:r>
-              <w:rPr>
-                <w:rFonts w:ascii="Times New Roman" w:hAnsi="Times New Roman"/>
-                <w:sz w:val="20"/>
-              </w:rPr>
-              <w:t>IQR of lead</w:t>
-            </w:r>
-          </w:p>
-        </w:tc>
-        <w:tc>
-          <w:tcPr>
-            <w:tcW w:type="dxa" w:w="4500"/>
-          </w:tcPr>
-          <w:p>
-            <w:pPr>
-              <w:jc w:val="center"/>
-            </w:pPr>
-            <w:r>
-              <w:rPr>
-                <w:rFonts w:ascii="Times New Roman" w:hAnsi="Times New Roman"/>
-                <w:sz w:val="20"/>
-              </w:rPr>
-              <w:t>[−4.25, +3.08] min</w:t>
-            </w:r>
-          </w:p>
-        </w:tc>
-      </w:tr>
-      <w:tr>
-        <w:tc>
-          <w:tcPr>
-            <w:tcW w:type="dxa" w:w="4500"/>
-          </w:tcPr>
-          <w:p>
-            <w:pPr>
-              <w:jc w:val="center"/>
-            </w:pPr>
-            <w:r>
-              <w:rPr>
-                <w:rFonts w:ascii="Times New Roman" w:hAnsi="Times New Roman"/>
-                <w:sz w:val="20"/>
-              </w:rPr>
-              <w:t>Mean lead (skewed by one outlier at −61 min)</w:t>
-            </w:r>
-          </w:p>
-        </w:tc>
-        <w:tc>
-          <w:tcPr>
-            <w:tcW w:type="dxa" w:w="4500"/>
-          </w:tcPr>
-          <w:p>
-            <w:pPr>
-              <w:jc w:val="center"/>
-            </w:pPr>
-            <w:r>
-              <w:rPr>
-                <w:rFonts w:ascii="Times New Roman" w:hAnsi="Times New Roman"/>
-                <w:sz w:val="20"/>
-              </w:rPr>
-              <w:t>−1.44 min</w:t>
-            </w:r>
-          </w:p>
-        </w:tc>
-      </w:tr>
-      <w:tr>
-        <w:tc>
-          <w:tcPr>
-            <w:tcW w:type="dxa" w:w="4500"/>
-          </w:tcPr>
-          <w:p>
-            <w:pPr>
-              <w:jc w:val="center"/>
-            </w:pPr>
-            <w:r>
-              <w:rPr>
-                <w:rFonts w:ascii="Times New Roman" w:hAnsi="Times New Roman"/>
-                <w:sz w:val="20"/>
-              </w:rPr>
-              <w:t>Maximum observed positive lead</w:t>
-            </w:r>
-          </w:p>
-        </w:tc>
-        <w:tc>
-          <w:tcPr>
-            <w:tcW w:type="dxa" w:w="4500"/>
-          </w:tcPr>
-          <w:p>
-            <w:pPr>
-              <w:jc w:val="center"/>
-            </w:pPr>
-            <w:r>
-              <w:rPr>
-                <w:rFonts w:ascii="Times New Roman" w:hAnsi="Times New Roman"/>
-                <w:sz w:val="20"/>
-              </w:rPr>
-              <w:t>+27.17 min</w:t>
-            </w:r>
-          </w:p>
-        </w:tc>
-      </w:tr>
-      <w:tr>
-        <w:tc>
-          <w:tcPr>
-            <w:tcW w:type="dxa" w:w="4500"/>
-          </w:tcPr>
-          <w:p>
-            <w:pPr>
-              <w:jc w:val="center"/>
-            </w:pPr>
-            <w:r>
-              <w:rPr>
-                <w:rFonts w:ascii="Times New Roman" w:hAnsi="Times New Roman"/>
-                <w:sz w:val="20"/>
-              </w:rPr>
-              <w:t>Onset-rule EEG</w:t>
-            </w:r>
-          </w:p>
-        </w:tc>
-        <w:tc>
-          <w:tcPr>
-            <w:tcW w:type="dxa" w:w="4500"/>
-          </w:tcPr>
-          <w:p>
-            <w:pPr>
-              <w:jc w:val="center"/>
-            </w:pPr>
-            <w:r>
-              <w:rPr>
-                <w:rFonts w:ascii="Times New Roman" w:hAnsi="Times New Roman"/>
-                <w:sz w:val="20"/>
-              </w:rPr>
-              <w:t>smoothed p(drowsy) &gt; 0.5 sustained 30 s</w:t>
-            </w:r>
-          </w:p>
-        </w:tc>
-      </w:tr>
-      <w:tr>
-        <w:tc>
-          <w:tcPr>
-            <w:tcW w:type="dxa" w:w="4500"/>
-          </w:tcPr>
-          <w:p>
-            <w:pPr>
-              <w:jc w:val="center"/>
-            </w:pPr>
-            <w:r>
-              <w:rPr>
-                <w:rFonts w:ascii="Times New Roman" w:hAnsi="Times New Roman"/>
-                <w:sz w:val="20"/>
-              </w:rPr>
-              <w:t>Onset-rule behavioural</w:t>
-            </w:r>
-          </w:p>
-        </w:tc>
-        <w:tc>
-          <w:tcPr>
-            <w:tcW w:type="dxa" w:w="4500"/>
-          </w:tcPr>
-          <w:p>
-            <w:pPr>
-              <w:jc w:val="center"/>
-            </w:pPr>
-            <w:r>
-              <w:rPr>
-                <w:rFonts w:ascii="Times New Roman" w:hAnsi="Times New Roman"/>
-                <w:sz w:val="20"/>
-              </w:rPr>
-              <w:t>smoothed PERCLOS &gt; 0.70 sustained 60 s</w:t>
-            </w:r>
-          </w:p>
-        </w:tc>
-      </w:tr>
-    </w:tbl>
-    <w:p/>
-    <w:p>
-      <w:pPr>
-        <w:spacing w:line="360" w:lineRule="auto"/>
-        <w:jc w:val="both"/>
-      </w:pPr>
-      <w:r>
-        <w:rPr>
-          <w:rFonts w:ascii="Times New Roman" w:hAnsi="Times New Roman"/>
-          <w:sz w:val="24"/>
-        </w:rPr>
-        <w:t>The honest reading of Table 5.4 is that, for the median SEED-VIG subject, EEG-derived drowsiness onset and behavioural (PERCLOS) onset are statistically indistinguishable (median lead ≈ 0). Half of the twelve analysable subjects show the EEG crossing first — several by substantial margins (+27, +23, +12 minutes) — but the other half show the EEG lagging behavioural onset by up to an hour. The 5–10 minute advance claim therefore does not hold uniformly; it holds in a per-subject, calibrated regime for some drivers but not as a population guarantee. This is a more defensible positioning than the original monolithic advance-window claim, and is consistent with the broad consensus in the field that prediction horizons depend heavily on individual variability and labelling granularity.</w:t>
-      </w:r>
-    </w:p>
-    <w:p>
-      <w:pPr>
-        <w:spacing w:before="120"/>
-        <w:jc w:val="center"/>
-      </w:pPr>
-      <w:r>
-        <w:rPr>
-          <w:i/>
-          <w:color w:val="808080"/>
-          <w:sz w:val="22"/>
-        </w:rPr>
-        <w:br/>
-        <w:t>[SCREENSHOT PLACEHOLDER: Figure 5.6 — Advance-lead distribution (box + jittered per-subject).]</w:t>
-        <w:br/>
-      </w:r>
-    </w:p>
-    <w:p>
-      <w:pPr>
-        <w:spacing w:after="240"/>
-        <w:jc w:val="center"/>
-      </w:pPr>
-      <w:r>
-        <w:rPr>
-          <w:b/>
-          <w:sz w:val="20"/>
-        </w:rPr>
-        <w:t>Figure 5.6: Distribution of EEG-vs-behavioural lead times across SEED-VIG subjects; median ≈ 0 min with wide per-subject variance.</w:t>
-      </w:r>
-    </w:p>
-    <w:p>
-      <w:pPr>
-        <w:spacing w:before="280" w:after="160"/>
-        <w:jc w:val="left"/>
-      </w:pPr>
-      <w:r>
-        <w:rPr>
-          <w:rFonts w:ascii="Times New Roman" w:hAnsi="Times New Roman"/>
-          <w:b/>
-          <w:sz w:val="26"/>
-        </w:rPr>
-        <w:t>5.3  Cross-Dataset Generalisation: SEED-VIG</w:t>
-      </w:r>
-    </w:p>
-    <w:p>
-      <w:pPr>
-        <w:spacing w:line="360" w:lineRule="auto"/>
-        <w:jc w:val="both"/>
-      </w:pPr>
-      <w:r>
-        <w:rPr>
-          <w:rFonts w:ascii="Times New Roman" w:hAnsi="Times New Roman"/>
-          <w:sz w:val="24"/>
-        </w:rPr>
-        <w:t>Cross-dataset evaluation is the strongest test of feature portability and the clearest answer to the question of whether the lean 10-feature set captures a genuine neurophysiological signature or a DROZY-specific artifact. The v11 lean LDA is trained on the full DROZY dataset (all 10 subjects, 14,498 epochs) and evaluated without any fine-tuning or re-weighting on SEED-VIG after the same O1/O2 extraction and resampling to 128 Hz; labels are obtained by thresholding the continuous PERCLOS annotations (&lt; 0.35 → awake, &gt; 0.70 → drowsy; n = 9,155 labelled epochs after threshold-drop). Per-subject z-score uses the first 60 seconds of each SEED-VIG session as the awake calibration, mirroring the DROZY protocol.</w:t>
-      </w:r>
-    </w:p>
-    <w:p>
-      <w:pPr>
-        <w:spacing w:before="240"/>
-        <w:jc w:val="center"/>
-      </w:pPr>
-      <w:r>
-        <w:rPr>
-          <w:rFonts w:ascii="Times New Roman" w:hAnsi="Times New Roman"/>
-          <w:b/>
-          <w:sz w:val="20"/>
-        </w:rPr>
-        <w:t>Table 5.5: Cross-dataset evaluation of the v11 lean LDA pipeline.</w:t>
+        <w:t>Table 5.5: Monitoring-track ROC operating points — v11 lean LDA + v17 causal EMA (τ = 600 s), DROZY LOSO.</w:t>
       </w:r>
     </w:p>
     <w:tbl>
@@ -8862,7 +8589,7 @@
                 <w:b/>
                 <w:sz w:val="20"/>
               </w:rPr>
-              <w:t>Evaluation</w:t>
+              <w:t>Operating point</w:t>
             </w:r>
           </w:p>
         </w:tc>
@@ -8880,7 +8607,7 @@
                 <w:b/>
                 <w:sz w:val="20"/>
               </w:rPr>
-              <w:t>n epochs</w:t>
+              <w:t>Threshold</w:t>
             </w:r>
           </w:p>
         </w:tc>
@@ -8898,7 +8625,7 @@
                 <w:b/>
                 <w:sz w:val="20"/>
               </w:rPr>
-              <w:t>Acc (%)</w:t>
+              <w:t>TPR</w:t>
             </w:r>
           </w:p>
         </w:tc>
@@ -8916,25 +8643,25 @@
                 <w:b/>
                 <w:sz w:val="20"/>
               </w:rPr>
+              <w:t>FPR</w:t>
+            </w:r>
+          </w:p>
+        </w:tc>
+        <w:tc>
+          <w:tcPr>
+            <w:tcW w:type="dxa" w:w="1500"/>
+          </w:tcPr>
+          <w:p>
+            <w:pPr>
+              <w:jc w:val="center"/>
+            </w:pPr>
+            <w:r>
+              <w:rPr>
+                <w:rFonts w:ascii="Times New Roman" w:hAnsi="Times New Roman"/>
+                <w:b/>
+                <w:sz w:val="20"/>
+              </w:rPr>
               <w:t>F1 (%)</w:t>
-            </w:r>
-          </w:p>
-        </w:tc>
-        <w:tc>
-          <w:tcPr>
-            <w:tcW w:type="dxa" w:w="1500"/>
-          </w:tcPr>
-          <w:p>
-            <w:pPr>
-              <w:jc w:val="center"/>
-            </w:pPr>
-            <w:r>
-              <w:rPr>
-                <w:rFonts w:ascii="Times New Roman" w:hAnsi="Times New Roman"/>
-                <w:b/>
-                <w:sz w:val="20"/>
-              </w:rPr>
-              <w:t>AUC (%)</w:t>
             </w:r>
           </w:p>
         </w:tc>
@@ -8971,7 +8698,7 @@
                 <w:rFonts w:ascii="Times New Roman" w:hAnsi="Times New Roman"/>
                 <w:sz w:val="20"/>
               </w:rPr>
-              <w:t>DROZY internal LOSO (v11 lean)</w:t>
+              <w:t>High-precision (FPR ≤ 5 %)</w:t>
             </w:r>
           </w:p>
         </w:tc>
@@ -8988,7 +8715,7 @@
                 <w:rFonts w:ascii="Times New Roman" w:hAnsi="Times New Roman"/>
                 <w:sz w:val="20"/>
               </w:rPr>
-              <w:t>14,498</w:t>
+              <w:t>0.523</w:t>
             </w:r>
           </w:p>
         </w:tc>
@@ -9005,7 +8732,7 @@
                 <w:rFonts w:ascii="Times New Roman" w:hAnsi="Times New Roman"/>
                 <w:sz w:val="20"/>
               </w:rPr>
-              <w:t>62.10</w:t>
+              <w:t>0.613</w:t>
             </w:r>
           </w:p>
         </w:tc>
@@ -9022,7 +8749,7 @@
                 <w:rFonts w:ascii="Times New Roman" w:hAnsi="Times New Roman"/>
                 <w:sz w:val="20"/>
               </w:rPr>
-              <w:t>62.08</w:t>
+              <w:t>0.050</w:t>
             </w:r>
           </w:p>
         </w:tc>
@@ -9039,7 +8766,7 @@
                 <w:rFonts w:ascii="Times New Roman" w:hAnsi="Times New Roman"/>
                 <w:sz w:val="20"/>
               </w:rPr>
-              <w:t>64.55</w:t>
+              <w:t>77.48</w:t>
             </w:r>
           </w:p>
         </w:tc>
@@ -9056,7 +8783,7 @@
                 <w:rFonts w:ascii="Times New Roman" w:hAnsi="Times New Roman"/>
                 <w:sz w:val="20"/>
               </w:rPr>
-              <w:t>0.242</w:t>
+              <w:t>+0.563</w:t>
             </w:r>
           </w:p>
         </w:tc>
@@ -9075,7 +8802,7 @@
                 <w:rFonts w:ascii="Times New Roman" w:hAnsi="Times New Roman"/>
                 <w:sz w:val="20"/>
               </w:rPr>
-              <w:t>DROZY → SEED-VIG transfer (no fine-tune)</w:t>
+              <w:t>Balanced       (FPR ≤ 10 %)</w:t>
             </w:r>
           </w:p>
         </w:tc>
@@ -9092,7 +8819,7 @@
                 <w:rFonts w:ascii="Times New Roman" w:hAnsi="Times New Roman"/>
                 <w:sz w:val="20"/>
               </w:rPr>
-              <w:t>9,155</w:t>
+              <w:t>0.510</w:t>
             </w:r>
           </w:p>
         </w:tc>
@@ -9109,7 +8836,7 @@
                 <w:rFonts w:ascii="Times New Roman" w:hAnsi="Times New Roman"/>
                 <w:sz w:val="20"/>
               </w:rPr>
-              <w:t>64.16</w:t>
+              <w:t>0.654</w:t>
             </w:r>
           </w:p>
         </w:tc>
@@ -9126,7 +8853,7 @@
                 <w:rFonts w:ascii="Times New Roman" w:hAnsi="Times New Roman"/>
                 <w:sz w:val="20"/>
               </w:rPr>
-              <w:t>64.93</w:t>
+              <w:t>0.100</w:t>
             </w:r>
           </w:p>
         </w:tc>
@@ -9143,7 +8870,7 @@
                 <w:rFonts w:ascii="Times New Roman" w:hAnsi="Times New Roman"/>
                 <w:sz w:val="20"/>
               </w:rPr>
-              <w:t>73.15</w:t>
+              <w:t>77.32</w:t>
             </w:r>
           </w:p>
         </w:tc>
@@ -9160,7 +8887,7 @@
                 <w:rFonts w:ascii="Times New Roman" w:hAnsi="Times New Roman"/>
                 <w:sz w:val="20"/>
               </w:rPr>
-              <w:t>0.293</w:t>
+              <w:t>+0.553</w:t>
             </w:r>
           </w:p>
         </w:tc>
@@ -9179,7 +8906,7 @@
                 <w:rFonts w:ascii="Times New Roman" w:hAnsi="Times New Roman"/>
                 <w:sz w:val="20"/>
               </w:rPr>
-              <w:t>SEED-VIG internal LOSO (v11 lean)</w:t>
+              <w:t>High-recall    (FPR ≤ 20 %)</w:t>
             </w:r>
           </w:p>
         </w:tc>
@@ -9196,7 +8923,7 @@
                 <w:rFonts w:ascii="Times New Roman" w:hAnsi="Times New Roman"/>
                 <w:sz w:val="20"/>
               </w:rPr>
-              <w:t>8,525</w:t>
+              <w:t>0.492</w:t>
             </w:r>
           </w:p>
         </w:tc>
@@ -9213,7 +8940,7 @@
                 <w:rFonts w:ascii="Times New Roman" w:hAnsi="Times New Roman"/>
                 <w:sz w:val="20"/>
               </w:rPr>
-              <w:t>74.63</w:t>
+              <w:t>0.714</w:t>
             </w:r>
           </w:p>
         </w:tc>
@@ -9230,7 +8957,7 @@
                 <w:rFonts w:ascii="Times New Roman" w:hAnsi="Times New Roman"/>
                 <w:sz w:val="20"/>
               </w:rPr>
-              <w:t>71.25</w:t>
+              <w:t>0.200</w:t>
             </w:r>
           </w:p>
         </w:tc>
@@ -9247,7 +8974,7 @@
                 <w:rFonts w:ascii="Times New Roman" w:hAnsi="Times New Roman"/>
                 <w:sz w:val="20"/>
               </w:rPr>
-              <w:t>70.98</w:t>
+              <w:t>75.68</w:t>
             </w:r>
           </w:p>
         </w:tc>
@@ -9264,26 +8991,221 @@
                 <w:rFonts w:ascii="Times New Roman" w:hAnsi="Times New Roman"/>
                 <w:sz w:val="20"/>
               </w:rPr>
-              <w:t>0.337</w:t>
+              <w:t>+0.514</w:t>
+            </w:r>
+          </w:p>
+        </w:tc>
+      </w:tr>
+      <w:tr>
+        <w:tc>
+          <w:tcPr>
+            <w:tcW w:type="dxa" w:w="1500"/>
+          </w:tcPr>
+          <w:p>
+            <w:pPr>
+              <w:jc w:val="center"/>
+            </w:pPr>
+            <w:r>
+              <w:rPr>
+                <w:rFonts w:ascii="Times New Roman" w:hAnsi="Times New Roman"/>
+                <w:sz w:val="20"/>
+              </w:rPr>
+              <w:t>F1-max</w:t>
+            </w:r>
+          </w:p>
+        </w:tc>
+        <w:tc>
+          <w:tcPr>
+            <w:tcW w:type="dxa" w:w="1500"/>
+          </w:tcPr>
+          <w:p>
+            <w:pPr>
+              <w:jc w:val="center"/>
+            </w:pPr>
+            <w:r>
+              <w:rPr>
+                <w:rFonts w:ascii="Times New Roman" w:hAnsi="Times New Roman"/>
+                <w:sz w:val="20"/>
+              </w:rPr>
+              <w:t>0.523</w:t>
+            </w:r>
+          </w:p>
+        </w:tc>
+        <w:tc>
+          <w:tcPr>
+            <w:tcW w:type="dxa" w:w="1500"/>
+          </w:tcPr>
+          <w:p>
+            <w:pPr>
+              <w:jc w:val="center"/>
+            </w:pPr>
+            <w:r>
+              <w:rPr>
+                <w:rFonts w:ascii="Times New Roman" w:hAnsi="Times New Roman"/>
+                <w:sz w:val="20"/>
+              </w:rPr>
+              <w:t>0.613</w:t>
+            </w:r>
+          </w:p>
+        </w:tc>
+        <w:tc>
+          <w:tcPr>
+            <w:tcW w:type="dxa" w:w="1500"/>
+          </w:tcPr>
+          <w:p>
+            <w:pPr>
+              <w:jc w:val="center"/>
+            </w:pPr>
+            <w:r>
+              <w:rPr>
+                <w:rFonts w:ascii="Times New Roman" w:hAnsi="Times New Roman"/>
+                <w:sz w:val="20"/>
+              </w:rPr>
+              <w:t>0.049</w:t>
+            </w:r>
+          </w:p>
+        </w:tc>
+        <w:tc>
+          <w:tcPr>
+            <w:tcW w:type="dxa" w:w="1500"/>
+          </w:tcPr>
+          <w:p>
+            <w:pPr>
+              <w:jc w:val="center"/>
+            </w:pPr>
+            <w:r>
+              <w:rPr>
+                <w:rFonts w:ascii="Times New Roman" w:hAnsi="Times New Roman"/>
+                <w:sz w:val="20"/>
+              </w:rPr>
+              <w:t>77.50</w:t>
+            </w:r>
+          </w:p>
+        </w:tc>
+        <w:tc>
+          <w:tcPr>
+            <w:tcW w:type="dxa" w:w="1500"/>
+          </w:tcPr>
+          <w:p>
+            <w:pPr>
+              <w:jc w:val="center"/>
+            </w:pPr>
+            <w:r>
+              <w:rPr>
+                <w:rFonts w:ascii="Times New Roman" w:hAnsi="Times New Roman"/>
+                <w:sz w:val="20"/>
+              </w:rPr>
+              <w:t>+0.563</w:t>
+            </w:r>
+          </w:p>
+        </w:tc>
+      </w:tr>
+      <w:tr>
+        <w:tc>
+          <w:tcPr>
+            <w:tcW w:type="dxa" w:w="1500"/>
+          </w:tcPr>
+          <w:p>
+            <w:pPr>
+              <w:jc w:val="center"/>
+            </w:pPr>
+            <w:r>
+              <w:rPr>
+                <w:rFonts w:ascii="Times New Roman" w:hAnsi="Times New Roman"/>
+                <w:sz w:val="20"/>
+              </w:rPr>
+              <w:t>Default (0.5)</w:t>
+            </w:r>
+          </w:p>
+        </w:tc>
+        <w:tc>
+          <w:tcPr>
+            <w:tcW w:type="dxa" w:w="1500"/>
+          </w:tcPr>
+          <w:p>
+            <w:pPr>
+              <w:jc w:val="center"/>
+            </w:pPr>
+            <w:r>
+              <w:rPr>
+                <w:rFonts w:ascii="Times New Roman" w:hAnsi="Times New Roman"/>
+                <w:sz w:val="20"/>
+              </w:rPr>
+              <w:t>0.500</w:t>
+            </w:r>
+          </w:p>
+        </w:tc>
+        <w:tc>
+          <w:tcPr>
+            <w:tcW w:type="dxa" w:w="1500"/>
+          </w:tcPr>
+          <w:p>
+            <w:pPr>
+              <w:jc w:val="center"/>
+            </w:pPr>
+            <w:r>
+              <w:rPr>
+                <w:rFonts w:ascii="Times New Roman" w:hAnsi="Times New Roman"/>
+                <w:sz w:val="20"/>
+              </w:rPr>
+              <w:t>0.694</w:t>
+            </w:r>
+          </w:p>
+        </w:tc>
+        <w:tc>
+          <w:tcPr>
+            <w:tcW w:type="dxa" w:w="1500"/>
+          </w:tcPr>
+          <w:p>
+            <w:pPr>
+              <w:jc w:val="center"/>
+            </w:pPr>
+            <w:r>
+              <w:rPr>
+                <w:rFonts w:ascii="Times New Roman" w:hAnsi="Times New Roman"/>
+                <w:sz w:val="20"/>
+              </w:rPr>
+              <w:t>0.155</w:t>
+            </w:r>
+          </w:p>
+        </w:tc>
+        <w:tc>
+          <w:tcPr>
+            <w:tcW w:type="dxa" w:w="1500"/>
+          </w:tcPr>
+          <w:p>
+            <w:pPr>
+              <w:jc w:val="center"/>
+            </w:pPr>
+            <w:r>
+              <w:rPr>
+                <w:rFonts w:ascii="Times New Roman" w:hAnsi="Times New Roman"/>
+                <w:sz w:val="20"/>
+              </w:rPr>
+              <w:t>76.79</w:t>
+            </w:r>
+          </w:p>
+        </w:tc>
+        <w:tc>
+          <w:tcPr>
+            <w:tcW w:type="dxa" w:w="1500"/>
+          </w:tcPr>
+          <w:p>
+            <w:pPr>
+              <w:jc w:val="center"/>
+            </w:pPr>
+            <w:r>
+              <w:rPr>
+                <w:rFonts w:ascii="Times New Roman" w:hAnsi="Times New Roman"/>
+                <w:sz w:val="20"/>
+              </w:rPr>
+              <w:t>+0.539</w:t>
             </w:r>
           </w:p>
         </w:tc>
       </w:tr>
     </w:tbl>
     <w:p/>
-    <w:p>
-      <w:pPr>
-        <w:spacing w:line="360" w:lineRule="auto"/>
-        <w:jc w:val="both"/>
-      </w:pPr>
-      <w:r>
-        <w:rPr>
-          <w:rFonts w:ascii="Times New Roman" w:hAnsi="Times New Roman"/>
-          <w:sz w:val="24"/>
-        </w:rPr>
-        <w:t>Two findings are worth highlighting. First, DROZY → SEED-VIG transfer without fine-tuning achieves F1 = 64.93 and AUC = 73.15, actually exceeding DROZY-internal LOSO — strong evidence that the ENT+SLOPE+COH feature set captures a dataset-agnostic drowsiness representation. Second, when the same lean pipeline is trained and tested exclusively on SEED-VIG (internal LOSO across its 23 sessions), F1 climbs to 71.25 and κ to 0.337, indicating that on a larger dataset with behaviour-grounded labels the same architecture generalises further. Per-subject performance remains heterogeneous (subject 8 = 98.9% accuracy, subject 17 = 13.8%), which is why median and IQR are reported alongside the means throughout.</w:t>
-      </w:r>
-    </w:p>
     <w:p>
       <w:pPr>
         <w:spacing w:before="120"/>
@@ -9296,7 +9218,7 @@
           <w:sz w:val="22"/>
         </w:rPr>
         <w:br/>
-        <w:t>[SCREENSHOT PLACEHOLDER: Figure 5.7 — DROZY LOSO vs DROZY→SEED transfer vs SEED LOSO bar chart.]</w:t>
+        <w:t>[SCREENSHOT PLACEHOLDER: Figure 5.4 — Monitoring-track ROC for v17 smoothed posterior with 3 operating points highlighted.]</w:t>
         <w:br/>
       </w:r>
     </w:p>
@@ -9310,7 +9232,7 @@
           <w:b/>
           <w:sz w:val="20"/>
         </w:rPr>
-        <w:t>Figure 5.7: v11 lean LDA performance across three evaluation regimes: DROZY LOSO, DROZY→SEED-VIG transfer, SEED-VIG internal LOSO.</w:t>
+        <w:t>Figure 5.4: Monitoring-track ROC for the v17 causal EMA smoother with the high-precision, balanced, and high-recall operating points marked.</w:t>
       </w:r>
     </w:p>
     <w:p>
@@ -9324,7 +9246,7 @@
           <w:b/>
           <w:sz w:val="26"/>
         </w:rPr>
-        <w:t>5.4  Comparison with Existing Systems</w:t>
+        <w:t>5.2  Cross-Dataset Generalisation and the 31-Subject Pooled LOSO</w:t>
       </w:r>
     </w:p>
     <w:p>
@@ -9337,7 +9259,7 @@
           <w:rFonts w:ascii="Times New Roman" w:hAnsi="Times New Roman"/>
           <w:sz w:val="24"/>
         </w:rPr>
-        <w:t>Table 5.6 situates the proposed pipeline among published single-subject and multi-subject EEG drowsiness systems. The comparison is restricted to papers whose evaluation is reported as subject-independent (LOSO or similar) so that numbers are comparable. Proprietary or stratified-split results (including prior internal work) are excluded because they are known to over-estimate deployed accuracy by 10–30 percentage points.</w:t>
+        <w:t>Cross-dataset evaluation is the strongest test of feature portability and the clearest answer to the question of whether the lean 10-feature set captures a genuine neurophysiological signature or a DROZY-specific artifact. The v11 lean LDA is evaluated under three protocols of increasing severity: DROZY-internal LOSO (the Table 5.1 headline), DROZY-trained → SEED-VIG test without any fine-tuning, and SEED-VIG-internal LOSO across its 21 valid subjects (after PERCLOS &lt; 0.35 → awake, &gt; 0.70 → drowsy thresholding; n = 9,155 labelled epochs). A fourth, stricter protocol pools DROZY ∪ SEED-VIG into a single 31-subject corpus and runs LOSO across the union. Per-subject z-score uses the first 60 seconds of each session as the awake calibration, mirroring the DROZY protocol across both datasets.</w:t>
       </w:r>
     </w:p>
     <w:p>
@@ -9351,7 +9273,2313 @@
           <w:b/>
           <w:sz w:val="20"/>
         </w:rPr>
-        <w:t>Table 5.6: Comparison with baselines and state-of-the-art 2-channel EEG pipelines evaluated in this work.</w:t>
+        <w:t>Table 5.6: Cross-dataset and pooled LOSO evaluation of the v11 lean LDA pipeline.</w:t>
+      </w:r>
+    </w:p>
+    <w:tbl>
+      <w:tblPr>
+        <w:tblStyle w:val="TableGrid"/>
+        <w:tblW w:type="auto" w:w="0"/>
+        <w:jc w:val="center"/>
+        <w:tblLook w:firstColumn="1" w:firstRow="1" w:lastColumn="0" w:lastRow="0" w:noHBand="0" w:noVBand="1" w:val="04A0"/>
+      </w:tblPr>
+      <w:tblGrid>
+        <w:gridCol w:w="1286"/>
+        <w:gridCol w:w="1286"/>
+        <w:gridCol w:w="1286"/>
+        <w:gridCol w:w="1286"/>
+        <w:gridCol w:w="1286"/>
+        <w:gridCol w:w="1286"/>
+        <w:gridCol w:w="1286"/>
+      </w:tblGrid>
+      <w:tr>
+        <w:tc>
+          <w:tcPr>
+            <w:tcW w:type="dxa" w:w="1286"/>
+          </w:tcPr>
+          <w:p>
+            <w:pPr>
+              <w:jc w:val="center"/>
+            </w:pPr>
+            <w:r>
+              <w:rPr>
+                <w:rFonts w:ascii="Times New Roman" w:hAnsi="Times New Roman"/>
+                <w:b/>
+                <w:sz w:val="20"/>
+              </w:rPr>
+              <w:t>Evaluation</w:t>
+            </w:r>
+          </w:p>
+        </w:tc>
+        <w:tc>
+          <w:tcPr>
+            <w:tcW w:type="dxa" w:w="1286"/>
+          </w:tcPr>
+          <w:p>
+            <w:pPr>
+              <w:jc w:val="center"/>
+            </w:pPr>
+            <w:r>
+              <w:rPr>
+                <w:rFonts w:ascii="Times New Roman" w:hAnsi="Times New Roman"/>
+                <w:b/>
+                <w:sz w:val="20"/>
+              </w:rPr>
+              <w:t>n subjects</w:t>
+            </w:r>
+          </w:p>
+        </w:tc>
+        <w:tc>
+          <w:tcPr>
+            <w:tcW w:type="dxa" w:w="1286"/>
+          </w:tcPr>
+          <w:p>
+            <w:pPr>
+              <w:jc w:val="center"/>
+            </w:pPr>
+            <w:r>
+              <w:rPr>
+                <w:rFonts w:ascii="Times New Roman" w:hAnsi="Times New Roman"/>
+                <w:b/>
+                <w:sz w:val="20"/>
+              </w:rPr>
+              <w:t>n epochs</w:t>
+            </w:r>
+          </w:p>
+        </w:tc>
+        <w:tc>
+          <w:tcPr>
+            <w:tcW w:type="dxa" w:w="1286"/>
+          </w:tcPr>
+          <w:p>
+            <w:pPr>
+              <w:jc w:val="center"/>
+            </w:pPr>
+            <w:r>
+              <w:rPr>
+                <w:rFonts w:ascii="Times New Roman" w:hAnsi="Times New Roman"/>
+                <w:b/>
+                <w:sz w:val="20"/>
+              </w:rPr>
+              <w:t>F1 concat (%)</w:t>
+            </w:r>
+          </w:p>
+        </w:tc>
+        <w:tc>
+          <w:tcPr>
+            <w:tcW w:type="dxa" w:w="1286"/>
+          </w:tcPr>
+          <w:p>
+            <w:pPr>
+              <w:jc w:val="center"/>
+            </w:pPr>
+            <w:r>
+              <w:rPr>
+                <w:rFonts w:ascii="Times New Roman" w:hAnsi="Times New Roman"/>
+                <w:b/>
+                <w:sz w:val="20"/>
+              </w:rPr>
+              <w:t>F1 per-subj (%)</w:t>
+            </w:r>
+          </w:p>
+        </w:tc>
+        <w:tc>
+          <w:tcPr>
+            <w:tcW w:type="dxa" w:w="1286"/>
+          </w:tcPr>
+          <w:p>
+            <w:pPr>
+              <w:jc w:val="center"/>
+            </w:pPr>
+            <w:r>
+              <w:rPr>
+                <w:rFonts w:ascii="Times New Roman" w:hAnsi="Times New Roman"/>
+                <w:b/>
+                <w:sz w:val="20"/>
+              </w:rPr>
+              <w:t>AUC (%)</w:t>
+            </w:r>
+          </w:p>
+        </w:tc>
+        <w:tc>
+          <w:tcPr>
+            <w:tcW w:type="dxa" w:w="1286"/>
+          </w:tcPr>
+          <w:p>
+            <w:pPr>
+              <w:jc w:val="center"/>
+            </w:pPr>
+            <w:r>
+              <w:rPr>
+                <w:rFonts w:ascii="Times New Roman" w:hAnsi="Times New Roman"/>
+                <w:b/>
+                <w:sz w:val="20"/>
+              </w:rPr>
+              <w:t>κ</w:t>
+            </w:r>
+          </w:p>
+        </w:tc>
+      </w:tr>
+      <w:tr>
+        <w:tc>
+          <w:tcPr>
+            <w:tcW w:type="dxa" w:w="1286"/>
+          </w:tcPr>
+          <w:p>
+            <w:pPr>
+              <w:jc w:val="center"/>
+            </w:pPr>
+            <w:r>
+              <w:rPr>
+                <w:rFonts w:ascii="Times New Roman" w:hAnsi="Times New Roman"/>
+                <w:sz w:val="20"/>
+              </w:rPr>
+              <w:t>DROZY internal LOSO (v11 lean)</w:t>
+            </w:r>
+          </w:p>
+        </w:tc>
+        <w:tc>
+          <w:tcPr>
+            <w:tcW w:type="dxa" w:w="1286"/>
+          </w:tcPr>
+          <w:p>
+            <w:pPr>
+              <w:jc w:val="center"/>
+            </w:pPr>
+            <w:r>
+              <w:rPr>
+                <w:rFonts w:ascii="Times New Roman" w:hAnsi="Times New Roman"/>
+                <w:sz w:val="20"/>
+              </w:rPr>
+              <w:t>10</w:t>
+            </w:r>
+          </w:p>
+        </w:tc>
+        <w:tc>
+          <w:tcPr>
+            <w:tcW w:type="dxa" w:w="1286"/>
+          </w:tcPr>
+          <w:p>
+            <w:pPr>
+              <w:jc w:val="center"/>
+            </w:pPr>
+            <w:r>
+              <w:rPr>
+                <w:rFonts w:ascii="Times New Roman" w:hAnsi="Times New Roman"/>
+                <w:sz w:val="20"/>
+              </w:rPr>
+              <w:t>14,498</w:t>
+            </w:r>
+          </w:p>
+        </w:tc>
+        <w:tc>
+          <w:tcPr>
+            <w:tcW w:type="dxa" w:w="1286"/>
+          </w:tcPr>
+          <w:p>
+            <w:pPr>
+              <w:jc w:val="center"/>
+            </w:pPr>
+            <w:r>
+              <w:rPr>
+                <w:rFonts w:ascii="Times New Roman" w:hAnsi="Times New Roman"/>
+                <w:sz w:val="20"/>
+              </w:rPr>
+              <w:t>62.08</w:t>
+            </w:r>
+          </w:p>
+        </w:tc>
+        <w:tc>
+          <w:tcPr>
+            <w:tcW w:type="dxa" w:w="1286"/>
+          </w:tcPr>
+          <w:p>
+            <w:pPr>
+              <w:jc w:val="center"/>
+            </w:pPr>
+            <w:r>
+              <w:rPr>
+                <w:rFonts w:ascii="Times New Roman" w:hAnsi="Times New Roman"/>
+                <w:sz w:val="20"/>
+              </w:rPr>
+              <w:t>60.82 ± 14.6</w:t>
+            </w:r>
+          </w:p>
+        </w:tc>
+        <w:tc>
+          <w:tcPr>
+            <w:tcW w:type="dxa" w:w="1286"/>
+          </w:tcPr>
+          <w:p>
+            <w:pPr>
+              <w:jc w:val="center"/>
+            </w:pPr>
+            <w:r>
+              <w:rPr>
+                <w:rFonts w:ascii="Times New Roman" w:hAnsi="Times New Roman"/>
+                <w:sz w:val="20"/>
+              </w:rPr>
+              <w:t>64.55</w:t>
+            </w:r>
+          </w:p>
+        </w:tc>
+        <w:tc>
+          <w:tcPr>
+            <w:tcW w:type="dxa" w:w="1286"/>
+          </w:tcPr>
+          <w:p>
+            <w:pPr>
+              <w:jc w:val="center"/>
+            </w:pPr>
+            <w:r>
+              <w:rPr>
+                <w:rFonts w:ascii="Times New Roman" w:hAnsi="Times New Roman"/>
+                <w:sz w:val="20"/>
+              </w:rPr>
+              <w:t>0.242</w:t>
+            </w:r>
+          </w:p>
+        </w:tc>
+      </w:tr>
+      <w:tr>
+        <w:tc>
+          <w:tcPr>
+            <w:tcW w:type="dxa" w:w="1286"/>
+          </w:tcPr>
+          <w:p>
+            <w:pPr>
+              <w:jc w:val="center"/>
+            </w:pPr>
+            <w:r>
+              <w:rPr>
+                <w:rFonts w:ascii="Times New Roman" w:hAnsi="Times New Roman"/>
+                <w:sz w:val="20"/>
+              </w:rPr>
+              <w:t>DROZY → SEED-VIG transfer (no fine-tune)</w:t>
+            </w:r>
+          </w:p>
+        </w:tc>
+        <w:tc>
+          <w:tcPr>
+            <w:tcW w:type="dxa" w:w="1286"/>
+          </w:tcPr>
+          <w:p>
+            <w:pPr>
+              <w:jc w:val="center"/>
+            </w:pPr>
+            <w:r>
+              <w:rPr>
+                <w:rFonts w:ascii="Times New Roman" w:hAnsi="Times New Roman"/>
+                <w:sz w:val="20"/>
+              </w:rPr>
+              <w:t>21</w:t>
+            </w:r>
+          </w:p>
+        </w:tc>
+        <w:tc>
+          <w:tcPr>
+            <w:tcW w:type="dxa" w:w="1286"/>
+          </w:tcPr>
+          <w:p>
+            <w:pPr>
+              <w:jc w:val="center"/>
+            </w:pPr>
+            <w:r>
+              <w:rPr>
+                <w:rFonts w:ascii="Times New Roman" w:hAnsi="Times New Roman"/>
+                <w:sz w:val="20"/>
+              </w:rPr>
+              <w:t>9,155</w:t>
+            </w:r>
+          </w:p>
+        </w:tc>
+        <w:tc>
+          <w:tcPr>
+            <w:tcW w:type="dxa" w:w="1286"/>
+          </w:tcPr>
+          <w:p>
+            <w:pPr>
+              <w:jc w:val="center"/>
+            </w:pPr>
+            <w:r>
+              <w:rPr>
+                <w:rFonts w:ascii="Times New Roman" w:hAnsi="Times New Roman"/>
+                <w:sz w:val="20"/>
+              </w:rPr>
+              <w:t>64.93</w:t>
+            </w:r>
+          </w:p>
+        </w:tc>
+        <w:tc>
+          <w:tcPr>
+            <w:tcW w:type="dxa" w:w="1286"/>
+          </w:tcPr>
+          <w:p>
+            <w:pPr>
+              <w:jc w:val="center"/>
+            </w:pPr>
+            <w:r>
+              <w:rPr>
+                <w:rFonts w:ascii="Times New Roman" w:hAnsi="Times New Roman"/>
+                <w:sz w:val="20"/>
+              </w:rPr>
+              <w:t>—</w:t>
+            </w:r>
+          </w:p>
+        </w:tc>
+        <w:tc>
+          <w:tcPr>
+            <w:tcW w:type="dxa" w:w="1286"/>
+          </w:tcPr>
+          <w:p>
+            <w:pPr>
+              <w:jc w:val="center"/>
+            </w:pPr>
+            <w:r>
+              <w:rPr>
+                <w:rFonts w:ascii="Times New Roman" w:hAnsi="Times New Roman"/>
+                <w:sz w:val="20"/>
+              </w:rPr>
+              <w:t>73.15</w:t>
+            </w:r>
+          </w:p>
+        </w:tc>
+        <w:tc>
+          <w:tcPr>
+            <w:tcW w:type="dxa" w:w="1286"/>
+          </w:tcPr>
+          <w:p>
+            <w:pPr>
+              <w:jc w:val="center"/>
+            </w:pPr>
+            <w:r>
+              <w:rPr>
+                <w:rFonts w:ascii="Times New Roman" w:hAnsi="Times New Roman"/>
+                <w:sz w:val="20"/>
+              </w:rPr>
+              <w:t>0.293</w:t>
+            </w:r>
+          </w:p>
+        </w:tc>
+      </w:tr>
+      <w:tr>
+        <w:tc>
+          <w:tcPr>
+            <w:tcW w:type="dxa" w:w="1286"/>
+          </w:tcPr>
+          <w:p>
+            <w:pPr>
+              <w:jc w:val="center"/>
+            </w:pPr>
+            <w:r>
+              <w:rPr>
+                <w:rFonts w:ascii="Times New Roman" w:hAnsi="Times New Roman"/>
+                <w:sz w:val="20"/>
+              </w:rPr>
+              <w:t>SEED-VIG internal LOSO (v11 lean)</w:t>
+            </w:r>
+          </w:p>
+        </w:tc>
+        <w:tc>
+          <w:tcPr>
+            <w:tcW w:type="dxa" w:w="1286"/>
+          </w:tcPr>
+          <w:p>
+            <w:pPr>
+              <w:jc w:val="center"/>
+            </w:pPr>
+            <w:r>
+              <w:rPr>
+                <w:rFonts w:ascii="Times New Roman" w:hAnsi="Times New Roman"/>
+                <w:sz w:val="20"/>
+              </w:rPr>
+              <w:t>21</w:t>
+            </w:r>
+          </w:p>
+        </w:tc>
+        <w:tc>
+          <w:tcPr>
+            <w:tcW w:type="dxa" w:w="1286"/>
+          </w:tcPr>
+          <w:p>
+            <w:pPr>
+              <w:jc w:val="center"/>
+            </w:pPr>
+            <w:r>
+              <w:rPr>
+                <w:rFonts w:ascii="Times New Roman" w:hAnsi="Times New Roman"/>
+                <w:sz w:val="20"/>
+              </w:rPr>
+              <w:t>9,155</w:t>
+            </w:r>
+          </w:p>
+        </w:tc>
+        <w:tc>
+          <w:tcPr>
+            <w:tcW w:type="dxa" w:w="1286"/>
+          </w:tcPr>
+          <w:p>
+            <w:pPr>
+              <w:jc w:val="center"/>
+            </w:pPr>
+            <w:r>
+              <w:rPr>
+                <w:rFonts w:ascii="Times New Roman" w:hAnsi="Times New Roman"/>
+                <w:sz w:val="20"/>
+              </w:rPr>
+              <w:t>71.25</w:t>
+            </w:r>
+          </w:p>
+        </w:tc>
+        <w:tc>
+          <w:tcPr>
+            <w:tcW w:type="dxa" w:w="1286"/>
+          </w:tcPr>
+          <w:p>
+            <w:pPr>
+              <w:jc w:val="center"/>
+            </w:pPr>
+            <w:r>
+              <w:rPr>
+                <w:rFonts w:ascii="Times New Roman" w:hAnsi="Times New Roman"/>
+                <w:sz w:val="20"/>
+              </w:rPr>
+              <w:t>—</w:t>
+            </w:r>
+          </w:p>
+        </w:tc>
+        <w:tc>
+          <w:tcPr>
+            <w:tcW w:type="dxa" w:w="1286"/>
+          </w:tcPr>
+          <w:p>
+            <w:pPr>
+              <w:jc w:val="center"/>
+            </w:pPr>
+            <w:r>
+              <w:rPr>
+                <w:rFonts w:ascii="Times New Roman" w:hAnsi="Times New Roman"/>
+                <w:sz w:val="20"/>
+              </w:rPr>
+              <w:t>70.98</w:t>
+            </w:r>
+          </w:p>
+        </w:tc>
+        <w:tc>
+          <w:tcPr>
+            <w:tcW w:type="dxa" w:w="1286"/>
+          </w:tcPr>
+          <w:p>
+            <w:pPr>
+              <w:jc w:val="center"/>
+            </w:pPr>
+            <w:r>
+              <w:rPr>
+                <w:rFonts w:ascii="Times New Roman" w:hAnsi="Times New Roman"/>
+                <w:sz w:val="20"/>
+              </w:rPr>
+              <w:t>0.337</w:t>
+            </w:r>
+          </w:p>
+        </w:tc>
+      </w:tr>
+      <w:tr>
+        <w:tc>
+          <w:tcPr>
+            <w:tcW w:type="dxa" w:w="1286"/>
+          </w:tcPr>
+          <w:p>
+            <w:pPr>
+              <w:jc w:val="center"/>
+            </w:pPr>
+            <w:r>
+              <w:rPr>
+                <w:rFonts w:ascii="Times New Roman" w:hAnsi="Times New Roman"/>
+                <w:sz w:val="20"/>
+              </w:rPr>
+              <w:t>Pooled DROZY+SEED-VIG 31-subj LOSO (v16) ← strongest generalisation</w:t>
+            </w:r>
+          </w:p>
+        </w:tc>
+        <w:tc>
+          <w:tcPr>
+            <w:tcW w:type="dxa" w:w="1286"/>
+          </w:tcPr>
+          <w:p>
+            <w:pPr>
+              <w:jc w:val="center"/>
+            </w:pPr>
+            <w:r>
+              <w:rPr>
+                <w:rFonts w:ascii="Times New Roman" w:hAnsi="Times New Roman"/>
+                <w:sz w:val="20"/>
+              </w:rPr>
+              <w:t>31</w:t>
+            </w:r>
+          </w:p>
+        </w:tc>
+        <w:tc>
+          <w:tcPr>
+            <w:tcW w:type="dxa" w:w="1286"/>
+          </w:tcPr>
+          <w:p>
+            <w:pPr>
+              <w:jc w:val="center"/>
+            </w:pPr>
+            <w:r>
+              <w:rPr>
+                <w:rFonts w:ascii="Times New Roman" w:hAnsi="Times New Roman"/>
+                <w:sz w:val="20"/>
+              </w:rPr>
+              <w:t>23,653</w:t>
+            </w:r>
+          </w:p>
+        </w:tc>
+        <w:tc>
+          <w:tcPr>
+            <w:tcW w:type="dxa" w:w="1286"/>
+          </w:tcPr>
+          <w:p>
+            <w:pPr>
+              <w:jc w:val="center"/>
+            </w:pPr>
+            <w:r>
+              <w:rPr>
+                <w:rFonts w:ascii="Times New Roman" w:hAnsi="Times New Roman"/>
+                <w:sz w:val="20"/>
+              </w:rPr>
+              <w:t>66.13</w:t>
+            </w:r>
+          </w:p>
+        </w:tc>
+        <w:tc>
+          <w:tcPr>
+            <w:tcW w:type="dxa" w:w="1286"/>
+          </w:tcPr>
+          <w:p>
+            <w:pPr>
+              <w:jc w:val="center"/>
+            </w:pPr>
+            <w:r>
+              <w:rPr>
+                <w:rFonts w:ascii="Times New Roman" w:hAnsi="Times New Roman"/>
+                <w:sz w:val="20"/>
+              </w:rPr>
+              <w:t>71.92 ± 17.2</w:t>
+            </w:r>
+          </w:p>
+        </w:tc>
+        <w:tc>
+          <w:tcPr>
+            <w:tcW w:type="dxa" w:w="1286"/>
+          </w:tcPr>
+          <w:p>
+            <w:pPr>
+              <w:jc w:val="center"/>
+            </w:pPr>
+            <w:r>
+              <w:rPr>
+                <w:rFonts w:ascii="Times New Roman" w:hAnsi="Times New Roman"/>
+                <w:sz w:val="20"/>
+              </w:rPr>
+              <w:t>72.05</w:t>
+            </w:r>
+          </w:p>
+        </w:tc>
+        <w:tc>
+          <w:tcPr>
+            <w:tcW w:type="dxa" w:w="1286"/>
+          </w:tcPr>
+          <w:p>
+            <w:pPr>
+              <w:jc w:val="center"/>
+            </w:pPr>
+            <w:r>
+              <w:rPr>
+                <w:rFonts w:ascii="Times New Roman" w:hAnsi="Times New Roman"/>
+                <w:sz w:val="20"/>
+              </w:rPr>
+              <w:t>0.328</w:t>
+            </w:r>
+          </w:p>
+        </w:tc>
+      </w:tr>
+    </w:tbl>
+    <w:p/>
+    <w:p>
+      <w:pPr>
+        <w:spacing w:line="360" w:lineRule="auto"/>
+        <w:jc w:val="both"/>
+      </w:pPr>
+      <w:r>
+        <w:rPr>
+          <w:rFonts w:ascii="Times New Roman" w:hAnsi="Times New Roman"/>
+          <w:sz w:val="24"/>
+        </w:rPr>
+        <w:t>Four findings matter. First, DROZY → SEED-VIG transfer without fine-tuning achieves F1 = 64.93, actually exceeding DROZY-internal LOSO and providing strong evidence that the ENT+SLOPE+COH feature set captures a dataset-agnostic drowsiness representation. Second, the pooled 31-subject LOSO (v16) achieves concatenated F1 = 66.13 and mean per-subject F1 = 71.92 ± 17.2, which is the strongest generalisation number in this paper — 31 unique subjects across two recording sites and two labelling protocols (session-level binary on DROZY, PERCLOS-threshold on SEED-VIG), with no subject appearing in both train and test folds of any split. Third, per-dataset breakdown of the pool shows DROZY F1 = 57.83 ± 17.4 and SEED-VIG F1 = 78.63 ± 13.9 — the SEED-VIG sessions are intrinsically easier because they provide longer behaviourally-graded recordings rather than binary session IDs. Fourth, per-subject performance on the pool remains heterogeneous (one subject at 98.9 %, one at 13.8 %); median and IQR are therefore reported alongside means throughout.</w:t>
+      </w:r>
+    </w:p>
+    <w:p>
+      <w:pPr>
+        <w:spacing w:before="120"/>
+        <w:jc w:val="center"/>
+      </w:pPr>
+      <w:r>
+        <w:rPr>
+          <w:i/>
+          <w:color w:val="808080"/>
+          <w:sz w:val="22"/>
+        </w:rPr>
+        <w:br/>
+        <w:t>[SCREENSHOT PLACEHOLDER: Figure 5.6 — DROZY LOSO vs DROZY→SEED-VIG transfer vs SEED-VIG LOSO vs pooled 31-subject LOSO.]</w:t>
+        <w:br/>
+      </w:r>
+    </w:p>
+    <w:p>
+      <w:pPr>
+        <w:spacing w:after="240"/>
+        <w:jc w:val="center"/>
+      </w:pPr>
+      <w:r>
+        <w:rPr>
+          <w:b/>
+          <w:sz w:val="20"/>
+        </w:rPr>
+        <w:t>Figure 5.6: v11 lean LDA performance across four evaluation regimes.</w:t>
+      </w:r>
+    </w:p>
+    <w:p>
+      <w:pPr>
+        <w:spacing w:before="280" w:after="160"/>
+        <w:jc w:val="left"/>
+      </w:pPr>
+      <w:r>
+        <w:rPr>
+          <w:rFonts w:ascii="Times New Roman" w:hAnsi="Times New Roman"/>
+          <w:b/>
+          <w:sz w:val="26"/>
+        </w:rPr>
+        <w:t>5.3  Negative Ablations: Phase Coherence and Posterior Ensemble</w:t>
+      </w:r>
+    </w:p>
+    <w:p>
+      <w:pPr>
+        <w:spacing w:line="360" w:lineRule="auto"/>
+        <w:jc w:val="both"/>
+      </w:pPr>
+      <w:r>
+        <w:rPr>
+          <w:rFonts w:ascii="Times New Roman" w:hAnsi="Times New Roman"/>
+          <w:sz w:val="24"/>
+        </w:rPr>
+        <w:t>Two engineering tracks that might reasonably be expected to improve the lean pipeline were evaluated and found not to help. Reporting these negative results is important because it bounds the optimisation envelope of a 2-channel occipital system and pre-empts reviewer requests to 'try harder' in directions that have already been explored.</w:t>
+      </w:r>
+    </w:p>
+    <w:p>
+      <w:pPr>
+        <w:spacing w:line="360" w:lineRule="auto"/>
+        <w:jc w:val="both"/>
+      </w:pPr>
+      <w:r>
+        <w:rPr>
+          <w:rFonts w:ascii="Times New Roman" w:hAnsi="Times New Roman"/>
+          <w:sz w:val="24"/>
+        </w:rPr>
+        <w:t>The first (v18) adds three phase-only coherence variants per band — the phase-locking value (PLV, Lachaux 1999), imaginary coherence (ImCoh, Nolte 2004), and the weighted phase-lag index (wPLI, Vinck 2011) — in theta, alpha, and beta bands, for nine additional features on top of the v11 lean set. Combined 19-feature LOSO LDA gives F1 = 61.84 / AUC = 64.09, against the v11 lean baseline of F1 = 62.08 / AUC = 64.55. Phase-only features in isolation score F1 = 59.72. The interpretation is straightforward: at the 2-channel scale there is exactly one electrode pair, and magnitude-squared coherence already captures the dominant inter-hemispheric synchronisation signal. Phase-only variants discard amplitude information without exposing volume-conduction-free coupling that is not already there. Phase-coherence networks pay off only at ≥ 4-channel layouts where the extra information is in the connectivity graph, not in the single edge.</w:t>
+      </w:r>
+    </w:p>
+    <w:p>
+      <w:pPr>
+        <w:spacing w:line="360" w:lineRule="auto"/>
+        <w:jc w:val="both"/>
+      </w:pPr>
+      <w:r>
+        <w:rPr>
+          <w:rFonts w:ascii="Times New Roman" w:hAnsi="Times New Roman"/>
+          <w:sz w:val="24"/>
+        </w:rPr>
+        <w:t>The second (v19) combines three independent posterior estimators in a stacked ensemble: M1 = v11 lean LDA on hand-crafted features, M2 = Riemannian tangent-space + LDA on raw-signal covariances (v7-style, orthogonal to M1's spectral features), M3 = v17 EMA-smoothed M1. Four combiners were evaluated: simple posterior averaging (F1 = 67.83), simplex-weighted grid search (F1 = 76.79 at w = (0, 0, 1) — i.e., the combiner discards M1 and M2 entirely), subject-out stacked LDA over the three posteriors (F1 = 72.09), and stacked LDA with an additional EMA pass on its output (F1 = 73.25). No combiner beats M3 alone. The Riemannian view at 2 channels is too weak — and sufficiently correlated with the spectral features — to add orthogonal information once smoothing dominates. The published pipeline is therefore architecturally honest: lean LDA + causal EMA smoothing is the operating point, and ensemble complexity is not justified at this electrode count.</w:t>
+      </w:r>
+    </w:p>
+    <w:p>
+      <w:pPr>
+        <w:spacing w:before="280" w:after="160"/>
+        <w:jc w:val="left"/>
+      </w:pPr>
+      <w:r>
+        <w:rPr>
+          <w:rFonts w:ascii="Times New Roman" w:hAnsi="Times New Roman"/>
+          <w:b/>
+          <w:sz w:val="26"/>
+        </w:rPr>
+        <w:t>5.4  Pro-Active Track: Advance Prediction on SEED-VIG</w:t>
+      </w:r>
+    </w:p>
+    <w:p>
+      <w:pPr>
+        <w:spacing w:line="360" w:lineRule="auto"/>
+        <w:jc w:val="both"/>
+      </w:pPr>
+      <w:r>
+        <w:rPr>
+          <w:rFonts w:ascii="Times New Roman" w:hAnsi="Times New Roman"/>
+          <w:sz w:val="24"/>
+        </w:rPr>
+        <w:t>The pro-active track measures how early the pipeline flags drowsiness relative to a behavioural camera-based reference. Three protocol choices distinguish the current evaluation from earlier ones in the literature: the threshold is per-driver calibrated (not a global 0.5 posterior cut-off), the evaluation is survival-framed (sessions where EEG flags but PERCLOS never crosses its threshold are counted as censored positive observations, not dropped), and the full Pareto front is reported as a function of tolerated false-positive rate (not a single optimistically-chosen operating point).</w:t>
+      </w:r>
+    </w:p>
+    <w:p>
+      <w:pPr>
+        <w:spacing w:line="360" w:lineRule="auto"/>
+        <w:jc w:val="both"/>
+      </w:pPr>
+      <w:r>
+        <w:rPr>
+          <w:rFonts w:ascii="Times New Roman" w:hAnsi="Times New Roman"/>
+          <w:sz w:val="24"/>
+        </w:rPr>
+        <w:t>The evaluation is conducted on SEED-VIG (21 valid subjects; each session has a continuous PERCLOS annotation at 8 s resolution obtained from a reference camera). The v11 lean LDA is trained LOSO across the 21 subjects; for each held-out subject, the per-epoch posterior is causal-EMA-smoothed (τ = 30 s), and the driver-specific alarm threshold is set to the 99th percentile of that subject's smoothed posterior computed over the first 5 minutes of the session. An alert fires on the first 10-second sustained crossing. The behavioural reference onset is the first time the smoothed PERCLOS exceeds 0.70 for 60 s.</w:t>
+      </w:r>
+    </w:p>
+    <w:p>
+      <w:pPr>
+        <w:spacing w:line="360" w:lineRule="auto"/>
+        <w:jc w:val="both"/>
+      </w:pPr>
+      <w:r>
+        <w:rPr>
+          <w:rFonts w:ascii="Times New Roman" w:hAnsi="Times New Roman"/>
+          <w:sz w:val="24"/>
+        </w:rPr>
+        <w:t>Table 5.7 reports the full operating envelope across three threshold modes and the default FPR budgets. The recommended deployment operating point is per-subject 99th-percentile of the first 5 min of smoothed p(drowsy), dwell = 10 s, EMA τ = 30 s — which at an epoch-level FPR of 27.6 % (on clearly-awake PERCLOS &lt; 0.35 epochs) and a per-session false-alert rate of 9.5 % delivers proactive_rate = 85.7 % with a median lead of +31.67 minutes.</w:t>
+      </w:r>
+    </w:p>
+    <w:p>
+      <w:pPr>
+        <w:spacing w:before="240"/>
+        <w:jc w:val="center"/>
+      </w:pPr>
+      <w:r>
+        <w:rPr>
+          <w:rFonts w:ascii="Times New Roman" w:hAnsi="Times New Roman"/>
+          <w:b/>
+          <w:sz w:val="20"/>
+        </w:rPr>
+        <w:t>Table 5.7: Pro-active Pareto front on SEED-VIG (21 subjects). Proactive rate counts censored positives (EEG-only onsets are treated as EEG-first); sens@drowsy is the sensitivity on PERCLOS &gt; 0.70 epochs.</w:t>
+      </w:r>
+    </w:p>
+    <w:tbl>
+      <w:tblPr>
+        <w:tblStyle w:val="TableGrid"/>
+        <w:tblW w:type="auto" w:w="0"/>
+        <w:jc w:val="center"/>
+        <w:tblLook w:firstColumn="1" w:firstRow="1" w:lastColumn="0" w:lastRow="0" w:noHBand="0" w:noVBand="1" w:val="04A0"/>
+      </w:tblPr>
+      <w:tblGrid>
+        <w:gridCol w:w="1500"/>
+        <w:gridCol w:w="1500"/>
+        <w:gridCol w:w="1500"/>
+        <w:gridCol w:w="1500"/>
+        <w:gridCol w:w="1500"/>
+        <w:gridCol w:w="1500"/>
+      </w:tblGrid>
+      <w:tr>
+        <w:tc>
+          <w:tcPr>
+            <w:tcW w:type="dxa" w:w="1500"/>
+          </w:tcPr>
+          <w:p>
+            <w:pPr>
+              <w:jc w:val="center"/>
+            </w:pPr>
+            <w:r>
+              <w:rPr>
+                <w:rFonts w:ascii="Times New Roman" w:hAnsi="Times New Roman"/>
+                <w:b/>
+                <w:sz w:val="20"/>
+              </w:rPr>
+              <w:t>FPR budget</w:t>
+            </w:r>
+          </w:p>
+        </w:tc>
+        <w:tc>
+          <w:tcPr>
+            <w:tcW w:type="dxa" w:w="1500"/>
+          </w:tcPr>
+          <w:p>
+            <w:pPr>
+              <w:jc w:val="center"/>
+            </w:pPr>
+            <w:r>
+              <w:rPr>
+                <w:rFonts w:ascii="Times New Roman" w:hAnsi="Times New Roman"/>
+                <w:b/>
+                <w:sz w:val="20"/>
+              </w:rPr>
+              <w:t>Threshold mode</w:t>
+            </w:r>
+          </w:p>
+        </w:tc>
+        <w:tc>
+          <w:tcPr>
+            <w:tcW w:type="dxa" w:w="1500"/>
+          </w:tcPr>
+          <w:p>
+            <w:pPr>
+              <w:jc w:val="center"/>
+            </w:pPr>
+            <w:r>
+              <w:rPr>
+                <w:rFonts w:ascii="Times New Roman" w:hAnsi="Times New Roman"/>
+                <w:b/>
+                <w:sz w:val="20"/>
+              </w:rPr>
+              <w:t>Operating pt</w:t>
+            </w:r>
+          </w:p>
+        </w:tc>
+        <w:tc>
+          <w:tcPr>
+            <w:tcW w:type="dxa" w:w="1500"/>
+          </w:tcPr>
+          <w:p>
+            <w:pPr>
+              <w:jc w:val="center"/>
+            </w:pPr>
+            <w:r>
+              <w:rPr>
+                <w:rFonts w:ascii="Times New Roman" w:hAnsi="Times New Roman"/>
+                <w:b/>
+                <w:sz w:val="20"/>
+              </w:rPr>
+              <w:t>Proactive rate</w:t>
+            </w:r>
+          </w:p>
+        </w:tc>
+        <w:tc>
+          <w:tcPr>
+            <w:tcW w:type="dxa" w:w="1500"/>
+          </w:tcPr>
+          <w:p>
+            <w:pPr>
+              <w:jc w:val="center"/>
+            </w:pPr>
+            <w:r>
+              <w:rPr>
+                <w:rFonts w:ascii="Times New Roman" w:hAnsi="Times New Roman"/>
+                <w:b/>
+                <w:sz w:val="20"/>
+              </w:rPr>
+              <w:t>Median lead (min)</w:t>
+            </w:r>
+          </w:p>
+        </w:tc>
+        <w:tc>
+          <w:tcPr>
+            <w:tcW w:type="dxa" w:w="1500"/>
+          </w:tcPr>
+          <w:p>
+            <w:pPr>
+              <w:jc w:val="center"/>
+            </w:pPr>
+            <w:r>
+              <w:rPr>
+                <w:rFonts w:ascii="Times New Roman" w:hAnsi="Times New Roman"/>
+                <w:b/>
+                <w:sz w:val="20"/>
+              </w:rPr>
+              <w:t>Sens@drowsy</w:t>
+            </w:r>
+          </w:p>
+        </w:tc>
+      </w:tr>
+      <w:tr>
+        <w:tc>
+          <w:tcPr>
+            <w:tcW w:type="dxa" w:w="1500"/>
+          </w:tcPr>
+          <w:p>
+            <w:pPr>
+              <w:jc w:val="center"/>
+            </w:pPr>
+            <w:r>
+              <w:rPr>
+                <w:rFonts w:ascii="Times New Roman" w:hAnsi="Times New Roman"/>
+                <w:sz w:val="20"/>
+              </w:rPr>
+              <w:t>≤ 5 %</w:t>
+            </w:r>
+          </w:p>
+        </w:tc>
+        <w:tc>
+          <w:tcPr>
+            <w:tcW w:type="dxa" w:w="1500"/>
+          </w:tcPr>
+          <w:p>
+            <w:pPr>
+              <w:jc w:val="center"/>
+            </w:pPr>
+            <w:r>
+              <w:rPr>
+                <w:rFonts w:ascii="Times New Roman" w:hAnsi="Times New Roman"/>
+                <w:sz w:val="20"/>
+              </w:rPr>
+              <w:t>global</w:t>
+            </w:r>
+          </w:p>
+        </w:tc>
+        <w:tc>
+          <w:tcPr>
+            <w:tcW w:type="dxa" w:w="1500"/>
+          </w:tcPr>
+          <w:p>
+            <w:pPr>
+              <w:jc w:val="center"/>
+            </w:pPr>
+            <w:r>
+              <w:rPr>
+                <w:rFonts w:ascii="Times New Roman" w:hAnsi="Times New Roman"/>
+                <w:sz w:val="20"/>
+              </w:rPr>
+              <w:t>thr=0.50, dwell 10 s, τ 30 s</w:t>
+            </w:r>
+          </w:p>
+        </w:tc>
+        <w:tc>
+          <w:tcPr>
+            <w:tcW w:type="dxa" w:w="1500"/>
+          </w:tcPr>
+          <w:p>
+            <w:pPr>
+              <w:jc w:val="center"/>
+            </w:pPr>
+            <w:r>
+              <w:rPr>
+                <w:rFonts w:ascii="Times New Roman" w:hAnsi="Times New Roman"/>
+                <w:sz w:val="20"/>
+              </w:rPr>
+              <w:t>33.3 %</w:t>
+            </w:r>
+          </w:p>
+        </w:tc>
+        <w:tc>
+          <w:tcPr>
+            <w:tcW w:type="dxa" w:w="1500"/>
+          </w:tcPr>
+          <w:p>
+            <w:pPr>
+              <w:jc w:val="center"/>
+            </w:pPr>
+            <w:r>
+              <w:rPr>
+                <w:rFonts w:ascii="Times New Roman" w:hAnsi="Times New Roman"/>
+                <w:sz w:val="20"/>
+              </w:rPr>
+              <w:t>+0.00</w:t>
+            </w:r>
+          </w:p>
+        </w:tc>
+        <w:tc>
+          <w:tcPr>
+            <w:tcW w:type="dxa" w:w="1500"/>
+          </w:tcPr>
+          <w:p>
+            <w:pPr>
+              <w:jc w:val="center"/>
+            </w:pPr>
+            <w:r>
+              <w:rPr>
+                <w:rFonts w:ascii="Times New Roman" w:hAnsi="Times New Roman"/>
+                <w:sz w:val="20"/>
+              </w:rPr>
+              <w:t>0.30</w:t>
+            </w:r>
+          </w:p>
+        </w:tc>
+      </w:tr>
+      <w:tr>
+        <w:tc>
+          <w:tcPr>
+            <w:tcW w:type="dxa" w:w="1500"/>
+          </w:tcPr>
+          <w:p>
+            <w:pPr>
+              <w:jc w:val="center"/>
+            </w:pPr>
+            <w:r>
+              <w:rPr>
+                <w:rFonts w:ascii="Times New Roman" w:hAnsi="Times New Roman"/>
+                <w:sz w:val="20"/>
+              </w:rPr>
+              <w:t>≤ 10 %</w:t>
+            </w:r>
+          </w:p>
+        </w:tc>
+        <w:tc>
+          <w:tcPr>
+            <w:tcW w:type="dxa" w:w="1500"/>
+          </w:tcPr>
+          <w:p>
+            <w:pPr>
+              <w:jc w:val="center"/>
+            </w:pPr>
+            <w:r>
+              <w:rPr>
+                <w:rFonts w:ascii="Times New Roman" w:hAnsi="Times New Roman"/>
+                <w:sz w:val="20"/>
+              </w:rPr>
+              <w:t>global</w:t>
+            </w:r>
+          </w:p>
+        </w:tc>
+        <w:tc>
+          <w:tcPr>
+            <w:tcW w:type="dxa" w:w="1500"/>
+          </w:tcPr>
+          <w:p>
+            <w:pPr>
+              <w:jc w:val="center"/>
+            </w:pPr>
+            <w:r>
+              <w:rPr>
+                <w:rFonts w:ascii="Times New Roman" w:hAnsi="Times New Roman"/>
+                <w:sz w:val="20"/>
+              </w:rPr>
+              <w:t>thr=0.40, dwell 10 s, τ 30 s</w:t>
+            </w:r>
+          </w:p>
+        </w:tc>
+        <w:tc>
+          <w:tcPr>
+            <w:tcW w:type="dxa" w:w="1500"/>
+          </w:tcPr>
+          <w:p>
+            <w:pPr>
+              <w:jc w:val="center"/>
+            </w:pPr>
+            <w:r>
+              <w:rPr>
+                <w:rFonts w:ascii="Times New Roman" w:hAnsi="Times New Roman"/>
+                <w:sz w:val="20"/>
+              </w:rPr>
+              <w:t>47.6 %</w:t>
+            </w:r>
+          </w:p>
+        </w:tc>
+        <w:tc>
+          <w:tcPr>
+            <w:tcW w:type="dxa" w:w="1500"/>
+          </w:tcPr>
+          <w:p>
+            <w:pPr>
+              <w:jc w:val="center"/>
+            </w:pPr>
+            <w:r>
+              <w:rPr>
+                <w:rFonts w:ascii="Times New Roman" w:hAnsi="Times New Roman"/>
+                <w:sz w:val="20"/>
+              </w:rPr>
+              <w:t>+0.83</w:t>
+            </w:r>
+          </w:p>
+        </w:tc>
+        <w:tc>
+          <w:tcPr>
+            <w:tcW w:type="dxa" w:w="1500"/>
+          </w:tcPr>
+          <w:p>
+            <w:pPr>
+              <w:jc w:val="center"/>
+            </w:pPr>
+            <w:r>
+              <w:rPr>
+                <w:rFonts w:ascii="Times New Roman" w:hAnsi="Times New Roman"/>
+                <w:sz w:val="20"/>
+              </w:rPr>
+              <w:t>0.38</w:t>
+            </w:r>
+          </w:p>
+        </w:tc>
+      </w:tr>
+      <w:tr>
+        <w:tc>
+          <w:tcPr>
+            <w:tcW w:type="dxa" w:w="1500"/>
+          </w:tcPr>
+          <w:p>
+            <w:pPr>
+              <w:jc w:val="center"/>
+            </w:pPr>
+            <w:r>
+              <w:rPr>
+                <w:rFonts w:ascii="Times New Roman" w:hAnsi="Times New Roman"/>
+                <w:sz w:val="20"/>
+              </w:rPr>
+              <w:t>≤ 30 %</w:t>
+            </w:r>
+          </w:p>
+        </w:tc>
+        <w:tc>
+          <w:tcPr>
+            <w:tcW w:type="dxa" w:w="1500"/>
+          </w:tcPr>
+          <w:p>
+            <w:pPr>
+              <w:jc w:val="center"/>
+            </w:pPr>
+            <w:r>
+              <w:rPr>
+                <w:rFonts w:ascii="Times New Roman" w:hAnsi="Times New Roman"/>
+                <w:sz w:val="20"/>
+              </w:rPr>
+              <w:t>per-subj pct of 5min</w:t>
+            </w:r>
+          </w:p>
+        </w:tc>
+        <w:tc>
+          <w:tcPr>
+            <w:tcW w:type="dxa" w:w="1500"/>
+          </w:tcPr>
+          <w:p>
+            <w:pPr>
+              <w:jc w:val="center"/>
+            </w:pPr>
+            <w:r>
+              <w:rPr>
+                <w:rFonts w:ascii="Times New Roman" w:hAnsi="Times New Roman"/>
+                <w:sz w:val="20"/>
+              </w:rPr>
+              <w:t>pct 99, dwell 10 s, τ 30 s ← recommended</w:t>
+            </w:r>
+          </w:p>
+        </w:tc>
+        <w:tc>
+          <w:tcPr>
+            <w:tcW w:type="dxa" w:w="1500"/>
+          </w:tcPr>
+          <w:p>
+            <w:pPr>
+              <w:jc w:val="center"/>
+            </w:pPr>
+            <w:r>
+              <w:rPr>
+                <w:rFonts w:ascii="Times New Roman" w:hAnsi="Times New Roman"/>
+                <w:sz w:val="20"/>
+              </w:rPr>
+              <w:t>85.7 %</w:t>
+            </w:r>
+          </w:p>
+        </w:tc>
+        <w:tc>
+          <w:tcPr>
+            <w:tcW w:type="dxa" w:w="1500"/>
+          </w:tcPr>
+          <w:p>
+            <w:pPr>
+              <w:jc w:val="center"/>
+            </w:pPr>
+            <w:r>
+              <w:rPr>
+                <w:rFonts w:ascii="Times New Roman" w:hAnsi="Times New Roman"/>
+                <w:sz w:val="20"/>
+              </w:rPr>
+              <w:t>+31.67</w:t>
+            </w:r>
+          </w:p>
+        </w:tc>
+        <w:tc>
+          <w:tcPr>
+            <w:tcW w:type="dxa" w:w="1500"/>
+          </w:tcPr>
+          <w:p>
+            <w:pPr>
+              <w:jc w:val="center"/>
+            </w:pPr>
+            <w:r>
+              <w:rPr>
+                <w:rFonts w:ascii="Times New Roman" w:hAnsi="Times New Roman"/>
+                <w:sz w:val="20"/>
+              </w:rPr>
+              <w:t>0.69</w:t>
+            </w:r>
+          </w:p>
+        </w:tc>
+      </w:tr>
+      <w:tr>
+        <w:tc>
+          <w:tcPr>
+            <w:tcW w:type="dxa" w:w="1500"/>
+          </w:tcPr>
+          <w:p>
+            <w:pPr>
+              <w:jc w:val="center"/>
+            </w:pPr>
+            <w:r>
+              <w:rPr>
+                <w:rFonts w:ascii="Times New Roman" w:hAnsi="Times New Roman"/>
+                <w:sz w:val="20"/>
+              </w:rPr>
+              <w:t>≤ 50 %</w:t>
+            </w:r>
+          </w:p>
+        </w:tc>
+        <w:tc>
+          <w:tcPr>
+            <w:tcW w:type="dxa" w:w="1500"/>
+          </w:tcPr>
+          <w:p>
+            <w:pPr>
+              <w:jc w:val="center"/>
+            </w:pPr>
+            <w:r>
+              <w:rPr>
+                <w:rFonts w:ascii="Times New Roman" w:hAnsi="Times New Roman"/>
+                <w:sz w:val="20"/>
+              </w:rPr>
+              <w:t>per-subj pct of 2min</w:t>
+            </w:r>
+          </w:p>
+        </w:tc>
+        <w:tc>
+          <w:tcPr>
+            <w:tcW w:type="dxa" w:w="1500"/>
+          </w:tcPr>
+          <w:p>
+            <w:pPr>
+              <w:jc w:val="center"/>
+            </w:pPr>
+            <w:r>
+              <w:rPr>
+                <w:rFonts w:ascii="Times New Roman" w:hAnsi="Times New Roman"/>
+                <w:sz w:val="20"/>
+              </w:rPr>
+              <w:t>pct 99, dwell 10 s, τ 30 s</w:t>
+            </w:r>
+          </w:p>
+        </w:tc>
+        <w:tc>
+          <w:tcPr>
+            <w:tcW w:type="dxa" w:w="1500"/>
+          </w:tcPr>
+          <w:p>
+            <w:pPr>
+              <w:jc w:val="center"/>
+            </w:pPr>
+            <w:r>
+              <w:rPr>
+                <w:rFonts w:ascii="Times New Roman" w:hAnsi="Times New Roman"/>
+                <w:sz w:val="20"/>
+              </w:rPr>
+              <w:t>90.5 %</w:t>
+            </w:r>
+          </w:p>
+        </w:tc>
+        <w:tc>
+          <w:tcPr>
+            <w:tcW w:type="dxa" w:w="1500"/>
+          </w:tcPr>
+          <w:p>
+            <w:pPr>
+              <w:jc w:val="center"/>
+            </w:pPr>
+            <w:r>
+              <w:rPr>
+                <w:rFonts w:ascii="Times New Roman" w:hAnsi="Times New Roman"/>
+                <w:sz w:val="20"/>
+              </w:rPr>
+              <w:t>+33.50</w:t>
+            </w:r>
+          </w:p>
+        </w:tc>
+        <w:tc>
+          <w:tcPr>
+            <w:tcW w:type="dxa" w:w="1500"/>
+          </w:tcPr>
+          <w:p>
+            <w:pPr>
+              <w:jc w:val="center"/>
+            </w:pPr>
+            <w:r>
+              <w:rPr>
+                <w:rFonts w:ascii="Times New Roman" w:hAnsi="Times New Roman"/>
+                <w:sz w:val="20"/>
+              </w:rPr>
+              <w:t>0.79</w:t>
+            </w:r>
+          </w:p>
+        </w:tc>
+      </w:tr>
+    </w:tbl>
+    <w:p/>
+    <w:p>
+      <w:pPr>
+        <w:spacing w:line="360" w:lineRule="auto"/>
+        <w:jc w:val="both"/>
+      </w:pPr>
+      <w:r>
+        <w:rPr>
+          <w:rFonts w:ascii="Times New Roman" w:hAnsi="Times New Roman"/>
+          <w:sz w:val="24"/>
+        </w:rPr>
+        <w:t>The recommended row above deserves explicit deployment framing. The epoch-level FPR of 27.6 % is not the alarm rate of a deployed system — it is the fraction of clearly-awake epochs where the continuously-smoothed posterior is above threshold, which is a property of the underlying signal rather than a policy metric. Under a deploy-as-first-sustained-crossing policy, each session emits at most one drowsy alert; after that initial alert, the system transitions to an escalated-monitoring state. The deployment-relevant number is the per-session false-alert rate — the fraction of sessions in which EEG alerts but the camera never reaches PERCLOS &gt; 0.70 — which is 9.5 % (2 / 21) at the recommended operating point. These two numbers answer different questions and should be read together.</w:t>
+      </w:r>
+    </w:p>
+    <w:p>
+      <w:pPr>
+        <w:spacing w:before="200" w:after="120"/>
+        <w:jc w:val="left"/>
+      </w:pPr>
+      <w:r>
+        <w:rPr>
+          <w:rFonts w:ascii="Times New Roman" w:hAnsi="Times New Roman"/>
+          <w:b/>
+          <w:sz w:val="24"/>
+        </w:rPr>
+        <w:t>5.4.1  Graceful Degradation Across PERCLOS Severity</w:t>
+      </w:r>
+    </w:p>
+    <w:p>
+      <w:pPr>
+        <w:spacing w:line="360" w:lineRule="auto"/>
+        <w:jc w:val="both"/>
+      </w:pPr>
+      <w:r>
+        <w:rPr>
+          <w:rFonts w:ascii="Times New Roman" w:hAnsi="Times New Roman"/>
+          <w:sz w:val="24"/>
+        </w:rPr>
+        <w:t>A single-threshold advance-prediction number is always threshold-dependent. The natural reviewer question — 'does your lead time collapse at a less-forgiving behavioural threshold?' — is answered directly by Figure 5.5 and Table 5.8: with the v20 EEG-onset rule held constant, the PERCLOS reference threshold is swept from 0.30 (first detectable eye-closure drift, i.e., mild drowsiness) through 0.40, 0.50, 0.60, to 0.70 (heavy eye closure, equivalent to 'fighting sleep'). Every severity level preserves a positive median lead.</w:t>
+      </w:r>
+    </w:p>
+    <w:p>
+      <w:pPr>
+        <w:spacing w:before="240"/>
+        <w:jc w:val="center"/>
+      </w:pPr>
+      <w:r>
+        <w:rPr>
+          <w:rFonts w:ascii="Times New Roman" w:hAnsi="Times New Roman"/>
+          <w:b/>
+          <w:sz w:val="20"/>
+        </w:rPr>
+        <w:t>Table 5.8: Advance-prediction envelope versus PERCLOS severity. EEG onset rule is fixed at the recommended v20 operating point; only the behavioural threshold is swept.</w:t>
+      </w:r>
+    </w:p>
+    <w:tbl>
+      <w:tblPr>
+        <w:tblStyle w:val="TableGrid"/>
+        <w:tblW w:type="auto" w:w="0"/>
+        <w:jc w:val="center"/>
+        <w:tblLook w:firstColumn="1" w:firstRow="1" w:lastColumn="0" w:lastRow="0" w:noHBand="0" w:noVBand="1" w:val="04A0"/>
+      </w:tblPr>
+      <w:tblGrid>
+        <w:gridCol w:w="1286"/>
+        <w:gridCol w:w="1286"/>
+        <w:gridCol w:w="1286"/>
+        <w:gridCol w:w="1286"/>
+        <w:gridCol w:w="1286"/>
+        <w:gridCol w:w="1286"/>
+        <w:gridCol w:w="1286"/>
+      </w:tblGrid>
+      <w:tr>
+        <w:tc>
+          <w:tcPr>
+            <w:tcW w:type="dxa" w:w="1286"/>
+          </w:tcPr>
+          <w:p>
+            <w:pPr>
+              <w:jc w:val="center"/>
+            </w:pPr>
+            <w:r>
+              <w:rPr>
+                <w:rFonts w:ascii="Times New Roman" w:hAnsi="Times New Roman"/>
+                <w:b/>
+                <w:sz w:val="20"/>
+              </w:rPr>
+              <w:t>PERCLOS threshold</w:t>
+            </w:r>
+          </w:p>
+        </w:tc>
+        <w:tc>
+          <w:tcPr>
+            <w:tcW w:type="dxa" w:w="1286"/>
+          </w:tcPr>
+          <w:p>
+            <w:pPr>
+              <w:jc w:val="center"/>
+            </w:pPr>
+            <w:r>
+              <w:rPr>
+                <w:rFonts w:ascii="Times New Roman" w:hAnsi="Times New Roman"/>
+                <w:b/>
+                <w:sz w:val="20"/>
+              </w:rPr>
+              <w:t>n both</w:t>
+            </w:r>
+          </w:p>
+        </w:tc>
+        <w:tc>
+          <w:tcPr>
+            <w:tcW w:type="dxa" w:w="1286"/>
+          </w:tcPr>
+          <w:p>
+            <w:pPr>
+              <w:jc w:val="center"/>
+            </w:pPr>
+            <w:r>
+              <w:rPr>
+                <w:rFonts w:ascii="Times New Roman" w:hAnsi="Times New Roman"/>
+                <w:b/>
+                <w:sz w:val="20"/>
+              </w:rPr>
+              <w:t>n EEG-only</w:t>
+            </w:r>
+          </w:p>
+        </w:tc>
+        <w:tc>
+          <w:tcPr>
+            <w:tcW w:type="dxa" w:w="1286"/>
+          </w:tcPr>
+          <w:p>
+            <w:pPr>
+              <w:jc w:val="center"/>
+            </w:pPr>
+            <w:r>
+              <w:rPr>
+                <w:rFonts w:ascii="Times New Roman" w:hAnsi="Times New Roman"/>
+                <w:b/>
+                <w:sz w:val="20"/>
+              </w:rPr>
+              <w:t>Proactive</w:t>
+            </w:r>
+          </w:p>
+        </w:tc>
+        <w:tc>
+          <w:tcPr>
+            <w:tcW w:type="dxa" w:w="1286"/>
+          </w:tcPr>
+          <w:p>
+            <w:pPr>
+              <w:jc w:val="center"/>
+            </w:pPr>
+            <w:r>
+              <w:rPr>
+                <w:rFonts w:ascii="Times New Roman" w:hAnsi="Times New Roman"/>
+                <w:b/>
+                <w:sz w:val="20"/>
+              </w:rPr>
+              <w:t>Per-session FA</w:t>
+            </w:r>
+          </w:p>
+        </w:tc>
+        <w:tc>
+          <w:tcPr>
+            <w:tcW w:type="dxa" w:w="1286"/>
+          </w:tcPr>
+          <w:p>
+            <w:pPr>
+              <w:jc w:val="center"/>
+            </w:pPr>
+            <w:r>
+              <w:rPr>
+                <w:rFonts w:ascii="Times New Roman" w:hAnsi="Times New Roman"/>
+                <w:b/>
+                <w:sz w:val="20"/>
+              </w:rPr>
+              <w:t>Median lead (min)</w:t>
+            </w:r>
+          </w:p>
+        </w:tc>
+        <w:tc>
+          <w:tcPr>
+            <w:tcW w:type="dxa" w:w="1286"/>
+          </w:tcPr>
+          <w:p>
+            <w:pPr>
+              <w:jc w:val="center"/>
+            </w:pPr>
+            <w:r>
+              <w:rPr>
+                <w:rFonts w:ascii="Times New Roman" w:hAnsi="Times New Roman"/>
+                <w:b/>
+                <w:sz w:val="20"/>
+              </w:rPr>
+              <w:t>IQR (min)</w:t>
+            </w:r>
+          </w:p>
+        </w:tc>
+      </w:tr>
+      <w:tr>
+        <w:tc>
+          <w:tcPr>
+            <w:tcW w:type="dxa" w:w="1286"/>
+          </w:tcPr>
+          <w:p>
+            <w:pPr>
+              <w:jc w:val="center"/>
+            </w:pPr>
+            <w:r>
+              <w:rPr>
+                <w:rFonts w:ascii="Times New Roman" w:hAnsi="Times New Roman"/>
+                <w:sz w:val="20"/>
+              </w:rPr>
+              <w:t>0.30 (mild)</w:t>
+            </w:r>
+          </w:p>
+        </w:tc>
+        <w:tc>
+          <w:tcPr>
+            <w:tcW w:type="dxa" w:w="1286"/>
+          </w:tcPr>
+          <w:p>
+            <w:pPr>
+              <w:jc w:val="center"/>
+            </w:pPr>
+            <w:r>
+              <w:rPr>
+                <w:rFonts w:ascii="Times New Roman" w:hAnsi="Times New Roman"/>
+                <w:sz w:val="20"/>
+              </w:rPr>
+              <w:t>21</w:t>
+            </w:r>
+          </w:p>
+        </w:tc>
+        <w:tc>
+          <w:tcPr>
+            <w:tcW w:type="dxa" w:w="1286"/>
+          </w:tcPr>
+          <w:p>
+            <w:pPr>
+              <w:jc w:val="center"/>
+            </w:pPr>
+            <w:r>
+              <w:rPr>
+                <w:rFonts w:ascii="Times New Roman" w:hAnsi="Times New Roman"/>
+                <w:sz w:val="20"/>
+              </w:rPr>
+              <w:t>0</w:t>
+            </w:r>
+          </w:p>
+        </w:tc>
+        <w:tc>
+          <w:tcPr>
+            <w:tcW w:type="dxa" w:w="1286"/>
+          </w:tcPr>
+          <w:p>
+            <w:pPr>
+              <w:jc w:val="center"/>
+            </w:pPr>
+            <w:r>
+              <w:rPr>
+                <w:rFonts w:ascii="Times New Roman" w:hAnsi="Times New Roman"/>
+                <w:sz w:val="20"/>
+              </w:rPr>
+              <w:t>71.4 %</w:t>
+            </w:r>
+          </w:p>
+        </w:tc>
+        <w:tc>
+          <w:tcPr>
+            <w:tcW w:type="dxa" w:w="1286"/>
+          </w:tcPr>
+          <w:p>
+            <w:pPr>
+              <w:jc w:val="center"/>
+            </w:pPr>
+            <w:r>
+              <w:rPr>
+                <w:rFonts w:ascii="Times New Roman" w:hAnsi="Times New Roman"/>
+                <w:sz w:val="20"/>
+              </w:rPr>
+              <w:t>0.0 %</w:t>
+            </w:r>
+          </w:p>
+        </w:tc>
+        <w:tc>
+          <w:tcPr>
+            <w:tcW w:type="dxa" w:w="1286"/>
+          </w:tcPr>
+          <w:p>
+            <w:pPr>
+              <w:jc w:val="center"/>
+            </w:pPr>
+            <w:r>
+              <w:rPr>
+                <w:rFonts w:ascii="Times New Roman" w:hAnsi="Times New Roman"/>
+                <w:sz w:val="20"/>
+              </w:rPr>
+              <w:t>+8.83</w:t>
+            </w:r>
+          </w:p>
+        </w:tc>
+        <w:tc>
+          <w:tcPr>
+            <w:tcW w:type="dxa" w:w="1286"/>
+          </w:tcPr>
+          <w:p>
+            <w:pPr>
+              <w:jc w:val="center"/>
+            </w:pPr>
+            <w:r>
+              <w:rPr>
+                <w:rFonts w:ascii="Times New Roman" w:hAnsi="Times New Roman"/>
+                <w:sz w:val="20"/>
+              </w:rPr>
+              <w:t>[−0.3, +12.7]</w:t>
+            </w:r>
+          </w:p>
+        </w:tc>
+      </w:tr>
+      <w:tr>
+        <w:tc>
+          <w:tcPr>
+            <w:tcW w:type="dxa" w:w="1286"/>
+          </w:tcPr>
+          <w:p>
+            <w:pPr>
+              <w:jc w:val="center"/>
+            </w:pPr>
+            <w:r>
+              <w:rPr>
+                <w:rFonts w:ascii="Times New Roman" w:hAnsi="Times New Roman"/>
+                <w:sz w:val="20"/>
+              </w:rPr>
+              <w:t>0.40</w:t>
+            </w:r>
+          </w:p>
+        </w:tc>
+        <w:tc>
+          <w:tcPr>
+            <w:tcW w:type="dxa" w:w="1286"/>
+          </w:tcPr>
+          <w:p>
+            <w:pPr>
+              <w:jc w:val="center"/>
+            </w:pPr>
+            <w:r>
+              <w:rPr>
+                <w:rFonts w:ascii="Times New Roman" w:hAnsi="Times New Roman"/>
+                <w:sz w:val="20"/>
+              </w:rPr>
+              <w:t>20</w:t>
+            </w:r>
+          </w:p>
+        </w:tc>
+        <w:tc>
+          <w:tcPr>
+            <w:tcW w:type="dxa" w:w="1286"/>
+          </w:tcPr>
+          <w:p>
+            <w:pPr>
+              <w:jc w:val="center"/>
+            </w:pPr>
+            <w:r>
+              <w:rPr>
+                <w:rFonts w:ascii="Times New Roman" w:hAnsi="Times New Roman"/>
+                <w:sz w:val="20"/>
+              </w:rPr>
+              <w:t>1</w:t>
+            </w:r>
+          </w:p>
+        </w:tc>
+        <w:tc>
+          <w:tcPr>
+            <w:tcW w:type="dxa" w:w="1286"/>
+          </w:tcPr>
+          <w:p>
+            <w:pPr>
+              <w:jc w:val="center"/>
+            </w:pPr>
+            <w:r>
+              <w:rPr>
+                <w:rFonts w:ascii="Times New Roman" w:hAnsi="Times New Roman"/>
+                <w:sz w:val="20"/>
+              </w:rPr>
+              <w:t>85.7 %</w:t>
+            </w:r>
+          </w:p>
+        </w:tc>
+        <w:tc>
+          <w:tcPr>
+            <w:tcW w:type="dxa" w:w="1286"/>
+          </w:tcPr>
+          <w:p>
+            <w:pPr>
+              <w:jc w:val="center"/>
+            </w:pPr>
+            <w:r>
+              <w:rPr>
+                <w:rFonts w:ascii="Times New Roman" w:hAnsi="Times New Roman"/>
+                <w:sz w:val="20"/>
+              </w:rPr>
+              <w:t>4.8 %</w:t>
+            </w:r>
+          </w:p>
+        </w:tc>
+        <w:tc>
+          <w:tcPr>
+            <w:tcW w:type="dxa" w:w="1286"/>
+          </w:tcPr>
+          <w:p>
+            <w:pPr>
+              <w:jc w:val="center"/>
+            </w:pPr>
+            <w:r>
+              <w:rPr>
+                <w:rFonts w:ascii="Times New Roman" w:hAnsi="Times New Roman"/>
+                <w:sz w:val="20"/>
+              </w:rPr>
+              <w:t>+27.75</w:t>
+            </w:r>
+          </w:p>
+        </w:tc>
+        <w:tc>
+          <w:tcPr>
+            <w:tcW w:type="dxa" w:w="1286"/>
+          </w:tcPr>
+          <w:p>
+            <w:pPr>
+              <w:jc w:val="center"/>
+            </w:pPr>
+            <w:r>
+              <w:rPr>
+                <w:rFonts w:ascii="Times New Roman" w:hAnsi="Times New Roman"/>
+                <w:sz w:val="20"/>
+              </w:rPr>
+              <w:t>[+12.3, +42.8]</w:t>
+            </w:r>
+          </w:p>
+        </w:tc>
+      </w:tr>
+      <w:tr>
+        <w:tc>
+          <w:tcPr>
+            <w:tcW w:type="dxa" w:w="1286"/>
+          </w:tcPr>
+          <w:p>
+            <w:pPr>
+              <w:jc w:val="center"/>
+            </w:pPr>
+            <w:r>
+              <w:rPr>
+                <w:rFonts w:ascii="Times New Roman" w:hAnsi="Times New Roman"/>
+                <w:sz w:val="20"/>
+              </w:rPr>
+              <w:t>0.50</w:t>
+            </w:r>
+          </w:p>
+        </w:tc>
+        <w:tc>
+          <w:tcPr>
+            <w:tcW w:type="dxa" w:w="1286"/>
+          </w:tcPr>
+          <w:p>
+            <w:pPr>
+              <w:jc w:val="center"/>
+            </w:pPr>
+            <w:r>
+              <w:rPr>
+                <w:rFonts w:ascii="Times New Roman" w:hAnsi="Times New Roman"/>
+                <w:sz w:val="20"/>
+              </w:rPr>
+              <w:t>20</w:t>
+            </w:r>
+          </w:p>
+        </w:tc>
+        <w:tc>
+          <w:tcPr>
+            <w:tcW w:type="dxa" w:w="1286"/>
+          </w:tcPr>
+          <w:p>
+            <w:pPr>
+              <w:jc w:val="center"/>
+            </w:pPr>
+            <w:r>
+              <w:rPr>
+                <w:rFonts w:ascii="Times New Roman" w:hAnsi="Times New Roman"/>
+                <w:sz w:val="20"/>
+              </w:rPr>
+              <w:t>1</w:t>
+            </w:r>
+          </w:p>
+        </w:tc>
+        <w:tc>
+          <w:tcPr>
+            <w:tcW w:type="dxa" w:w="1286"/>
+          </w:tcPr>
+          <w:p>
+            <w:pPr>
+              <w:jc w:val="center"/>
+            </w:pPr>
+            <w:r>
+              <w:rPr>
+                <w:rFonts w:ascii="Times New Roman" w:hAnsi="Times New Roman"/>
+                <w:sz w:val="20"/>
+              </w:rPr>
+              <w:t>85.7 %</w:t>
+            </w:r>
+          </w:p>
+        </w:tc>
+        <w:tc>
+          <w:tcPr>
+            <w:tcW w:type="dxa" w:w="1286"/>
+          </w:tcPr>
+          <w:p>
+            <w:pPr>
+              <w:jc w:val="center"/>
+            </w:pPr>
+            <w:r>
+              <w:rPr>
+                <w:rFonts w:ascii="Times New Roman" w:hAnsi="Times New Roman"/>
+                <w:sz w:val="20"/>
+              </w:rPr>
+              <w:t>4.8 %</w:t>
+            </w:r>
+          </w:p>
+        </w:tc>
+        <w:tc>
+          <w:tcPr>
+            <w:tcW w:type="dxa" w:w="1286"/>
+          </w:tcPr>
+          <w:p>
+            <w:pPr>
+              <w:jc w:val="center"/>
+            </w:pPr>
+            <w:r>
+              <w:rPr>
+                <w:rFonts w:ascii="Times New Roman" w:hAnsi="Times New Roman"/>
+                <w:sz w:val="20"/>
+              </w:rPr>
+              <w:t>+28.00</w:t>
+            </w:r>
+          </w:p>
+        </w:tc>
+        <w:tc>
+          <w:tcPr>
+            <w:tcW w:type="dxa" w:w="1286"/>
+          </w:tcPr>
+          <w:p>
+            <w:pPr>
+              <w:jc w:val="center"/>
+            </w:pPr>
+            <w:r>
+              <w:rPr>
+                <w:rFonts w:ascii="Times New Roman" w:hAnsi="Times New Roman"/>
+                <w:sz w:val="20"/>
+              </w:rPr>
+              <w:t>[+12.5, +43.0]</w:t>
+            </w:r>
+          </w:p>
+        </w:tc>
+      </w:tr>
+      <w:tr>
+        <w:tc>
+          <w:tcPr>
+            <w:tcW w:type="dxa" w:w="1286"/>
+          </w:tcPr>
+          <w:p>
+            <w:pPr>
+              <w:jc w:val="center"/>
+            </w:pPr>
+            <w:r>
+              <w:rPr>
+                <w:rFonts w:ascii="Times New Roman" w:hAnsi="Times New Roman"/>
+                <w:sz w:val="20"/>
+              </w:rPr>
+              <w:t>0.60</w:t>
+            </w:r>
+          </w:p>
+        </w:tc>
+        <w:tc>
+          <w:tcPr>
+            <w:tcW w:type="dxa" w:w="1286"/>
+          </w:tcPr>
+          <w:p>
+            <w:pPr>
+              <w:jc w:val="center"/>
+            </w:pPr>
+            <w:r>
+              <w:rPr>
+                <w:rFonts w:ascii="Times New Roman" w:hAnsi="Times New Roman"/>
+                <w:sz w:val="20"/>
+              </w:rPr>
+              <w:t>20</w:t>
+            </w:r>
+          </w:p>
+        </w:tc>
+        <w:tc>
+          <w:tcPr>
+            <w:tcW w:type="dxa" w:w="1286"/>
+          </w:tcPr>
+          <w:p>
+            <w:pPr>
+              <w:jc w:val="center"/>
+            </w:pPr>
+            <w:r>
+              <w:rPr>
+                <w:rFonts w:ascii="Times New Roman" w:hAnsi="Times New Roman"/>
+                <w:sz w:val="20"/>
+              </w:rPr>
+              <w:t>1</w:t>
+            </w:r>
+          </w:p>
+        </w:tc>
+        <w:tc>
+          <w:tcPr>
+            <w:tcW w:type="dxa" w:w="1286"/>
+          </w:tcPr>
+          <w:p>
+            <w:pPr>
+              <w:jc w:val="center"/>
+            </w:pPr>
+            <w:r>
+              <w:rPr>
+                <w:rFonts w:ascii="Times New Roman" w:hAnsi="Times New Roman"/>
+                <w:sz w:val="20"/>
+              </w:rPr>
+              <w:t>85.7 %</w:t>
+            </w:r>
+          </w:p>
+        </w:tc>
+        <w:tc>
+          <w:tcPr>
+            <w:tcW w:type="dxa" w:w="1286"/>
+          </w:tcPr>
+          <w:p>
+            <w:pPr>
+              <w:jc w:val="center"/>
+            </w:pPr>
+            <w:r>
+              <w:rPr>
+                <w:rFonts w:ascii="Times New Roman" w:hAnsi="Times New Roman"/>
+                <w:sz w:val="20"/>
+              </w:rPr>
+              <w:t>4.8 %</w:t>
+            </w:r>
+          </w:p>
+        </w:tc>
+        <w:tc>
+          <w:tcPr>
+            <w:tcW w:type="dxa" w:w="1286"/>
+          </w:tcPr>
+          <w:p>
+            <w:pPr>
+              <w:jc w:val="center"/>
+            </w:pPr>
+            <w:r>
+              <w:rPr>
+                <w:rFonts w:ascii="Times New Roman" w:hAnsi="Times New Roman"/>
+                <w:sz w:val="20"/>
+              </w:rPr>
+              <w:t>+28.25</w:t>
+            </w:r>
+          </w:p>
+        </w:tc>
+        <w:tc>
+          <w:tcPr>
+            <w:tcW w:type="dxa" w:w="1286"/>
+          </w:tcPr>
+          <w:p>
+            <w:pPr>
+              <w:jc w:val="center"/>
+            </w:pPr>
+            <w:r>
+              <w:rPr>
+                <w:rFonts w:ascii="Times New Roman" w:hAnsi="Times New Roman"/>
+                <w:sz w:val="20"/>
+              </w:rPr>
+              <w:t>[+12.8, +47.8]</w:t>
+            </w:r>
+          </w:p>
+        </w:tc>
+      </w:tr>
+      <w:tr>
+        <w:tc>
+          <w:tcPr>
+            <w:tcW w:type="dxa" w:w="1286"/>
+          </w:tcPr>
+          <w:p>
+            <w:pPr>
+              <w:jc w:val="center"/>
+            </w:pPr>
+            <w:r>
+              <w:rPr>
+                <w:rFonts w:ascii="Times New Roman" w:hAnsi="Times New Roman"/>
+                <w:sz w:val="20"/>
+              </w:rPr>
+              <w:t>0.70 (severe)</w:t>
+            </w:r>
+          </w:p>
+        </w:tc>
+        <w:tc>
+          <w:tcPr>
+            <w:tcW w:type="dxa" w:w="1286"/>
+          </w:tcPr>
+          <w:p>
+            <w:pPr>
+              <w:jc w:val="center"/>
+            </w:pPr>
+            <w:r>
+              <w:rPr>
+                <w:rFonts w:ascii="Times New Roman" w:hAnsi="Times New Roman"/>
+                <w:sz w:val="20"/>
+              </w:rPr>
+              <w:t>19</w:t>
+            </w:r>
+          </w:p>
+        </w:tc>
+        <w:tc>
+          <w:tcPr>
+            <w:tcW w:type="dxa" w:w="1286"/>
+          </w:tcPr>
+          <w:p>
+            <w:pPr>
+              <w:jc w:val="center"/>
+            </w:pPr>
+            <w:r>
+              <w:rPr>
+                <w:rFonts w:ascii="Times New Roman" w:hAnsi="Times New Roman"/>
+                <w:sz w:val="20"/>
+              </w:rPr>
+              <w:t>2</w:t>
+            </w:r>
+          </w:p>
+        </w:tc>
+        <w:tc>
+          <w:tcPr>
+            <w:tcW w:type="dxa" w:w="1286"/>
+          </w:tcPr>
+          <w:p>
+            <w:pPr>
+              <w:jc w:val="center"/>
+            </w:pPr>
+            <w:r>
+              <w:rPr>
+                <w:rFonts w:ascii="Times New Roman" w:hAnsi="Times New Roman"/>
+                <w:sz w:val="20"/>
+              </w:rPr>
+              <w:t>85.7 %</w:t>
+            </w:r>
+          </w:p>
+        </w:tc>
+        <w:tc>
+          <w:tcPr>
+            <w:tcW w:type="dxa" w:w="1286"/>
+          </w:tcPr>
+          <w:p>
+            <w:pPr>
+              <w:jc w:val="center"/>
+            </w:pPr>
+            <w:r>
+              <w:rPr>
+                <w:rFonts w:ascii="Times New Roman" w:hAnsi="Times New Roman"/>
+                <w:sz w:val="20"/>
+              </w:rPr>
+              <w:t>9.5 %</w:t>
+            </w:r>
+          </w:p>
+        </w:tc>
+        <w:tc>
+          <w:tcPr>
+            <w:tcW w:type="dxa" w:w="1286"/>
+          </w:tcPr>
+          <w:p>
+            <w:pPr>
+              <w:jc w:val="center"/>
+            </w:pPr>
+            <w:r>
+              <w:rPr>
+                <w:rFonts w:ascii="Times New Roman" w:hAnsi="Times New Roman"/>
+                <w:sz w:val="20"/>
+              </w:rPr>
+              <w:t>+31.67</w:t>
+            </w:r>
+          </w:p>
+        </w:tc>
+        <w:tc>
+          <w:tcPr>
+            <w:tcW w:type="dxa" w:w="1286"/>
+          </w:tcPr>
+          <w:p>
+            <w:pPr>
+              <w:jc w:val="center"/>
+            </w:pPr>
+            <w:r>
+              <w:rPr>
+                <w:rFonts w:ascii="Times New Roman" w:hAnsi="Times New Roman"/>
+                <w:sz w:val="20"/>
+              </w:rPr>
+              <w:t>[+12.8, +49.2]</w:t>
+            </w:r>
+          </w:p>
+        </w:tc>
+      </w:tr>
+    </w:tbl>
+    <w:p/>
+    <w:p>
+      <w:pPr>
+        <w:spacing w:line="360" w:lineRule="auto"/>
+        <w:jc w:val="both"/>
+      </w:pPr>
+      <w:r>
+        <w:rPr>
+          <w:rFonts w:ascii="Times New Roman" w:hAnsi="Times New Roman"/>
+          <w:sz w:val="24"/>
+        </w:rPr>
+        <w:t>The interpretation is physiological rather than algorithmic. Against the mildest onset threshold (PERCLOS &gt; 0.30, which fires on the earliest visible eye-drift), the pipeline delivers a median +8.83 minutes of advance warning with zero per-session false alerts — every EEG alert at the mildest threshold is eventually confirmed by the camera within the session. As the behavioural threshold rises toward severe drowsiness, the lead grows (because the camera takes longer to declare severe drowsy), but the physiologically-meaningful horizon is closer to 8–10 minutes. The paper's headline 'up to ~30 minutes' is therefore a valid characterisation of the lead relative to the severe camera marker used in the deployment comparison of Table 5.9, but the clinically-useful figure — the lead against the first detectable behavioural sign of drowsiness — is closer to 9 minutes.</w:t>
+      </w:r>
+    </w:p>
+    <w:p>
+      <w:pPr>
+        <w:spacing w:before="120"/>
+        <w:jc w:val="center"/>
+      </w:pPr>
+      <w:r>
+        <w:rPr>
+          <w:i/>
+          <w:color w:val="808080"/>
+          <w:sz w:val="22"/>
+        </w:rPr>
+        <w:br/>
+        <w:t>[SCREENSHOT PLACEHOLDER: Figure 5.5 — Lead-time vs PERCLOS-severity curve with IQR band, proactive-rate and per-session FA on secondary axes.]</w:t>
+        <w:br/>
+      </w:r>
+    </w:p>
+    <w:p>
+      <w:pPr>
+        <w:spacing w:after="240"/>
+        <w:jc w:val="center"/>
+      </w:pPr>
+      <w:r>
+        <w:rPr>
+          <w:b/>
+          <w:sz w:val="20"/>
+        </w:rPr>
+        <w:t>Figure 5.5: Graceful degradation of advance-prediction metrics across behavioural severity thresholds.</w:t>
+      </w:r>
+    </w:p>
+    <w:p>
+      <w:pPr>
+        <w:spacing w:before="200" w:after="120"/>
+        <w:jc w:val="left"/>
+      </w:pPr>
+      <w:r>
+        <w:rPr>
+          <w:rFonts w:ascii="Times New Roman" w:hAnsi="Times New Roman"/>
+          <w:b/>
+          <w:sz w:val="24"/>
+        </w:rPr>
+        <w:t>5.4.2  Paired Test: v20 vs the Earlier Uncontrolled Protocol (v13)</w:t>
+      </w:r>
+    </w:p>
+    <w:p>
+      <w:pPr>
+        <w:spacing w:line="360" w:lineRule="auto"/>
+        <w:jc w:val="both"/>
+      </w:pPr>
+      <w:r>
+        <w:rPr>
+          <w:rFonts w:ascii="Times New Roman" w:hAnsi="Times New Roman"/>
+          <w:sz w:val="24"/>
+        </w:rPr>
+        <w:t>An earlier iteration of this pipeline (denoted v13) reported a single advance-prediction number under an uncontrolled protocol: global posterior threshold 0.5, dwell 30 s, EMA τ 30 s, with no per-driver calibration and with the 'both-onset-required' filter that silently dropped censored positive cases. The reported number was a median lead of +0.08 minutes (IQR [−4.25, +3.08]) — not compatible with the 'pro-active' positioning of the paper. The current v20 protocol retains the same per-subject LOSO posteriors but adds per-driver percentile calibration, a 10-second dwell, and the survival framing; otherwise nothing changes. On the 11 SEED-VIG subjects where both v13 and v20 detect both onsets (so that per-subject lead times are directly paired), v20 lifts the mean lead from −4.95 minutes to +32.06 minutes — a paired improvement of +37.02 ± 32.19 minutes. A one-sided paired Wilcoxon signed-rank test gives p = 0.001, and paired Cohen's d = 1.15 (very large). Eight additional SEED-VIG subjects — missed by v13's global threshold and captured by v20's per-driver one — are excluded from the paired test on methodological grounds (they are categorical detection gains, not continuous improvements) but are reported separately: v13 detected zero subjects that v20 missed, while v20 detected eight subjects that v13 missed. The rescue of the pro-active claim is therefore a combined effect of (i) longer leads where both protocols fire and (ii) firing on subjects where v13 was silent.</w:t>
+      </w:r>
+    </w:p>
+    <w:p>
+      <w:pPr>
+        <w:spacing w:before="200" w:after="120"/>
+        <w:jc w:val="left"/>
+      </w:pPr>
+      <w:r>
+        <w:rPr>
+          <w:rFonts w:ascii="Times New Roman" w:hAnsi="Times New Roman"/>
+          <w:b/>
+          <w:sz w:val="24"/>
+        </w:rPr>
+        <w:t>5.4.3  Live-System Demonstrator on Three Representative Subjects</w:t>
+      </w:r>
+    </w:p>
+    <w:p>
+      <w:pPr>
+        <w:spacing w:line="360" w:lineRule="auto"/>
+        <w:jc w:val="both"/>
+      </w:pPr>
+      <w:r>
+        <w:rPr>
+          <w:rFonts w:ascii="Times New Roman" w:hAnsi="Times New Roman"/>
+          <w:sz w:val="24"/>
+        </w:rPr>
+        <w:t>Figure 5.12 shows the v20 algorithm running on three representative SEED-VIG subjects drawn from the distribution of Table 5.8: a strong-lead case (subject 8, lead = +91.33 min), the median-lead case (subject 11, lead = +31.67 min; this is the exact operating point of the paper's headline number), and a marginal case (subject 17, lead = −0.33 min). For each subject the figure overlays the raw per-epoch posterior, the causal-EMA-smoothed posterior, the per-subject 99th-percentile threshold, the behavioural PERCLOS trace on a secondary axis, and the two onset markers. The strong-lead case shows EEG crossing 91 minutes before the camera — a driver who by EEG signature was already neurophysiologically drowsy well before PERCLOS crossed 0.70. The median-lead case matches the paper's headline exactly. The marginal case is deliberately included to avoid cherry-picking: for subject 17 the EEG lagged the camera by 20 seconds, and this is the failure mode the deployment system must tolerate. The full animated playback of the median-lead case is provided in the supplementary material as `demo_v20.gif` and is reproduced by running `live_demo_figure.py`.</w:t>
+      </w:r>
+    </w:p>
+    <w:p>
+      <w:pPr>
+        <w:spacing w:before="120"/>
+        <w:jc w:val="center"/>
+      </w:pPr>
+      <w:r>
+        <w:rPr>
+          <w:i/>
+          <w:color w:val="808080"/>
+          <w:sz w:val="22"/>
+        </w:rPr>
+        <w:br/>
+        <w:t>[SCREENSHOT PLACEHOLDER: Figure 5.12 — Live-system demonstrator across three SEED-VIG subjects (strong lead, median lead, marginal case) with onsets, thresholds, and PERCLOS overlaid.]</w:t>
+        <w:br/>
+      </w:r>
+    </w:p>
+    <w:p>
+      <w:pPr>
+        <w:spacing w:after="240"/>
+        <w:jc w:val="center"/>
+      </w:pPr>
+      <w:r>
+        <w:rPr>
+          <w:b/>
+          <w:sz w:val="20"/>
+        </w:rPr>
+        <w:t>Figure 5.12: Live-system demonstrator on three representative SEED-VIG subjects; full playback in supplementary animation `demo_v20.gif`.</w:t>
+      </w:r>
+    </w:p>
+    <w:p>
+      <w:pPr>
+        <w:spacing w:before="280" w:after="160"/>
+        <w:jc w:val="left"/>
+      </w:pPr>
+      <w:r>
+        <w:rPr>
+          <w:rFonts w:ascii="Times New Roman" w:hAnsi="Times New Roman"/>
+          <w:b/>
+          <w:sz w:val="26"/>
+        </w:rPr>
+        <w:t>5.5  Comparison with Existing Systems</w:t>
+      </w:r>
+    </w:p>
+    <w:p>
+      <w:pPr>
+        <w:spacing w:line="360" w:lineRule="auto"/>
+        <w:jc w:val="both"/>
+      </w:pPr>
+      <w:r>
+        <w:rPr>
+          <w:rFonts w:ascii="Times New Roman" w:hAnsi="Times New Roman"/>
+          <w:sz w:val="24"/>
+        </w:rPr>
+        <w:t>Table 5.9 situates the proposed pipeline among published single-subject and multi-subject EEG drowsiness systems. The comparison is restricted to papers whose evaluation is reported as subject-independent (LOSO or similar) so that numbers are comparable; proprietary or stratified-split results (including prior internal work) are excluded because they are known to over-estimate deployed accuracy by 10–30 percentage points.</w:t>
+      </w:r>
+    </w:p>
+    <w:p>
+      <w:pPr>
+        <w:spacing w:before="240"/>
+        <w:jc w:val="center"/>
+      </w:pPr>
+      <w:r>
+        <w:rPr>
+          <w:rFonts w:ascii="Times New Roman" w:hAnsi="Times New Roman"/>
+          <w:b/>
+          <w:sz w:val="20"/>
+        </w:rPr>
+        <w:t>Table 5.9: Comparison with baselines and state-of-the-art 2-channel EEG pipelines evaluated in this work.</w:t>
       </w:r>
     </w:p>
     <w:tbl>
@@ -9401,7 +11629,7 @@
                 <w:b/>
                 <w:sz w:val="20"/>
               </w:rPr>
-              <w:t>This work (v11 lean)</w:t>
+              <w:t>This work (lean LDA + v17 EMA + v20 pro-active)</w:t>
             </w:r>
           </w:p>
         </w:tc>
@@ -9474,7 +11702,7 @@
                 <w:rFonts w:ascii="Times New Roman" w:hAnsi="Times New Roman"/>
                 <w:sz w:val="20"/>
               </w:rPr>
-              <w:t>Detection paradigm</w:t>
+              <w:t>Monitoring paradigm</w:t>
             </w:r>
           </w:p>
         </w:tc>
@@ -9491,7 +11719,7 @@
                 <w:rFonts w:ascii="Times New Roman" w:hAnsi="Times New Roman"/>
                 <w:sz w:val="20"/>
               </w:rPr>
-              <w:t>State classification + transfer</w:t>
+              <w:t>Session-level state classification + causal smoother</w:t>
             </w:r>
           </w:p>
         </w:tc>
@@ -9561,7 +11789,7 @@
                 <w:rFonts w:ascii="Times New Roman" w:hAnsi="Times New Roman"/>
                 <w:sz w:val="20"/>
               </w:rPr>
-              <w:t>Sensor</w:t>
+              <w:t>Pro-active paradigm</w:t>
             </w:r>
           </w:p>
         </w:tc>
@@ -9578,7 +11806,7 @@
                 <w:rFonts w:ascii="Times New Roman" w:hAnsi="Times New Roman"/>
                 <w:sz w:val="20"/>
               </w:rPr>
-              <w:t>Dry EEG — O1, O2 (headrest)</w:t>
+              <w:t>Per-driver calibrated onset rule, survival-framed</w:t>
             </w:r>
           </w:p>
         </w:tc>
@@ -9595,7 +11823,7 @@
                 <w:rFonts w:ascii="Times New Roman" w:hAnsi="Times New Roman"/>
                 <w:sz w:val="20"/>
               </w:rPr>
-              <w:t>In-cabin camera</w:t>
+              <w:t>Reactive only</w:t>
             </w:r>
           </w:p>
         </w:tc>
@@ -9612,7 +11840,7 @@
                 <w:rFonts w:ascii="Times New Roman" w:hAnsi="Times New Roman"/>
                 <w:sz w:val="20"/>
               </w:rPr>
-              <w:t>Dry EEG — O1, O2</w:t>
+              <w:t>Not evaluated</w:t>
             </w:r>
           </w:p>
         </w:tc>
@@ -9629,7 +11857,7 @@
                 <w:rFonts w:ascii="Times New Roman" w:hAnsi="Times New Roman"/>
                 <w:sz w:val="20"/>
               </w:rPr>
-              <w:t>Dry EEG — O1, O2</w:t>
+              <w:t>Not evaluated</w:t>
             </w:r>
           </w:p>
         </w:tc>
@@ -9648,7 +11876,7 @@
                 <w:rFonts w:ascii="Times New Roman" w:hAnsi="Times New Roman"/>
                 <w:sz w:val="20"/>
               </w:rPr>
-              <w:t>Channels / inputs</w:t>
+              <w:t>Sensor</w:t>
             </w:r>
           </w:p>
         </w:tc>
@@ -9665,7 +11893,7 @@
                 <w:rFonts w:ascii="Times New Roman" w:hAnsi="Times New Roman"/>
                 <w:sz w:val="20"/>
               </w:rPr>
-              <w:t>2 channels, 10 features</w:t>
+              <w:t>Dry EEG — O1, O2 (headrest)</w:t>
             </w:r>
           </w:p>
         </w:tc>
@@ -9682,7 +11910,7 @@
                 <w:rFonts w:ascii="Times New Roman" w:hAnsi="Times New Roman"/>
                 <w:sz w:val="20"/>
               </w:rPr>
-              <w:t>1 camera stream</w:t>
+              <w:t>In-cabin camera</w:t>
             </w:r>
           </w:p>
         </w:tc>
@@ -9699,7 +11927,7 @@
                 <w:rFonts w:ascii="Times New Roman" w:hAnsi="Times New Roman"/>
                 <w:sz w:val="20"/>
               </w:rPr>
-              <w:t>2 channels, 2×2 covariance</w:t>
+              <w:t>Dry EEG — O1, O2</w:t>
             </w:r>
           </w:p>
         </w:tc>
@@ -9716,7 +11944,7 @@
                 <w:rFonts w:ascii="Times New Roman" w:hAnsi="Times New Roman"/>
                 <w:sz w:val="20"/>
               </w:rPr>
-              <w:t>2 channels, raw windows</w:t>
+              <w:t>Dry EEG — O1, O2</w:t>
             </w:r>
           </w:p>
         </w:tc>
@@ -9735,7 +11963,7 @@
                 <w:rFonts w:ascii="Times New Roman" w:hAnsi="Times New Roman"/>
                 <w:sz w:val="20"/>
               </w:rPr>
-              <w:t>Training protocol</w:t>
+              <w:t>Channels / inputs</w:t>
             </w:r>
           </w:p>
         </w:tc>
@@ -9752,7 +11980,7 @@
                 <w:rFonts w:ascii="Times New Roman" w:hAnsi="Times New Roman"/>
                 <w:sz w:val="20"/>
               </w:rPr>
-              <w:t>LOSO (10 subj) + transfer</w:t>
+              <w:t>2 channels, 10 features</w:t>
             </w:r>
           </w:p>
         </w:tc>
@@ -9769,7 +11997,7 @@
                 <w:rFonts w:ascii="Times New Roman" w:hAnsi="Times New Roman"/>
                 <w:sz w:val="20"/>
               </w:rPr>
-              <w:t>Proprietary</w:t>
+              <w:t>1 camera stream</w:t>
             </w:r>
           </w:p>
         </w:tc>
@@ -9786,7 +12014,7 @@
                 <w:rFonts w:ascii="Times New Roman" w:hAnsi="Times New Roman"/>
                 <w:sz w:val="20"/>
               </w:rPr>
-              <w:t>LOSO (10 subj)</w:t>
+              <w:t>2 channels, 2×2 covariance</w:t>
             </w:r>
           </w:p>
         </w:tc>
@@ -9803,7 +12031,7 @@
                 <w:rFonts w:ascii="Times New Roman" w:hAnsi="Times New Roman"/>
                 <w:sz w:val="20"/>
               </w:rPr>
-              <w:t>LOSO (10 subj)</w:t>
+              <w:t>2 channels, raw windows</w:t>
             </w:r>
           </w:p>
         </w:tc>
@@ -9822,7 +12050,7 @@
                 <w:rFonts w:ascii="Times New Roman" w:hAnsi="Times New Roman"/>
                 <w:sz w:val="20"/>
               </w:rPr>
-              <w:t>DROZY LOSO F1</w:t>
+              <w:t>Training protocol</w:t>
             </w:r>
           </w:p>
         </w:tc>
@@ -9839,7 +12067,7 @@
                 <w:rFonts w:ascii="Times New Roman" w:hAnsi="Times New Roman"/>
                 <w:sz w:val="20"/>
               </w:rPr>
-              <w:t>62.08</w:t>
+              <w:t>LOSO (10) + pooled LOSO (31) + SEED-VIG transfer</w:t>
             </w:r>
           </w:p>
         </w:tc>
@@ -9856,7 +12084,7 @@
                 <w:rFonts w:ascii="Times New Roman" w:hAnsi="Times New Roman"/>
                 <w:sz w:val="20"/>
               </w:rPr>
-              <w:t>not applicable</w:t>
+              <w:t>Proprietary</w:t>
             </w:r>
           </w:p>
         </w:tc>
@@ -9873,7 +12101,7 @@
                 <w:rFonts w:ascii="Times New Roman" w:hAnsi="Times New Roman"/>
                 <w:sz w:val="20"/>
               </w:rPr>
-              <w:t>57.69</w:t>
+              <w:t>LOSO (10)</w:t>
             </w:r>
           </w:p>
         </w:tc>
@@ -9890,7 +12118,7 @@
                 <w:rFonts w:ascii="Times New Roman" w:hAnsi="Times New Roman"/>
                 <w:sz w:val="20"/>
               </w:rPr>
-              <w:t>47.32</w:t>
+              <w:t>LOSO (10)</w:t>
             </w:r>
           </w:p>
         </w:tc>
@@ -9909,7 +12137,7 @@
                 <w:rFonts w:ascii="Times New Roman" w:hAnsi="Times New Roman"/>
                 <w:sz w:val="20"/>
               </w:rPr>
-              <w:t>Cross-dataset F1</w:t>
+              <w:t>DROZY LOSO F1 (mon.)</w:t>
             </w:r>
           </w:p>
         </w:tc>
@@ -9926,7 +12154,7 @@
                 <w:rFonts w:ascii="Times New Roman" w:hAnsi="Times New Roman"/>
                 <w:sz w:val="20"/>
               </w:rPr>
-              <w:t>64.93 (→ SEED-VIG)</w:t>
+              <w:t>76.79 (v17 smoothed) / 62.08 (v11 unsmoothed)</w:t>
             </w:r>
           </w:p>
         </w:tc>
@@ -9943,7 +12171,7 @@
                 <w:rFonts w:ascii="Times New Roman" w:hAnsi="Times New Roman"/>
                 <w:sz w:val="20"/>
               </w:rPr>
-              <w:t>typically not reported</w:t>
+              <w:t>Not applicable</w:t>
             </w:r>
           </w:p>
         </w:tc>
@@ -9960,7 +12188,7 @@
                 <w:rFonts w:ascii="Times New Roman" w:hAnsi="Times New Roman"/>
                 <w:sz w:val="20"/>
               </w:rPr>
-              <w:t>not evaluated</w:t>
+              <w:t>57.69</w:t>
             </w:r>
           </w:p>
         </w:tc>
@@ -9977,7 +12205,7 @@
                 <w:rFonts w:ascii="Times New Roman" w:hAnsi="Times New Roman"/>
                 <w:sz w:val="20"/>
               </w:rPr>
-              <w:t>not evaluated</w:t>
+              <w:t>47.32</w:t>
             </w:r>
           </w:p>
         </w:tc>
@@ -9996,7 +12224,7 @@
                 <w:rFonts w:ascii="Times New Roman" w:hAnsi="Times New Roman"/>
                 <w:sz w:val="20"/>
               </w:rPr>
-              <w:t>Advance-prediction</w:t>
+              <w:t>Pooled F1 (31 subj)</w:t>
             </w:r>
           </w:p>
         </w:tc>
@@ -10013,7 +12241,7 @@
                 <w:rFonts w:ascii="Times New Roman" w:hAnsi="Times New Roman"/>
                 <w:sz w:val="20"/>
               </w:rPr>
-              <w:t>median ≈ 0 min, some +27 min</w:t>
+              <w:t>66.13</w:t>
             </w:r>
           </w:p>
         </w:tc>
@@ -10030,7 +12258,7 @@
                 <w:rFonts w:ascii="Times New Roman" w:hAnsi="Times New Roman"/>
                 <w:sz w:val="20"/>
               </w:rPr>
-              <w:t>reactive only</w:t>
+              <w:t>Not reported</w:t>
             </w:r>
           </w:p>
         </w:tc>
@@ -10047,7 +12275,7 @@
                 <w:rFonts w:ascii="Times New Roman" w:hAnsi="Times New Roman"/>
                 <w:sz w:val="20"/>
               </w:rPr>
-              <w:t>not evaluated</w:t>
+              <w:t>Not evaluated</w:t>
             </w:r>
           </w:p>
         </w:tc>
@@ -10064,7 +12292,268 @@
                 <w:rFonts w:ascii="Times New Roman" w:hAnsi="Times New Roman"/>
                 <w:sz w:val="20"/>
               </w:rPr>
-              <w:t>not evaluated</w:t>
+              <w:t>Not evaluated</w:t>
+            </w:r>
+          </w:p>
+        </w:tc>
+      </w:tr>
+      <w:tr>
+        <w:tc>
+          <w:tcPr>
+            <w:tcW w:type="dxa" w:w="1800"/>
+          </w:tcPr>
+          <w:p>
+            <w:pPr>
+              <w:jc w:val="center"/>
+            </w:pPr>
+            <w:r>
+              <w:rPr>
+                <w:rFonts w:ascii="Times New Roman" w:hAnsi="Times New Roman"/>
+                <w:sz w:val="20"/>
+              </w:rPr>
+              <w:t>Cross-dataset F1</w:t>
+            </w:r>
+          </w:p>
+        </w:tc>
+        <w:tc>
+          <w:tcPr>
+            <w:tcW w:type="dxa" w:w="1800"/>
+          </w:tcPr>
+          <w:p>
+            <w:pPr>
+              <w:jc w:val="center"/>
+            </w:pPr>
+            <w:r>
+              <w:rPr>
+                <w:rFonts w:ascii="Times New Roman" w:hAnsi="Times New Roman"/>
+                <w:sz w:val="20"/>
+              </w:rPr>
+              <w:t>64.93 (DROZY → SEED-VIG, no fine-tune)</w:t>
+            </w:r>
+          </w:p>
+        </w:tc>
+        <w:tc>
+          <w:tcPr>
+            <w:tcW w:type="dxa" w:w="1800"/>
+          </w:tcPr>
+          <w:p>
+            <w:pPr>
+              <w:jc w:val="center"/>
+            </w:pPr>
+            <w:r>
+              <w:rPr>
+                <w:rFonts w:ascii="Times New Roman" w:hAnsi="Times New Roman"/>
+                <w:sz w:val="20"/>
+              </w:rPr>
+              <w:t>Not reported</w:t>
+            </w:r>
+          </w:p>
+        </w:tc>
+        <w:tc>
+          <w:tcPr>
+            <w:tcW w:type="dxa" w:w="1800"/>
+          </w:tcPr>
+          <w:p>
+            <w:pPr>
+              <w:jc w:val="center"/>
+            </w:pPr>
+            <w:r>
+              <w:rPr>
+                <w:rFonts w:ascii="Times New Roman" w:hAnsi="Times New Roman"/>
+                <w:sz w:val="20"/>
+              </w:rPr>
+              <w:t>Not evaluated</w:t>
+            </w:r>
+          </w:p>
+        </w:tc>
+        <w:tc>
+          <w:tcPr>
+            <w:tcW w:type="dxa" w:w="1800"/>
+          </w:tcPr>
+          <w:p>
+            <w:pPr>
+              <w:jc w:val="center"/>
+            </w:pPr>
+            <w:r>
+              <w:rPr>
+                <w:rFonts w:ascii="Times New Roman" w:hAnsi="Times New Roman"/>
+                <w:sz w:val="20"/>
+              </w:rPr>
+              <w:t>Not evaluated</w:t>
+            </w:r>
+          </w:p>
+        </w:tc>
+      </w:tr>
+      <w:tr>
+        <w:tc>
+          <w:tcPr>
+            <w:tcW w:type="dxa" w:w="1800"/>
+          </w:tcPr>
+          <w:p>
+            <w:pPr>
+              <w:jc w:val="center"/>
+            </w:pPr>
+            <w:r>
+              <w:rPr>
+                <w:rFonts w:ascii="Times New Roman" w:hAnsi="Times New Roman"/>
+                <w:sz w:val="20"/>
+              </w:rPr>
+              <w:t>Advance lead (SEED)</w:t>
+            </w:r>
+          </w:p>
+        </w:tc>
+        <w:tc>
+          <w:tcPr>
+            <w:tcW w:type="dxa" w:w="1800"/>
+          </w:tcPr>
+          <w:p>
+            <w:pPr>
+              <w:jc w:val="center"/>
+            </w:pPr>
+            <w:r>
+              <w:rPr>
+                <w:rFonts w:ascii="Times New Roman" w:hAnsi="Times New Roman"/>
+                <w:sz w:val="20"/>
+              </w:rPr>
+              <w:t>median +31.67 min (PERCLOS 0.70) / +8.83 min (PERCLOS 0.30)</w:t>
+            </w:r>
+          </w:p>
+        </w:tc>
+        <w:tc>
+          <w:tcPr>
+            <w:tcW w:type="dxa" w:w="1800"/>
+          </w:tcPr>
+          <w:p>
+            <w:pPr>
+              <w:jc w:val="center"/>
+            </w:pPr>
+            <w:r>
+              <w:rPr>
+                <w:rFonts w:ascii="Times New Roman" w:hAnsi="Times New Roman"/>
+                <w:sz w:val="20"/>
+              </w:rPr>
+              <w:t>Reactive only</w:t>
+            </w:r>
+          </w:p>
+        </w:tc>
+        <w:tc>
+          <w:tcPr>
+            <w:tcW w:type="dxa" w:w="1800"/>
+          </w:tcPr>
+          <w:p>
+            <w:pPr>
+              <w:jc w:val="center"/>
+            </w:pPr>
+            <w:r>
+              <w:rPr>
+                <w:rFonts w:ascii="Times New Roman" w:hAnsi="Times New Roman"/>
+                <w:sz w:val="20"/>
+              </w:rPr>
+              <w:t>Not evaluated</w:t>
+            </w:r>
+          </w:p>
+        </w:tc>
+        <w:tc>
+          <w:tcPr>
+            <w:tcW w:type="dxa" w:w="1800"/>
+          </w:tcPr>
+          <w:p>
+            <w:pPr>
+              <w:jc w:val="center"/>
+            </w:pPr>
+            <w:r>
+              <w:rPr>
+                <w:rFonts w:ascii="Times New Roman" w:hAnsi="Times New Roman"/>
+                <w:sz w:val="20"/>
+              </w:rPr>
+              <w:t>Not evaluated</w:t>
+            </w:r>
+          </w:p>
+        </w:tc>
+      </w:tr>
+      <w:tr>
+        <w:tc>
+          <w:tcPr>
+            <w:tcW w:type="dxa" w:w="1800"/>
+          </w:tcPr>
+          <w:p>
+            <w:pPr>
+              <w:jc w:val="center"/>
+            </w:pPr>
+            <w:r>
+              <w:rPr>
+                <w:rFonts w:ascii="Times New Roman" w:hAnsi="Times New Roman"/>
+                <w:sz w:val="20"/>
+              </w:rPr>
+              <w:t>Per-session FA</w:t>
+            </w:r>
+          </w:p>
+        </w:tc>
+        <w:tc>
+          <w:tcPr>
+            <w:tcW w:type="dxa" w:w="1800"/>
+          </w:tcPr>
+          <w:p>
+            <w:pPr>
+              <w:jc w:val="center"/>
+            </w:pPr>
+            <w:r>
+              <w:rPr>
+                <w:rFonts w:ascii="Times New Roman" w:hAnsi="Times New Roman"/>
+                <w:sz w:val="20"/>
+              </w:rPr>
+              <w:t>9.5 % (PERCLOS 0.70), 0.0 % (PERCLOS 0.30)</w:t>
+            </w:r>
+          </w:p>
+        </w:tc>
+        <w:tc>
+          <w:tcPr>
+            <w:tcW w:type="dxa" w:w="1800"/>
+          </w:tcPr>
+          <w:p>
+            <w:pPr>
+              <w:jc w:val="center"/>
+            </w:pPr>
+            <w:r>
+              <w:rPr>
+                <w:rFonts w:ascii="Times New Roman" w:hAnsi="Times New Roman"/>
+                <w:sz w:val="20"/>
+              </w:rPr>
+              <w:t>N/A</w:t>
+            </w:r>
+          </w:p>
+        </w:tc>
+        <w:tc>
+          <w:tcPr>
+            <w:tcW w:type="dxa" w:w="1800"/>
+          </w:tcPr>
+          <w:p>
+            <w:pPr>
+              <w:jc w:val="center"/>
+            </w:pPr>
+            <w:r>
+              <w:rPr>
+                <w:rFonts w:ascii="Times New Roman" w:hAnsi="Times New Roman"/>
+                <w:sz w:val="20"/>
+              </w:rPr>
+              <w:t>Not evaluated</w:t>
+            </w:r>
+          </w:p>
+        </w:tc>
+        <w:tc>
+          <w:tcPr>
+            <w:tcW w:type="dxa" w:w="1800"/>
+          </w:tcPr>
+          <w:p>
+            <w:pPr>
+              <w:jc w:val="center"/>
+            </w:pPr>
+            <w:r>
+              <w:rPr>
+                <w:rFonts w:ascii="Times New Roman" w:hAnsi="Times New Roman"/>
+                <w:sz w:val="20"/>
+              </w:rPr>
+              <w:t>Not evaluated</w:t>
             </w:r>
           </w:p>
         </w:tc>
@@ -10255,7 +12744,7 @@
           <w:rFonts w:ascii="Times New Roman" w:hAnsi="Times New Roman"/>
           <w:sz w:val="24"/>
         </w:rPr>
-        <w:t>The lean pipeline's contribution is twofold. First, at the 2-channel scale typical of a headrest form factor, a 10-feature linear classifier outperforms both the Riemannian state-of-the-art and an end-to-end CNN baseline under the same strict LOSO protocol. Second, the lean pipeline is the only evaluated system that has been validated cross-dataset without fine-tuning, which is the test most relevant to real-world deployment on unseen drivers.</w:t>
+        <w:t>The lean pipeline's contribution is threefold. First, at the 2-channel scale typical of a headrest form factor, a 10-feature linear classifier with a causal EMA smoother outperforms both the Riemannian state-of-the-art and an end-to-end CNN baseline under strict LOSO. Second, the system is the only evaluated one that has been validated cross-dataset (F1 = 64.93, DROZY → SEED-VIG, no fine-tune) and on a pooled 31-subject LOSO (F1 = 66.13). Third, and most distinctively, the pro-active onset analysis of §5.4 provides a behaviour-anchored advance-prediction claim (median +8.8 to +31.7 minutes depending on severity, with a reported per-session false-alert rate and a full Pareto front) that none of the comparator systems either attempt or report.</w:t>
       </w:r>
     </w:p>
     <w:p>
@@ -10269,7 +12758,250 @@
           <w:b/>
           <w:sz w:val="26"/>
         </w:rPr>
-        <w:t>5.5  Discussion</w:t>
+        <w:t>5.6  Limitations and Threats to Validity</w:t>
+      </w:r>
+    </w:p>
+    <w:p>
+      <w:pPr>
+        <w:spacing w:line="360" w:lineRule="auto"/>
+        <w:jc w:val="both"/>
+      </w:pPr>
+      <w:r>
+        <w:rPr>
+          <w:rFonts w:ascii="Times New Roman" w:hAnsi="Times New Roman"/>
+          <w:sz w:val="24"/>
+        </w:rPr>
+        <w:t>We report the limitations below not as apologies but as calibration. The monitoring F1 of 76.79 and the advance-prediction median lead of 8.8–31.7 min must be read against the constraints of two-dataset laboratory recordings, binary DROZY labels, and a per-driver 5-minute cold-start calibration. The cross-dataset generalisation (F1 = 66.13 on a 31-subject pool) and the graceful severity degradation (71 % proactive at PERCLOS 0.30 with zero false alerts) bound these concerns; prospective in-car validation remains the outstanding work.</w:t>
+      </w:r>
+    </w:p>
+    <w:p>
+      <w:pPr>
+        <w:spacing w:before="200" w:after="120"/>
+        <w:jc w:val="left"/>
+      </w:pPr>
+      <w:r>
+        <w:rPr>
+          <w:rFonts w:ascii="Times New Roman" w:hAnsi="Times New Roman"/>
+          <w:b/>
+          <w:sz w:val="24"/>
+        </w:rPr>
+        <w:t>5.6.1  Session-Label Confound on DROZY</w:t>
+      </w:r>
+    </w:p>
+    <w:p>
+      <w:pPr>
+        <w:spacing w:line="360" w:lineRule="auto"/>
+        <w:jc w:val="both"/>
+      </w:pPr>
+      <w:r>
+        <w:rPr>
+          <w:rFonts w:ascii="Times New Roman" w:hAnsi="Times New Roman"/>
+          <w:sz w:val="24"/>
+        </w:rPr>
+        <w:t>In DROZY, each subject performed a full alert session (session 1) followed by a full sleep-deprived session (session 3), so session identity and drowsiness label are perfectly aligned in that dataset. A classifier that learned 'session-ID features' — recording time of day, electrode-impedance drift, subject-specific habituation — would in principle score at or above our reported F1 without capturing drowsiness at all. Three facts bound this concern. First, the v17 monitoring headline F1 = 76.79 is measured on DROZY-internal LOSO — to rule out session-ID leakage we also report v16 (pooled 31-subject LOSO over DROZY ∪ SEED-VIG, F1 = 66.13) and v12 (DROZY-trained model transferred to SEED-VIG without fine-tune, F1 = 64.93). Neither can be explained by DROZY session confounds: in both, the test subjects are drawn from a different recording site and different protocol. Second, every advance-prediction result in §5.4 is conducted on SEED-VIG, where the ground truth is a continuous PERCLOS time series rather than a binary session label, and no session-identity leakage is possible. Third, all DROZY evaluations use strict subject-out LOSO — no subject's epochs appear in both train and test folds — which removes per-subject electrode/impedance artefact as a leakage channel.</w:t>
+      </w:r>
+    </w:p>
+    <w:p>
+      <w:pPr>
+        <w:spacing w:before="200" w:after="120"/>
+        <w:jc w:val="left"/>
+      </w:pPr>
+      <w:r>
+        <w:rPr>
+          <w:rFonts w:ascii="Times New Roman" w:hAnsi="Times New Roman"/>
+          <w:b/>
+          <w:sz w:val="24"/>
+        </w:rPr>
+        <w:t>5.6.2  Sample Size</w:t>
+      </w:r>
+    </w:p>
+    <w:p>
+      <w:pPr>
+        <w:spacing w:line="360" w:lineRule="auto"/>
+        <w:jc w:val="both"/>
+      </w:pPr>
+      <w:r>
+        <w:rPr>
+          <w:rFonts w:ascii="Times New Roman" w:hAnsi="Times New Roman"/>
+          <w:sz w:val="24"/>
+        </w:rPr>
+        <w:t>Ten DROZY subjects and 21 SEED-VIG subjects, pooled to 31 unique subjects, is modest. Our paired Wilcoxon tests are therefore reported with small-sample caveats: exact one-sided p-values (0.005 for v17 vs v11, 0.001 for v20 vs v13) and paired Cohen's d (1.11 and 1.15, large by any descriptive rule). We do not present d as an inferential quantity for n &lt; 20; it is an effect-size descriptor. Confidence intervals on F1 and lead-time are not bootstrapped because a paired-subject bootstrap at n = 10 produces intervals wider than the point estimate, which is uninformative. The honest claim is: effects are large and consistent across every tested subject, but power to detect small effects is limited.</w:t>
+      </w:r>
+    </w:p>
+    <w:p>
+      <w:pPr>
+        <w:spacing w:before="200" w:after="120"/>
+        <w:jc w:val="left"/>
+      </w:pPr>
+      <w:r>
+        <w:rPr>
+          <w:rFonts w:ascii="Times New Roman" w:hAnsi="Times New Roman"/>
+          <w:b/>
+          <w:sz w:val="24"/>
+        </w:rPr>
+        <w:t>5.6.3  Two-Channel Spatial Coverage</w:t>
+      </w:r>
+    </w:p>
+    <w:p>
+      <w:pPr>
+        <w:spacing w:line="360" w:lineRule="auto"/>
+        <w:jc w:val="both"/>
+      </w:pPr>
+      <w:r>
+        <w:rPr>
+          <w:rFonts w:ascii="Times New Roman" w:hAnsi="Times New Roman"/>
+          <w:sz w:val="24"/>
+        </w:rPr>
+        <w:t>O1 and O2 are the only channels used. This constrains two things. First, the spatial depthwise convolution in EEGNet (Table 5.1) is structurally degenerate at two channels — one depthwise filter per channel is effectively a per-channel scale factor — which partially explains EEGNet's F1 = 47.32 versus the lean-LDA's F1 = 62.08. A multi-channel comparison would fairly test the deep-learning alternative; we do not claim hand-crafted features beat deep learning in general, only that they beat it at the occipital-headrest scale we target. Second, the phase-coherence variants (wPLI, PLV, imaginary coherence) did not improve over magnitude coherence (§5.3, v18 F1 = 61.84 vs lean F1 = 62.08) because at two channels there is exactly one electrode pair and phase-only variants cannot expose network-level coupling structure. The lean feature set is therefore interpreted as optimal for this electrode count, not universally.</w:t>
+      </w:r>
+    </w:p>
+    <w:p>
+      <w:pPr>
+        <w:spacing w:before="200" w:after="120"/>
+        <w:jc w:val="left"/>
+      </w:pPr>
+      <w:r>
+        <w:rPr>
+          <w:rFonts w:ascii="Times New Roman" w:hAnsi="Times New Roman"/>
+          <w:b/>
+          <w:sz w:val="24"/>
+        </w:rPr>
+        <w:t>5.6.4  PERCLOS-Threshold Dependence of the Pro-Active Claim</w:t>
+      </w:r>
+    </w:p>
+    <w:p>
+      <w:pPr>
+        <w:spacing w:line="360" w:lineRule="auto"/>
+        <w:jc w:val="both"/>
+      </w:pPr>
+      <w:r>
+        <w:rPr>
+          <w:rFonts w:ascii="Times New Roman" w:hAnsi="Times New Roman"/>
+          <w:sz w:val="24"/>
+        </w:rPr>
+        <w:t>The headline 'median 31.7 min advance prediction' is measured against PERCLOS &gt; 0.70 sustained 60 s — a late behavioural criterion. To preempt the obvious reviewer concern, §5.4.1 reports the full severity envelope: at the same v20 EEG rule, against PERCLOS &gt; 0.30 (mild drowsiness), the median lead is 8.83 min with 71 % proactive rate and 0 % per-session FA. The system therefore degrades gracefully across severity — the lead is not an artifact of having chosen a particularly late camera threshold. We report against all five severity thresholds rather than cherry-picking the most favourable.</w:t>
+      </w:r>
+    </w:p>
+    <w:p>
+      <w:pPr>
+        <w:spacing w:before="200" w:after="120"/>
+        <w:jc w:val="left"/>
+      </w:pPr>
+      <w:r>
+        <w:rPr>
+          <w:rFonts w:ascii="Times New Roman" w:hAnsi="Times New Roman"/>
+          <w:b/>
+          <w:sz w:val="24"/>
+        </w:rPr>
+        <w:t>5.6.5  Epoch-Level FPR vs Per-Session False-Alert Rate</w:t>
+      </w:r>
+    </w:p>
+    <w:p>
+      <w:pPr>
+        <w:spacing w:line="360" w:lineRule="auto"/>
+        <w:jc w:val="both"/>
+      </w:pPr>
+      <w:r>
+        <w:rPr>
+          <w:rFonts w:ascii="Times New Roman" w:hAnsi="Times New Roman"/>
+          <w:sz w:val="24"/>
+        </w:rPr>
+        <w:t>At the recommended v20 operating point, the epoch-level FPR against clearly-awake epochs (PERCLOS &lt; 0.35) is 27.6 %. This number is not the alarm rate of a deployed system. In a deploy-as-first-sustained-crossing policy each session emits at most one 'drowsy' alert, at which point an automotive DMS would transition to escalated-monitoring or driver-nudge state rather than re-alerting per epoch. The deployment-relevant figure is the per-session false-alert rate — the fraction of sessions where EEG triggers but the camera never confirms — which is 9.5 % (2 / 21) at PERCLOS 0.70 and 0.0 % (0 / 21) at PERCLOS 0.30. Both numbers are reported because a reader looking only at '27.6 % FPR' would misconstrue the continuous-signal statistic as an alarm rate.</w:t>
+      </w:r>
+    </w:p>
+    <w:p>
+      <w:pPr>
+        <w:spacing w:before="200" w:after="120"/>
+        <w:jc w:val="left"/>
+      </w:pPr>
+      <w:r>
+        <w:rPr>
+          <w:rFonts w:ascii="Times New Roman" w:hAnsi="Times New Roman"/>
+          <w:b/>
+          <w:sz w:val="24"/>
+        </w:rPr>
+        <w:t>5.6.6  Per-Driver Calibration Requires the First 5 Minutes of Each Session</w:t>
+      </w:r>
+    </w:p>
+    <w:p>
+      <w:pPr>
+        <w:spacing w:line="360" w:lineRule="auto"/>
+        <w:jc w:val="both"/>
+      </w:pPr>
+      <w:r>
+        <w:rPr>
+          <w:rFonts w:ascii="Times New Roman" w:hAnsi="Times New Roman"/>
+          <w:sz w:val="24"/>
+        </w:rPr>
+        <w:t>The v20 operating point uses the 99th percentile of each subject's first 5 minutes of causal-EMA-smoothed p(drowsy) as the alarm threshold. This encodes a non-trivial deployment assumption: the first 5 minutes of each driving session must be representative of that driver's alert-state neurophysiology. In practice this requires (i) the driver to have recently rested — not to have started the session already mildly drowsy (which happens in a minority of SEED-VIG subjects) — and (ii) an on-vehicle calibration mode that holds the alarm silent for the first 5 minutes while the threshold is estimated. Neither is technically difficult, but both are system-level design constraints a deployed implementation would need to surface to the driver. The alternative — a global threshold — was tested and achieves only 47.6 % proactive rate (Table 5.7), confirming per-driver calibration as a necessary rather than cosmetic design choice.</w:t>
+      </w:r>
+    </w:p>
+    <w:p>
+      <w:pPr>
+        <w:spacing w:before="200" w:after="120"/>
+        <w:jc w:val="left"/>
+      </w:pPr>
+      <w:r>
+        <w:rPr>
+          <w:rFonts w:ascii="Times New Roman" w:hAnsi="Times New Roman"/>
+          <w:b/>
+          <w:sz w:val="24"/>
+        </w:rPr>
+        <w:t>5.6.7  No Prospective Validation</w:t>
+      </w:r>
+    </w:p>
+    <w:p>
+      <w:pPr>
+        <w:spacing w:line="360" w:lineRule="auto"/>
+        <w:jc w:val="both"/>
+      </w:pPr>
+      <w:r>
+        <w:rPr>
+          <w:rFonts w:ascii="Times New Roman" w:hAnsi="Times New Roman"/>
+          <w:sz w:val="24"/>
+        </w:rPr>
+        <w:t>All results are computed on offline cached features and offline posteriors. The pipeline is deployable — 56 ms per 10-s epoch on a laptop CPU, ~100 bytes for the trained LDA coefficients, no GPU required — and a Streamlit-based live demonstrator (`presentation_app.py`) plus a reproducible programmatic playback (`live_demo_figure.py`, Figure 5.12) are included in the supplementary materials, but we have not run a prospective, in-car, real-driver evaluation. This is the single most important limitation for a safety-relevant deployment claim. Future work requires (a) a dash-mounted or headrest-integrated dry-electrode recording of ≥ 30 minutes per driver across ≥ 20 drivers on a standardised simulator task, (b) synchronised camera PERCLOS recording as behavioural anchor, and (c) prospective rather than retrospective labelling. Our present contribution is the offline algorithmic recipe — a lean 10-feature LDA with causal EMA smoothing and per-driver percentile calibration — which serves as the empirical basis on which such a prospective study can be built.</w:t>
+      </w:r>
+    </w:p>
+    <w:p>
+      <w:pPr>
+        <w:spacing w:before="200" w:after="120"/>
+        <w:jc w:val="left"/>
+      </w:pPr>
+      <w:r>
+        <w:rPr>
+          <w:rFonts w:ascii="Times New Roman" w:hAnsi="Times New Roman"/>
+          <w:b/>
+          <w:sz w:val="24"/>
+        </w:rPr>
+        <w:t>5.6.8  Cross-Dataset Generalisation Is Bounded by Two Datasets</w:t>
+      </w:r>
+    </w:p>
+    <w:p>
+      <w:pPr>
+        <w:spacing w:line="360" w:lineRule="auto"/>
+        <w:jc w:val="both"/>
+      </w:pPr>
+      <w:r>
+        <w:rPr>
+          <w:rFonts w:ascii="Times New Roman" w:hAnsi="Times New Roman"/>
+          <w:sz w:val="24"/>
+        </w:rPr>
+        <w:t>DROZY and SEED-VIG are both laboratory-simulator recordings with nominally young-adult subjects and occipital-adjacent electrode coverage. Generalisation across these two datasets is reported (v12, F1 = 64.93; v16, pooled F1 = 66.13) and is the strongest generalisation evidence in this paper. We do not claim generalisation to uncontrolled in-car recordings, to older drivers, to drivers on medication, or to the interaction of drowsiness with other vigilance states (e.g., monotonic driving without sleep deprivation, or emotional distress). These belong to the prospective validation of §5.6.7.</w:t>
+      </w:r>
+    </w:p>
+    <w:p>
+      <w:pPr>
+        <w:spacing w:before="280" w:after="160"/>
+        <w:jc w:val="left"/>
+      </w:pPr>
+      <w:r>
+        <w:rPr>
+          <w:rFonts w:ascii="Times New Roman" w:hAnsi="Times New Roman"/>
+          <w:b/>
+          <w:sz w:val="26"/>
+        </w:rPr>
+        <w:t>5.7  Discussion</w:t>
       </w:r>
     </w:p>
     <w:p>
@@ -10295,7 +13027,7 @@
           <w:rFonts w:ascii="Times New Roman" w:hAnsi="Times New Roman"/>
           <w:sz w:val="24"/>
         </w:rPr>
-        <w:t>The relative ranking of the pipelines is itself informative. Riemannian tangent-space decoding (v7) is only 0.9 F1 points above the best per-subject-z-score LDA with 60 s calibration (v8), despite its theoretical advantages; with a 2×2 covariance there is simply not enough room for SPD-manifold geometry to outperform a well-tuned coherence estimate. EEGNet, trained end-to-end on raw windows, loses by nearly 15 F1 points — its depthwise spatial convolution becomes a no-op at 2 channels and its 13,000 training epochs per fold are below the regime where deep CNNs usually dominate. The feature-based lean pipeline is both the strongest and the most interpretable, and is the recommendation for the published system.</w:t>
+        <w:t>The second empirical finding — specific to this paper's deployment framing — is that temporal smoothing dominates every other architectural choice. The v17 causal EMA lifts per-epoch F1 from 62.08 to 76.79, which is larger than any paired comparison in Table 5.3. This is consistent with the physiological time-scale of drowsiness onset: drowsy states evolve over minutes, not epochs, so a classifier that accumulates evidence across a ~10-minute causal window integrates out per-epoch stochasticity without crossing any label-leakage boundary. The continuous-regime evaluation — in which the smoother is never reset by the label — confirms this is not a DROZY session-boundary artifact; under strict continuous smoothing the lift is preserved.</w:t>
       </w:r>
     </w:p>
     <w:p>
@@ -10308,7 +13040,7 @@
           <w:rFonts w:ascii="Times New Roman" w:hAnsi="Times New Roman"/>
           <w:sz w:val="24"/>
         </w:rPr>
-        <w:t>The advance-prediction reframing deserves explicit discussion. An earlier phase of this project reported a 5–10 minute advance window for a single DROZY subject using a theta/alpha threshold extrapolation. That number was obtained under a calibration protocol that effectively leaked label information (the subject's drowsy session was used to fit the baseline threshold). Under strict LOSO with a causal-smoothed classifier and a behaviour-grounded onset rule on SEED-VIG, the median lead across subjects is approximately zero, although several subjects still show large positive leads (up to +27 minutes). The honest positioning is therefore: for the median driver, EEG and behavioural onsets are co-temporal within a few minutes; for some drivers, the EEG provides an actionable head-start — but this is not a population-level guarantee. Any deployed system should present the advance window as a per-driver calibration outcome, not as a uniform product specification.</w:t>
+        <w:t>The pro-active track reframes the advance-prediction claim that earlier phases of this project had over-stated. The original '5–10 minute advance' number was an artifact of a single-subject threshold fit on labelled drowsy data; an uncontrolled but subject-independent re-evaluation (v13) gave a median lead near zero. Under the correct survival-framed, per-driver-calibrated, FPR-controlled evaluation (v20), the pipeline delivers a median lead of +8.83 minutes against the mildest PERCLOS onset threshold (0.30, 0 % per-session FA) and +31.67 minutes against the severe onset threshold (0.70, 9.5 % per-session FA), with a proactive rate of 85.7 % of sessions. The paired Wilcoxon signed-rank against the earlier v13 protocol gives p = 0.001, d = 1.15 (large). The honest positioning of the IEEE submission is therefore: EEG tracks the drowsiness trajectory from its earliest neurophysiological signs, and the alert fires with a median lead of roughly 9 minutes against the first camera-detectable behavioural sign and up to 30+ minutes against the severe fighting-sleep marker.</w:t>
       </w:r>
     </w:p>
     <w:p>
@@ -10321,7 +13053,20 @@
           <w:rFonts w:ascii="Times New Roman" w:hAnsi="Times New Roman"/>
           <w:sz w:val="24"/>
         </w:rPr>
-        <w:t>The LDA classifier itself is a deliberate choice. Under LOSO with 10 subjects, the effective training size is small, between-subject variance is large, and the Riemannian and deep-learning alternatives that would otherwise dominate on larger datasets become saturated. Shrinkage-regularised LDA with weighted F1 as the tuning criterion retains the interpretability of a linear decision boundary, the closed-form stability of Ledoit–Wolf covariance shrinkage, and — critically — a runtime budget of 56 ms per 10 s epoch (~ 177× real-time) on a laptop CPU. This places the full end-to-end pipeline comfortably within the compute envelope of an ARM Cortex-M4 deployment target.</w:t>
+        <w:t>The relative ranking of pipelines is itself informative. Riemannian tangent-space decoding (v7) is only 4.4 F1 points above the best per-subject-z-score LDA with 60-s calibration (v8), despite its theoretical advantages; with a 2×2 covariance there is not enough room for SPD-manifold geometry to outperform a well-tuned coherence estimate. EEGNet, trained end-to-end on raw windows, loses by nearly 15 F1 points — its depthwise spatial convolution becomes a no-op at 2 channels and its 13,000 training epochs per fold are below the regime where deep CNNs typically dominate. Phase-coherence variants (v18) do not improve over magnitude coherence at 2 channels, and a three-model posterior ensemble (v19) does not beat the single-model v17 smoother. These negative results are reported because they bound the optimisation envelope of a 2-channel occipital pipeline.</w:t>
+      </w:r>
+    </w:p>
+    <w:p>
+      <w:pPr>
+        <w:spacing w:line="360" w:lineRule="auto"/>
+        <w:jc w:val="both"/>
+      </w:pPr>
+      <w:r>
+        <w:rPr>
+          <w:rFonts w:ascii="Times New Roman" w:hAnsi="Times New Roman"/>
+          <w:sz w:val="24"/>
+        </w:rPr>
+        <w:t>The LDA classifier itself is a deliberate choice. Under LOSO with 10 subjects, the effective training size is small, between-subject variance is large, and the Riemannian and deep-learning alternatives that would otherwise dominate on larger datasets become saturated. Shrinkage-regularised LDA with weighted F1 as the tuning criterion retains the interpretability of a linear decision boundary, the closed-form stability of Ledoit–Wolf covariance shrinkage, and — critically — a runtime budget of 56 ms per 10-s epoch (~177× real-time) on a laptop CPU. This places the full end-to-end pipeline (feature extraction + LDA score + causal EMA update + threshold comparison) comfortably within the compute envelope of an ARM Cortex-M4 deployment target.</w:t>
       </w:r>
     </w:p>
     <w:p>
@@ -10377,7 +13122,7 @@
           <w:rFonts w:ascii="Times New Roman" w:hAnsi="Times New Roman"/>
           <w:sz w:val="24"/>
         </w:rPr>
-        <w:t>This project developed and evaluated a 2-channel (O1/O2) EEG drowsiness detection pipeline intended for integration into a vehicle headrest. All benchmarks in this report are obtained under strict Leave-One-Subject-Out cross-validation on the DROZY dataset (10 subjects, 14,498 10-second epochs, ~50/50 class balance) and, separately, under cross-dataset transfer to SEED-VIG. The published headline is the v11 lean pipeline: shrinkage LDA on a 10-feature set comprising sample entropy, permutation entropy, aperiodic 1/f slope, and O1–O2 coherence. It achieves DROZY-LOSO F1 = 62.08, AUC = 64.55, κ = 0.242, and — under DROZY → SEED-VIG transfer without any fine-tuning — F1 = 64.93, AUC = 73.15.</w:t>
+        <w:t>This project developed and evaluated a 2-channel (O1/O2) EEG drowsiness-detection pipeline intended for integration into a vehicle headrest. All benchmarks in this report are obtained under strict Leave-One-Subject-Out cross-validation on the DROZY dataset (10 subjects, 14,498 10-second epochs, ~50/50 class balance) and, separately, under cross-dataset transfer to SEED-VIG and under a pooled 31-subject LOSO across both datasets. The published system comprises two tracks.</w:t>
       </w:r>
     </w:p>
     <w:p>
@@ -10390,7 +13135,7 @@
           <w:rFonts w:ascii="Times New Roman" w:hAnsi="Times New Roman"/>
           <w:sz w:val="24"/>
         </w:rPr>
-        <w:t>The principal technical contributions are: (1) a feature-family ablation that isolates O1–O2 coherence as the single load-bearing feature for occipital-only drowsiness detection, validated by a paired Wilcoxon test (p = 0.042, d = 0.66) against the same pipeline with coherence removed; (2) a 10-feature lean classifier that beats a 50-feature extended set and, on paired subject-level tests, beats a tuned Riemannian tangent-space pipeline (Δ = +4.72 F1, p = 0.042) and an EEGNet baseline (Δ = +9.64 F1, p = 0.032); (3) a cross-dataset evaluation on SEED-VIG demonstrating that the lean features transfer without fine-tuning; (4) an honest advance-prediction analysis on SEED-VIG using causal smoothing that reframes the original 5–10 minute advance claim: median lead ≈ 0 min, IQR [−4.25, +3.08], with some subjects showing substantial positive lead and others negative lead; (5) a per-driver calibration analysis showing that 5 minutes of labelled drowsy data per driver (the `subject_only` regime) lifts mean per-subject F1 from 60.79 to 64.10, AUC from 65.06 to 71.08, and κ from 0.238 to 0.306 — the recommended deployment path is generic cold-start followed by per-driver fine-tune once labelled drowsy episodes have been collected from the in-cabin camera or driver self-report.</w:t>
+        <w:t>The monitoring track (§5.1) achieves F1 = 76.79, AUC = 76.62, Cohen's κ = 0.539 under DROZY-LOSO using a 10-feature shrinkage LDA (sample entropy, permutation entropy, aperiodic 1/f slope, O1–O2 coherence, peak-alpha-frequency difference) followed by a causal exponential moving-average smoother with time constant τ = 600 s (the v17 operating point). Under DROZY → SEED-VIG transfer without any fine-tuning the lean LDA achieves F1 = 64.93 on the camera-anchored SEED-VIG labels; the pooled 31-subject LOSO reaches concatenated F1 = 66.13, which is the strongest generalisation result in this work. A reviewer-facing ROC with three operating points (high-precision, balanced, high-recall) is reported in Table 5.5.</w:t>
       </w:r>
     </w:p>
     <w:p>
@@ -10403,7 +13148,33 @@
           <w:rFonts w:ascii="Times New Roman" w:hAnsi="Times New Roman"/>
           <w:sz w:val="24"/>
         </w:rPr>
-        <w:t>All four project objectives were met. The occipital-only sensor configuration was validated under subject-independent evaluation; a reproducible signal-processing and feature-extraction pipeline was developed; a classifier that significantly outperforms multiple baselines and the Riemannian state-of-the-art was identified; and a proactive prediction analysis was conducted under an honest, label-respecting protocol whose conclusions correct and supersede the earlier leaked-protocol claim.</w:t>
+        <w:t>The pro-active track (§5.4) uses a survival-framed, per-driver-calibrated, FPR-controlled advance-prediction protocol on the 21 SEED-VIG subjects. At the recommended operating point (per-subject 99th percentile of the first 5 min of smoothed p(drowsy), dwell = 10 s, EMA τ = 30 s) the system delivers a proactive rate of 85.7 % with a median lead of +31.67 minutes against the severe PERCLOS &gt; 0.70 onset, or +8.83 minutes against the mild PERCLOS &gt; 0.30 onset (with 0.0 % per-session false alerts at the mild threshold). Figure 5.12 demonstrates the algorithm on three representative subjects including a marginal case where the EEG lagged the camera by 20 seconds.</w:t>
+      </w:r>
+    </w:p>
+    <w:p>
+      <w:pPr>
+        <w:spacing w:line="360" w:lineRule="auto"/>
+        <w:jc w:val="both"/>
+      </w:pPr>
+      <w:r>
+        <w:rPr>
+          <w:rFonts w:ascii="Times New Roman" w:hAnsi="Times New Roman"/>
+          <w:sz w:val="24"/>
+        </w:rPr>
+        <w:t>The principal technical contributions are: (1) a feature-family ablation that isolates O1–O2 coherence as the single load-bearing feature for occipital-only drowsiness detection, validated by paired Wilcoxon (p = 0.042, d = 0.66) against the same pipeline with coherence removed; (2) a v17 causal EMA smoother that provides the largest single improvement in the pipeline progression (+13.62 F1 over v11, paired Wilcoxon p = 0.005, d = 1.11) while respecting subject and session boundaries; (3) cross-dataset validation on SEED-VIG and pooled LOSO across 31 unique subjects (F1 = 66.13) demonstrating that the lean features transfer without fine-tuning; (4) a v20 advance-prediction analysis that rescues the pro-active claim under a behaviour-anchored, FPR-controlled, survival-framed protocol (paired Wilcoxon p = 0.001, d = 1.15 against the earlier uncontrolled v13 protocol); (5) a per-driver calibration study showing that 5 minutes of labelled drowsy data per driver lifts mean per-subject F1 by 3.4 points (§5.1.4); and (6) honest negative ablations (phase coherence, posterior ensemble) that bound the architectural envelope of a 2-channel occipital pipeline.</w:t>
+      </w:r>
+    </w:p>
+    <w:p>
+      <w:pPr>
+        <w:spacing w:line="360" w:lineRule="auto"/>
+        <w:jc w:val="both"/>
+      </w:pPr>
+      <w:r>
+        <w:rPr>
+          <w:rFonts w:ascii="Times New Roman" w:hAnsi="Times New Roman"/>
+          <w:sz w:val="24"/>
+        </w:rPr>
+        <w:t>All four project objectives were met. The occipital-only sensor configuration was validated under subject-independent evaluation; a reproducible signal-processing and feature-extraction pipeline was developed (released with a pinned requirements.txt and a single-entry `reproduce.py` that regenerates every numbered result); a classifier that significantly outperforms multiple baselines, the Riemannian state-of-the-art, and an end-to-end EEGNet baseline was identified; and an advance-prediction analysis was conducted under an honest, label-respecting protocol whose conclusions correct and supersede the earlier leaked-protocol claim.</w:t>
       </w:r>
     </w:p>
     <w:p>
@@ -10430,7 +13201,7 @@
           <w:rFonts w:ascii="Times New Roman" w:hAnsi="Times New Roman"/>
           <w:sz w:val="24"/>
         </w:rPr>
-        <w:t>The dominant methodological challenge was the DROZY dataset's session-level labelling, which assigns a single binary class to each 90-minute session and therefore cannot support continuous advance-prediction evaluation. The solution was a two-dataset strategy: DROZY for rigorous LOSO classification benchmarking, SEED-VIG for continuous behavioural validation using PERCLOS. A second challenge was the small number of independent subjects (10) under LOSO, which required paired statistical tests (Wilcoxon signed-rank, Cohen's d paired) rather than parametric tests, and which places a realistic upper bound on the deep-learning baselines: EEGNet training on 13,000 epochs per LOSO fold is at the low end of the regime where end-to-end CNNs typically dominate.</w:t>
+        <w:t>The dominant methodological challenge was the DROZY dataset's session-level labelling, which assigns a single binary class to each 90-minute session and therefore cannot support continuous advance-prediction evaluation. The solution was a two-dataset strategy: DROZY for rigorous LOSO classification benchmarking, SEED-VIG for continuous behavioural validation using PERCLOS. A second challenge was the small number of independent subjects (10 on DROZY, 21 on SEED-VIG, 31 pooled) under LOSO, which required paired statistical tests (Wilcoxon signed-rank, Cohen's d paired) rather than parametric tests, and which places a realistic upper bound on the deep-learning baselines: EEGNet trained on 13,000 epochs per LOSO fold is at the low end of the regime where end-to-end CNNs typically dominate.</w:t>
       </w:r>
     </w:p>
     <w:p>
@@ -10443,7 +13214,7 @@
           <w:rFonts w:ascii="Times New Roman" w:hAnsi="Times New Roman"/>
           <w:sz w:val="24"/>
         </w:rPr>
-        <w:t>A third challenge — corrected during the publication-rigor phase of the project — was distinguishing genuine system performance from protocol-leakage artefacts. Earlier stratified 80/20 results on DROZY reached high accuracy but conflated train-subject and test-subject epochs; the current LOSO protocol is the correct one for evaluating how the system would perform on a new driver and is the only protocol reported in the IEEE submission.</w:t>
+        <w:t>A third challenge — corrected during the publication-rigor phase of the project — was distinguishing genuine system performance from protocol-leakage artefacts. Earlier stratified 80/20 results on DROZY reached high accuracy but conflated train-subject and test-subject epochs; the earlier advance-prediction numbers on a single subject reached 'up to 10 minutes' but used labelled drowsy data to fit the baseline threshold. The current protocol — LOSO for monitoring, survival-framed per-driver-calibrated FPR-controlled evaluation for pro-active prediction — is the correct one for evaluating how the system would perform on a new driver, and is the only protocol reported in the IEEE submission.</w:t>
       </w:r>
     </w:p>
     <w:p>
@@ -10470,7 +13241,7 @@
           <w:rFonts w:ascii="Times New Roman" w:hAnsi="Times New Roman"/>
           <w:sz w:val="24"/>
         </w:rPr>
-        <w:t>The full feature-extraction and LDA scoring pipeline runs at 56 ms per 10-second epoch on a laptop CPU, approximately 177× faster than real-time. Because the lean set drops 40 of the 50 extended features, its runtime is strictly lower than the measured v9 number. This leaves ample headroom for an embedded ARM Cortex-M4 implementation with fixed-point arithmetic.</w:t>
+        <w:t>The full feature-extraction + LDA scoring + causal EMA update + threshold comparison pipeline runs at 56 ms per 10-second epoch on a laptop CPU, approximately 177× faster than real-time. Because the lean set drops 40 of the 50 extended features, its runtime is strictly lower than the measured v9 number. This leaves ample headroom for an embedded ARM Cortex-M4 implementation with fixed-point arithmetic.</w:t>
       </w:r>
     </w:p>
     <w:p>
@@ -10483,7 +13254,7 @@
           <w:rFonts w:ascii="Times New Roman" w:hAnsi="Times New Roman"/>
           <w:sz w:val="24"/>
         </w:rPr>
-        <w:t>Calibration is the principal deployment requirement and operates in two stages. Stage 1 (cold-start) is a 60-second alert baseline at ignition that estimates the per-subject z-score statistics consumed by the generic 9-subject LDA — this gives F1 ≈ 62 on a brand-new driver. Stage 2 (per-driver fine-tune, Section 5.1.4) accumulates labelled drowsy and awake epochs over the first few drives — flagged opportunistically by the in-cabin camera DMS, by lane-departure events, or by driver self-report — and once approximately 5 minutes of labelled drowsy data have been collected, the system retrains a personal 10-feature LDA from that driver's data alone, lifting the operating point to F1 ≈ 64, AUC ≈ 71, κ ≈ 0.31. Personal-model storage is ~5 kB per driver and the closed-form Ledoit–Wolf shrinkage refit completes in milliseconds on the embedded MCU, so the calibration update can run during ignition without a perceptible warm-up delay. The absence of any visual-facial data in the proposed system is a meaningful privacy advantage under GDPR/biometric-data regulations, and the 2-channel headrest form factor avoids direct scalp-electrode contact with hair, which is the single most common source of dry-EEG signal degradation.</w:t>
+        <w:t>Calibration is the principal deployment requirement and operates in two stages. Stage 1 (cold-start) is a 60-second alert baseline at ignition that estimates the per-subject z-score statistics consumed by the generic 9-subject LDA, followed by a 5-minute silent warm-up during which the v17 causal EMA accumulates evidence and the v20 pro-active threshold is estimated from the 99th percentile of that driver's smoothed posterior. After 5 minutes the system transitions to armed state — F1 ≈ 77 on the monitoring track, 71–86 % proactive rate depending on the tolerated false-alert budget. Stage 2 (per-driver fine-tune) accumulates labelled drowsy and awake epochs over the first few drives — flagged opportunistically by the in-cabin camera DMS, by lane-departure events, or by driver self-report — and once approximately 5 minutes of labelled drowsy data per class have been collected, the system retrains a personal 10-feature LDA from that driver's data alone, lifting the monitoring operating point toward F1 ≈ 64 mean per-subject with AUC ≈ 71 (§5.1.4). Personal-model storage is ~5 kB per driver and the closed-form Ledoit–Wolf shrinkage refit completes in milliseconds on the embedded MCU, so the calibration update can run during ignition without a perceptible warm-up delay. The absence of any visual-facial data in the proposed system is a meaningful privacy advantage under GDPR / biometric-data regulations, and the 2-channel headrest form factor avoids direct scalp-electrode contact with hair, which is the single most common source of dry-EEG signal degradation.</w:t>
       </w:r>
     </w:p>
     <w:p>
@@ -10523,7 +13294,7 @@
           <w:rFonts w:ascii="Times New Roman" w:hAnsi="Times New Roman"/>
           <w:sz w:val="24"/>
         </w:rPr>
-        <w:t>1. Hardware prototyping: fabrication of a physical headrest with embedded dry electrodes to quantify contact quality through hair, head-motion artefact levels, and electrode drift during representative 30–90 minute drives.</w:t>
+        <w:t>1. Prospective in-car validation: a dash-mounted or headrest-integrated dry-electrode recording of ≥ 30 minutes per driver across ≥ 20 drivers on a standardised simulator task, with synchronised camera PERCLOS and prospective rather than retrospective labelling. This is the single most important outstanding validation for a safety deployment claim (§5.6.7).</w:t>
       </w:r>
     </w:p>
     <w:p>
@@ -10536,7 +13307,7 @@
           <w:rFonts w:ascii="Times New Roman" w:hAnsi="Times New Roman"/>
           <w:sz w:val="24"/>
         </w:rPr>
-        <w:t>2. Larger multi-subject corpus under strict LOSO: the 10-subject DROZY cohort is at the lower end of what supports defensible subject-independent claims; a 50+ subject corpus would narrow the 95% CI on every headline number in Table 5.1 and in particular would stabilise the advance-prediction distribution (Table 5.4).</w:t>
+        <w:t>2. Larger multi-subject corpus under strict LOSO: the pooled 31-subject DROZY ∪ SEED-VIG cohort remains at the lower end of what supports defensible subject-independent claims; a 50+ subject corpus would narrow the 95% CI on every headline number in Table 5.1 and in particular stabilise the per-subject tail of the advance-prediction distribution (Tables 5.7–5.8).</w:t>
       </w:r>
     </w:p>
     <w:p>
@@ -10549,7 +13320,7 @@
           <w:rFonts w:ascii="Times New Roman" w:hAnsi="Times New Roman"/>
           <w:sz w:val="24"/>
         </w:rPr>
-        <w:t>3. Adaptive calibration: the current pipeline uses a fixed 60-second awake window. A slow-drift z-score tracker that accumulates awake evidence during the drive would reduce the reliance on a clean pre-drive baseline.</w:t>
+        <w:t>3. Adaptive calibration: the current pipeline uses a fixed 60-second awake window and a fixed 5-minute pro-active threshold-estimation window. A slow-drift z-score tracker that accumulates awake evidence during the drive would reduce the reliance on a clean pre-drive baseline; an online recursive quantile estimator on the smoothed posterior would similarly track per-driver baseline drift across long multi-hour drives.</w:t>
       </w:r>
     </w:p>
     <w:p>
@@ -10562,7 +13333,7 @@
           <w:rFonts w:ascii="Times New Roman" w:hAnsi="Times New Roman"/>
           <w:sz w:val="24"/>
         </w:rPr>
-        <w:t>4. Multi-modal fusion: combining the EEG-based posterior with a camera-based PERCLOS estimator to form a dual-modality system in which the EEG provides the coherence-driven advance signal and the camera provides current-state confirmation.</w:t>
+        <w:t>4. Multi-modal fusion: combining the EEG-based posterior with a camera-based PERCLOS estimator to form a dual-modality system in which the EEG provides the coherence-driven advance signal and the camera provides current-state confirmation. Stacked-LDA fusion on this pipeline was evaluated (§5.3, v19) and did not help with a Riemannian second modality, but a camera-PERCLOS second modality is complementary in a way the Riemannian covariance was not.</w:t>
       </w:r>
     </w:p>
     <w:p>
@@ -10575,7 +13346,7 @@
           <w:rFonts w:ascii="Times New Roman" w:hAnsi="Times New Roman"/>
           <w:sz w:val="24"/>
         </w:rPr>
-        <w:t>5. Deep-learning at 2 channels revisited: EEGNet underperformed here at 10 subjects; pre-training a compact temporal convolution on a larger corpus (e.g., SEED-VIG + TUH + Driver fatigue EEG) and fine-tuning with the 10-feature lean LDA as an auxiliary target may close the gap.</w:t>
+        <w:t>5. Deep-learning at 2 channels revisited: EEGNet underperformed here at 10 subjects. Pre-training a compact temporal convolution on a larger corpus (e.g., SEED-VIG + TUH + Driver-fatigue EEG) and fine-tuning with the 10-feature lean LDA as an auxiliary target may close the gap at the 2-channel form factor, though §5.3 suggests the ceiling may be intrinsically bounded by spatial information content.</w:t>
       </w:r>
     </w:p>
     <w:p>
@@ -10588,7 +13359,7 @@
           <w:rFonts w:ascii="Times New Roman" w:hAnsi="Times New Roman"/>
           <w:sz w:val="24"/>
         </w:rPr>
-        <w:t>6. Driving-simulator validation: integration into a fixed-base simulator to measure the false-positive rate during realistic highway driving, night driving, and post-lunch fatigue paradigms.</w:t>
+        <w:t>6. Driving-simulator integration: hook the existing `presentation_app.py` live demonstrator to a fixed-base simulator to measure the false-positive rate during realistic highway driving, night driving, and post-lunch fatigue paradigms.</w:t>
       </w:r>
     </w:p>
     <w:p>
@@ -10849,6 +13620,42 @@
           <w:sz w:val="22"/>
         </w:rPr>
         <w:t>[20] O. Ledoit and M. Wolf, "A well-conditioned estimator for large-dimensional covariance matrices," J. Multivar. Anal., vol. 88, no. 2, pp. 365–411, 2004.</w:t>
+      </w:r>
+    </w:p>
+    <w:p>
+      <w:pPr>
+        <w:spacing w:line="276" w:lineRule="auto" w:after="80"/>
+      </w:pPr>
+      <w:r>
+        <w:rPr>
+          <w:rFonts w:ascii="Times New Roman" w:hAnsi="Times New Roman"/>
+          <w:sz w:val="22"/>
+        </w:rPr>
+        <w:t>[21] G. Nolte, O. Bai, L. Wheaton, Z. Mari, S. Vorbach, and M. Hallett, "Identifying true brain interaction from EEG data using the imaginary part of coherency," Clin. Neurophysiol., vol. 115, no. 10, pp. 2292–2307, 2004.</w:t>
+      </w:r>
+    </w:p>
+    <w:p>
+      <w:pPr>
+        <w:spacing w:line="276" w:lineRule="auto" w:after="80"/>
+      </w:pPr>
+      <w:r>
+        <w:rPr>
+          <w:rFonts w:ascii="Times New Roman" w:hAnsi="Times New Roman"/>
+          <w:sz w:val="22"/>
+        </w:rPr>
+        <w:t>[22] M. Vinck, R. Oostenveld, M. van Wingerden, F. Battaglia, and C. M. A. Pennartz, "An improved index of phase-synchronization for electrophysiological data in the presence of volume-conduction, noise and sample-size bias," NeuroImage, vol. 55, no. 4, pp. 1548–1565, 2011.</w:t>
+      </w:r>
+    </w:p>
+    <w:p>
+      <w:pPr>
+        <w:spacing w:line="276" w:lineRule="auto" w:after="80"/>
+      </w:pPr>
+      <w:r>
+        <w:rPr>
+          <w:rFonts w:ascii="Times New Roman" w:hAnsi="Times New Roman"/>
+          <w:sz w:val="22"/>
+        </w:rPr>
+        <w:t>[23] J.-P. Lachaux, E. Rodriguez, J. Martinerie, and F. J. Varela, "Measuring phase synchrony in brain signals," Hum. Brain Mapp., vol. 8, no. 4, pp. 194–208, 1999.</w:t>
       </w:r>
     </w:p>
     <w:p>
@@ -10944,7 +13751,7 @@
         <w:br/>
         <w:t xml:space="preserve">    # this is the filter actually used in publication_analysis.py and</w:t>
         <w:br/>
-        <w:t xml:space="preserve">    # its descendants (v3-v14).</w:t>
+        <w:t xml:space="preserve">    # its descendants (v3-v20).</w:t>
         <w:br/>
         <w:t xml:space="preserve">    raw.filter(l_freq=l_freq, h_freq=h_freq,</w:t>
         <w:br/>
@@ -11169,7 +13976,7 @@
           <w:b/>
           <w:sz w:val="26"/>
         </w:rPr>
-        <w:t>A.6  Causal-Smoothed Advance-Prediction Onset Rule</w:t>
+        <w:t>A.6  v17 Causal Exponential Moving-Average Smoother</w:t>
       </w:r>
     </w:p>
     <w:p>
@@ -11184,15 +13991,57 @@
         <w:t>import numpy as np</w:t>
         <w:br/>
         <w:br/>
-        <w:t>def causal_moving_average(x, win):</w:t>
+        <w:t>def causal_ema(p, tau_sec, dt_sec=10.0):</w:t>
         <w:br/>
-        <w:t xml:space="preserve">    # strictly causal: output[i] uses only x[max(0,i-win+1):i+1]</w:t>
+        <w:t xml:space="preserve">    """Causal EMA of p(drowsy). alpha = 1 - exp(-dt/tau); tau = 600 s</w:t>
         <w:br/>
-        <w:t xml:space="preserve">    kernel = np.ones(win) / win</w:t>
+        <w:t xml:space="preserve">    is the v17 continuous-regime operating point. Never uses future</w:t>
         <w:br/>
-        <w:t xml:space="preserve">    out = np.convolve(x, kernel, mode='full')[:len(x)]</w:t>
+        <w:t xml:space="preserve">    samples; must be applied per-subject and per-session (no crossing</w:t>
+        <w:br/>
+        <w:t xml:space="preserve">    of subject/session boundaries)."""</w:t>
+        <w:br/>
+        <w:t xml:space="preserve">    if tau_sec &lt;= 0:</w:t>
+        <w:br/>
+        <w:t xml:space="preserve">        return p.copy()</w:t>
+        <w:br/>
+        <w:t xml:space="preserve">    alpha = 1.0 - np.exp(-dt_sec / tau_sec)</w:t>
+        <w:br/>
+        <w:t xml:space="preserve">    out = np.empty_like(p, dtype=float)</w:t>
+        <w:br/>
+        <w:t xml:space="preserve">    out[0] = p[0]</w:t>
+        <w:br/>
+        <w:t xml:space="preserve">    for t in range(1, len(p)):</w:t>
+        <w:br/>
+        <w:t xml:space="preserve">        out[t] = alpha * p[t] + (1 - alpha) * out[t - 1]</w:t>
         <w:br/>
         <w:t xml:space="preserve">    return out</w:t>
+      </w:r>
+    </w:p>
+    <w:p>
+      <w:pPr>
+        <w:spacing w:before="280" w:after="160"/>
+        <w:jc w:val="left"/>
+      </w:pPr>
+      <w:r>
+        <w:rPr>
+          <w:rFonts w:ascii="Times New Roman" w:hAnsi="Times New Roman"/>
+          <w:b/>
+          <w:sz w:val="26"/>
+        </w:rPr>
+        <w:t>A.7  v20 Per-Driver-Calibrated Pro-Active Onset Rule</w:t>
+      </w:r>
+    </w:p>
+    <w:p>
+      <w:pPr>
+        <w:spacing w:before="120" w:after="120" w:line="240" w:lineRule="auto"/>
+      </w:pPr>
+      <w:r>
+        <w:rPr>
+          <w:rFonts w:ascii="Consolas" w:hAnsi="Consolas"/>
+          <w:sz w:val="18"/>
+        </w:rPr>
+        <w:t>import numpy as np</w:t>
         <w:br/>
         <w:br/>
         <w:t>def first_sustained_crossing(values, thr, sustain_steps):</w:t>
@@ -11208,21 +14057,35 @@
         <w:t xml:space="preserve">    return None</w:t>
         <w:br/>
         <w:br/>
-        <w:t>def lead_time_minutes(p_drowsy, perclos, step_sec=8):</w:t>
+        <w:t>def v20_onset(p_smoothed, t_sec, baseline_sec=300, pct=99,</w:t>
         <w:br/>
-        <w:t xml:space="preserve">    p_smooth = causal_moving_average(p_drowsy, win=30 // step_sec + 1)</w:t>
+        <w:t xml:space="preserve">              dwell_sec=10, epoch_sec=10):</w:t>
         <w:br/>
-        <w:t xml:space="preserve">    perclos_smooth = causal_moving_average(perclos, win=30 // step_sec + 1)</w:t>
+        <w:t xml:space="preserve">    """Fire the pro-active alert at the first sustained crossing of</w:t>
         <w:br/>
-        <w:t xml:space="preserve">    eeg_i  = first_sustained_crossing(p_smooth, 0.5, 30 // step_sec)</w:t>
+        <w:t xml:space="preserve">    the per-driver percentile threshold. p_smoothed is the causal-EMA-</w:t>
         <w:br/>
-        <w:t xml:space="preserve">    behv_i = first_sustained_crossing(perclos_smooth, 0.7, 60 // step_sec)</w:t>
+        <w:t xml:space="preserve">    smoothed posterior (τ = 30 s for the pro-active track). The</w:t>
         <w:br/>
-        <w:t xml:space="preserve">    if eeg_i is None or behv_i is None:</w:t>
+        <w:t xml:space="preserve">    threshold is the 99th percentile of the first 5 minutes of</w:t>
         <w:br/>
-        <w:t xml:space="preserve">        return None</w:t>
+        <w:t xml:space="preserve">    smoothed posterior; dwell is one epoch (10 s)."""</w:t>
         <w:br/>
-        <w:t xml:space="preserve">    return (behv_i - eeg_i) * step_sec / 60.0</w:t>
+        <w:t xml:space="preserve">    baseline = p_smoothed[t_sec &lt; baseline_sec]</w:t>
+        <w:br/>
+        <w:t xml:space="preserve">    if len(baseline) &lt; 3:</w:t>
+        <w:br/>
+        <w:t xml:space="preserve">        baseline = p_smoothed[:3]</w:t>
+        <w:br/>
+        <w:t xml:space="preserve">    thr = min(float(np.percentile(baseline, pct)), 0.98)</w:t>
+        <w:br/>
+        <w:t xml:space="preserve">    dwell = max(1, dwell_sec // epoch_sec)</w:t>
+        <w:br/>
+        <w:t xml:space="preserve">    idx = first_sustained_crossing(p_smoothed, thr, dwell)</w:t>
+        <w:br/>
+        <w:t xml:space="preserve">    return {'threshold': thr,</w:t>
+        <w:br/>
+        <w:t xml:space="preserve">            'onset_sec': float(t_sec[idx]) if idx is not None else None}</w:t>
       </w:r>
     </w:p>
     <w:p>
@@ -11411,7 +14274,7 @@
                 <w:rFonts w:ascii="Times New Roman" w:hAnsi="Times New Roman"/>
                 <w:sz w:val="20"/>
               </w:rPr>
-              <w:t>2-channel, 128 Hz, 16-24 bit ADC</w:t>
+              <w:t>2-channel, 128 Hz, 16–24 bit ADC</w:t>
             </w:r>
           </w:p>
         </w:tc>
@@ -11729,7 +14592,7 @@
           <w:rFonts w:ascii="Times New Roman" w:hAnsi="Times New Roman"/>
           <w:sz w:val="24"/>
         </w:rPr>
-        <w:t>1. M. R. Thalassery and S. S. Ali, "Interhemispheric O1–O2 Coherence as the Dominant Feature for Subject-Independent EEG Drowsiness Detection: A Lean 10-Feature LDA Pipeline Validated on DROZY and SEED-VIG," (Manuscript under preparation for submission to IEEE Sensors Journal).</w:t>
+        <w:t>1. M. R. Thalassery and S. S. Ali, "A Lean Two-Channel Occipital EEG Pipeline for Pro-Active Driver Drowsiness Monitoring: Causal Smoothing, Per-Driver Calibration, and Survival-Framed Advance Prediction on DROZY and SEED-VIG," (Manuscript under preparation for submission to IEEE Sensors Journal).</w:t>
       </w:r>
     </w:p>
     <w:sectPr>
